--- a/PDS实际测量数据/工作记录.docx
+++ b/PDS实际测量数据/工作记录.docx
@@ -1,19 +1,70 @@
 
 <file path=word/document.xml><?xml version="1.0" encoding="utf-8"?>
-<w:document xmlns:wpc="http://schemas.microsoft.com/office/word/2010/wordprocessingCanvas" xmlns:cx="http://schemas.microsoft.com/office/drawing/2014/chartex" xmlns:cx1="http://schemas.microsoft.com/office/drawing/2015/9/8/chartex" xmlns:cx2="http://schemas.microsoft.com/office/drawing/2015/10/21/chartex" xmlns:cx3="http://schemas.microsoft.com/office/drawing/2016/5/9/chartex" xmlns:cx4="http://schemas.microsoft.com/office/drawing/2016/5/10/chartex" xmlns:cx5="http://schemas.microsoft.com/office/drawing/2016/5/11/chartex" xmlns:cx6="http://schemas.microsoft.com/office/drawing/2016/5/12/chartex" xmlns:cx7="http://schemas.microsoft.com/office/drawing/2016/5/13/chartex" xmlns:cx8="http://schemas.microsoft.com/office/drawing/2016/5/14/chartex" xmlns:mc="http://schemas.openxmlformats.org/markup-compatibility/2006" xmlns:aink="http://schemas.microsoft.com/office/drawing/2016/ink" xmlns:am3d="http://schemas.microsoft.com/office/drawing/2017/model3d" xmlns:o="urn:schemas-microsoft-com:office:office" xmlns:oel="http://schemas.microsoft.com/office/2019/extlst" xmlns:r="http://schemas.openxmlformats.org/officeDocument/2006/relationships" xmlns:m="http://schemas.openxmlformats.org/officeDocument/2006/math" xmlns:v="urn:schemas-microsoft-com:vml" xmlns:wp14="http://schemas.microsoft.com/office/word/2010/wordprocessingDrawing" xmlns:wp="http://schemas.openxmlformats.org/drawingml/2006/wordprocessingDrawing" xmlns:w10="urn:schemas-microsoft-com:office:word" xmlns:w="http://schemas.openxmlformats.org/wordprocessingml/2006/main" xmlns:w14="http://schemas.microsoft.com/office/word/2010/wordml" xmlns:w15="http://schemas.microsoft.com/office/word/2012/wordml" xmlns:w16cex="http://schemas.microsoft.com/office/word/2018/wordml/cex" xmlns:w16cid="http://schemas.microsoft.com/office/word/2016/wordml/cid" xmlns:w16="http://schemas.microsoft.com/office/word/2018/wordml" xmlns:w16du="http://schemas.microsoft.com/office/word/2023/wordml/word16du" xmlns:w16sdtdh="http://schemas.microsoft.com/office/word/2020/wordml/sdtdatahash" xmlns:w16sdtfl="http://schemas.microsoft.com/office/word/2024/wordml/sdtformatlock" xmlns:w16se="http://schemas.microsoft.com/office/word/2015/wordml/symex" xmlns:wpg="http://schemas.microsoft.com/office/word/2010/wordprocessingGroup" xmlns:wpi="http://schemas.microsoft.com/office/word/2010/wordprocessingInk" xmlns:wne="http://schemas.microsoft.com/office/word/2006/wordml" xmlns:wps="http://schemas.microsoft.com/office/word/2010/wordprocessingShape" mc:Ignorable="w14 w15 w16se w16cid w16 w16cex w16sdtdh w16sdtfl w16du wp14">
+<w:document xmlns:wpc="http://schemas.microsoft.com/office/word/2010/wordprocessingCanvas" xmlns:cx="http://schemas.microsoft.com/office/drawing/2014/chartex" xmlns:cx1="http://schemas.microsoft.com/office/drawing/2015/9/8/chartex" xmlns:cx2="http://schemas.microsoft.com/office/drawing/2015/10/21/chartex" xmlns:cx3="http://schemas.microsoft.com/office/drawing/2016/5/9/chartex" xmlns:cx4="http://schemas.microsoft.com/office/drawing/2016/5/10/chartex" xmlns:cx5="http://schemas.microsoft.com/office/drawing/2016/5/11/chartex" xmlns:cx6="http://schemas.microsoft.com/office/drawing/2016/5/12/chartex" xmlns:cx7="http://schemas.microsoft.com/office/drawing/2016/5/13/chartex" xmlns:cx8="http://schemas.microsoft.com/office/drawing/2016/5/14/chartex" xmlns:mc="http://schemas.openxmlformats.org/markup-compatibility/2006" xmlns:o="urn:schemas-microsoft-com:office:office" xmlns:r="http://schemas.openxmlformats.org/officeDocument/2006/relationships" xmlns:m="http://schemas.openxmlformats.org/officeDocument/2006/math" xmlns:v="urn:schemas-microsoft-com:vml" xmlns:wp14="http://schemas.microsoft.com/office/word/2010/wordprocessingDrawing" xmlns:wp="http://schemas.openxmlformats.org/drawingml/2006/wordprocessingDrawing" xmlns:w="http://schemas.openxmlformats.org/wordprocessingml/2006/main" xmlns:w14="http://schemas.microsoft.com/office/word/2010/wordml" xmlns:w10="urn:schemas-microsoft-com:office:word" xmlns:w15="http://schemas.microsoft.com/office/word/2012/wordml" xmlns:wpg="http://schemas.microsoft.com/office/word/2010/wordprocessingGroup" xmlns:wpi="http://schemas.microsoft.com/office/word/2010/wordprocessingInk" xmlns:wne="http://schemas.microsoft.com/office/word/2006/wordml" xmlns:wps="http://schemas.microsoft.com/office/word/2010/wordprocessingShape" xmlns:wpsCustomData="http://www.wps.cn/officeDocument/2013/wpsCustomData" mc:Ignorable="w14 w15 wp14">
   <w:body>
     <w:p>
-      <w:r>
-        <w:rPr>
-          <w:rFonts w:hint="eastAsia"/>
-        </w:rPr>
-        <w:t>第三阶段建立独立对比工程</w:t>
-      </w:r>
-    </w:p>
-    <w:p>
-      <w:r>
-        <w:rPr>
-          <w:rFonts w:hint="eastAsia"/>
+      <w:pPr>
+        <w:rPr>
+          <w:rFonts w:hint="default" w:eastAsiaTheme="minorEastAsia"/>
+          <w:b/>
+          <w:bCs/>
+          <w:sz w:val="48"/>
+          <w:szCs w:val="48"/>
+          <w:lang w:val="en-US" w:eastAsia="zh-CN"/>
+        </w:rPr>
+      </w:pPr>
+      <w:r>
+        <w:rPr>
+          <w:rFonts w:hint="eastAsia"/>
+          <w:b/>
+          <w:bCs/>
+          <w:sz w:val="48"/>
+          <w:szCs w:val="48"/>
+          <w:lang w:val="en-US" w:eastAsia="zh-CN"/>
+        </w:rPr>
+        <w:t>ff_and_latch</w:t>
+      </w:r>
+    </w:p>
+    <w:p>
+      <w:pPr>
+        <w:rPr>
+          <w:rFonts w:hint="default" w:eastAsiaTheme="minorEastAsia"/>
+          <w:sz w:val="44"/>
+          <w:szCs w:val="44"/>
+          <w:lang w:val="en-US" w:eastAsia="zh-CN"/>
+        </w:rPr>
+      </w:pPr>
+      <w:r>
+        <w:rPr>
+          <w:rFonts w:hint="eastAsia"/>
+          <w:sz w:val="44"/>
+          <w:szCs w:val="44"/>
+          <w:lang w:val="en-US" w:eastAsia="zh-CN"/>
+        </w:rPr>
+        <w:t>一.对比latch和FF电路工作方式</w:t>
+      </w:r>
+    </w:p>
+    <w:p>
+      <w:pPr>
+        <w:rPr>
+          <w:sz w:val="36"/>
+          <w:szCs w:val="36"/>
+        </w:rPr>
+      </w:pPr>
+      <w:r>
+        <w:rPr>
+          <w:rFonts w:hint="eastAsia"/>
+          <w:sz w:val="36"/>
+          <w:szCs w:val="36"/>
+          <w:lang w:val="en-US" w:eastAsia="zh-CN"/>
+        </w:rPr>
+        <w:t>1.</w:t>
+      </w:r>
+      <w:r>
+        <w:rPr>
+          <w:rFonts w:hint="eastAsia"/>
+          <w:sz w:val="36"/>
+          <w:szCs w:val="36"/>
         </w:rPr>
         <w:t>FF工程：</w:t>
       </w:r>
@@ -72,29 +123,47 @@
     </w:p>
     <w:tbl>
       <w:tblPr>
+        <w:tblStyle w:val="13"/>
         <w:tblW w:w="0" w:type="auto"/>
         <w:tblCellSpacing w:w="15" w:type="dxa"/>
+        <w:tblInd w:w="0" w:type="dxa"/>
         <w:tblBorders>
-          <w:top w:val="single" w:sz="4" w:space="0" w:color="auto"/>
-          <w:left w:val="single" w:sz="4" w:space="0" w:color="auto"/>
-          <w:bottom w:val="single" w:sz="4" w:space="0" w:color="auto"/>
-          <w:right w:val="single" w:sz="4" w:space="0" w:color="auto"/>
-          <w:insideH w:val="single" w:sz="4" w:space="0" w:color="auto"/>
-          <w:insideV w:val="single" w:sz="4" w:space="0" w:color="auto"/>
+          <w:top w:val="single" w:color="auto" w:sz="4" w:space="0"/>
+          <w:left w:val="single" w:color="auto" w:sz="4" w:space="0"/>
+          <w:bottom w:val="single" w:color="auto" w:sz="4" w:space="0"/>
+          <w:right w:val="single" w:color="auto" w:sz="4" w:space="0"/>
+          <w:insideH w:val="single" w:color="auto" w:sz="4" w:space="0"/>
+          <w:insideV w:val="single" w:color="auto" w:sz="4" w:space="0"/>
         </w:tblBorders>
+        <w:tblLayout w:type="autofit"/>
         <w:tblCellMar>
           <w:top w:w="15" w:type="dxa"/>
           <w:left w:w="15" w:type="dxa"/>
           <w:bottom w:w="15" w:type="dxa"/>
           <w:right w:w="15" w:type="dxa"/>
         </w:tblCellMar>
-        <w:tblLook w:val="04A0" w:firstRow="1" w:lastRow="0" w:firstColumn="1" w:lastColumn="0" w:noHBand="0" w:noVBand="1"/>
       </w:tblPr>
       <w:tblGrid>
         <w:gridCol w:w="3043"/>
         <w:gridCol w:w="5253"/>
       </w:tblGrid>
       <w:tr>
+        <w:tblPrEx>
+          <w:tblBorders>
+            <w:top w:val="single" w:color="auto" w:sz="4" w:space="0"/>
+            <w:left w:val="single" w:color="auto" w:sz="4" w:space="0"/>
+            <w:bottom w:val="single" w:color="auto" w:sz="4" w:space="0"/>
+            <w:right w:val="single" w:color="auto" w:sz="4" w:space="0"/>
+            <w:insideH w:val="single" w:color="auto" w:sz="4" w:space="0"/>
+            <w:insideV w:val="single" w:color="auto" w:sz="4" w:space="0"/>
+          </w:tblBorders>
+          <w:tblCellMar>
+            <w:top w:w="15" w:type="dxa"/>
+            <w:left w:w="15" w:type="dxa"/>
+            <w:bottom w:w="15" w:type="dxa"/>
+            <w:right w:w="15" w:type="dxa"/>
+          </w:tblCellMar>
+        </w:tblPrEx>
         <w:trPr>
           <w:tblHeader/>
           <w:tblCellSpacing w:w="15" w:type="dxa"/>
@@ -103,7 +172,6 @@
           <w:tcPr>
             <w:tcW w:w="0" w:type="auto"/>
             <w:vAlign w:val="center"/>
-            <w:hideMark/>
           </w:tcPr>
           <w:p>
             <w:pPr>
@@ -125,7 +193,6 @@
           <w:tcPr>
             <w:tcW w:w="0" w:type="auto"/>
             <w:vAlign w:val="center"/>
-            <w:hideMark/>
           </w:tcPr>
           <w:p>
             <w:pPr>
@@ -145,6 +212,22 @@
         </w:tc>
       </w:tr>
       <w:tr>
+        <w:tblPrEx>
+          <w:tblBorders>
+            <w:top w:val="single" w:color="auto" w:sz="4" w:space="0"/>
+            <w:left w:val="single" w:color="auto" w:sz="4" w:space="0"/>
+            <w:bottom w:val="single" w:color="auto" w:sz="4" w:space="0"/>
+            <w:right w:val="single" w:color="auto" w:sz="4" w:space="0"/>
+            <w:insideH w:val="single" w:color="auto" w:sz="4" w:space="0"/>
+            <w:insideV w:val="single" w:color="auto" w:sz="4" w:space="0"/>
+          </w:tblBorders>
+          <w:tblCellMar>
+            <w:top w:w="15" w:type="dxa"/>
+            <w:left w:w="15" w:type="dxa"/>
+            <w:bottom w:w="15" w:type="dxa"/>
+            <w:right w:w="15" w:type="dxa"/>
+          </w:tblCellMar>
+        </w:tblPrEx>
         <w:trPr>
           <w:tblCellSpacing w:w="15" w:type="dxa"/>
         </w:trPr>
@@ -152,7 +235,6 @@
           <w:tcPr>
             <w:tcW w:w="0" w:type="auto"/>
             <w:vAlign w:val="center"/>
-            <w:hideMark/>
           </w:tcPr>
           <w:p>
             <w:r>
@@ -164,7 +246,6 @@
           <w:tcPr>
             <w:tcW w:w="0" w:type="auto"/>
             <w:vAlign w:val="center"/>
-            <w:hideMark/>
           </w:tcPr>
           <w:p>
             <w:r>
@@ -174,6 +255,22 @@
         </w:tc>
       </w:tr>
       <w:tr>
+        <w:tblPrEx>
+          <w:tblBorders>
+            <w:top w:val="single" w:color="auto" w:sz="4" w:space="0"/>
+            <w:left w:val="single" w:color="auto" w:sz="4" w:space="0"/>
+            <w:bottom w:val="single" w:color="auto" w:sz="4" w:space="0"/>
+            <w:right w:val="single" w:color="auto" w:sz="4" w:space="0"/>
+            <w:insideH w:val="single" w:color="auto" w:sz="4" w:space="0"/>
+            <w:insideV w:val="single" w:color="auto" w:sz="4" w:space="0"/>
+          </w:tblBorders>
+          <w:tblCellMar>
+            <w:top w:w="15" w:type="dxa"/>
+            <w:left w:w="15" w:type="dxa"/>
+            <w:bottom w:w="15" w:type="dxa"/>
+            <w:right w:w="15" w:type="dxa"/>
+          </w:tblCellMar>
+        </w:tblPrEx>
         <w:trPr>
           <w:tblCellSpacing w:w="15" w:type="dxa"/>
         </w:trPr>
@@ -181,7 +278,6 @@
           <w:tcPr>
             <w:tcW w:w="0" w:type="auto"/>
             <w:vAlign w:val="center"/>
-            <w:hideMark/>
           </w:tcPr>
           <w:p>
             <w:r>
@@ -193,7 +289,6 @@
           <w:tcPr>
             <w:tcW w:w="0" w:type="auto"/>
             <w:vAlign w:val="center"/>
-            <w:hideMark/>
           </w:tcPr>
           <w:p>
             <w:r>
@@ -203,6 +298,22 @@
         </w:tc>
       </w:tr>
       <w:tr>
+        <w:tblPrEx>
+          <w:tblBorders>
+            <w:top w:val="single" w:color="auto" w:sz="4" w:space="0"/>
+            <w:left w:val="single" w:color="auto" w:sz="4" w:space="0"/>
+            <w:bottom w:val="single" w:color="auto" w:sz="4" w:space="0"/>
+            <w:right w:val="single" w:color="auto" w:sz="4" w:space="0"/>
+            <w:insideH w:val="single" w:color="auto" w:sz="4" w:space="0"/>
+            <w:insideV w:val="single" w:color="auto" w:sz="4" w:space="0"/>
+          </w:tblBorders>
+          <w:tblCellMar>
+            <w:top w:w="15" w:type="dxa"/>
+            <w:left w:w="15" w:type="dxa"/>
+            <w:bottom w:w="15" w:type="dxa"/>
+            <w:right w:w="15" w:type="dxa"/>
+          </w:tblCellMar>
+        </w:tblPrEx>
         <w:trPr>
           <w:tblCellSpacing w:w="15" w:type="dxa"/>
         </w:trPr>
@@ -210,7 +321,6 @@
           <w:tcPr>
             <w:tcW w:w="0" w:type="auto"/>
             <w:vAlign w:val="center"/>
-            <w:hideMark/>
           </w:tcPr>
           <w:p>
             <w:r>
@@ -222,7 +332,6 @@
           <w:tcPr>
             <w:tcW w:w="0" w:type="auto"/>
             <w:vAlign w:val="center"/>
-            <w:hideMark/>
           </w:tcPr>
           <w:p>
             <w:r>
@@ -232,6 +341,22 @@
         </w:tc>
       </w:tr>
       <w:tr>
+        <w:tblPrEx>
+          <w:tblBorders>
+            <w:top w:val="single" w:color="auto" w:sz="4" w:space="0"/>
+            <w:left w:val="single" w:color="auto" w:sz="4" w:space="0"/>
+            <w:bottom w:val="single" w:color="auto" w:sz="4" w:space="0"/>
+            <w:right w:val="single" w:color="auto" w:sz="4" w:space="0"/>
+            <w:insideH w:val="single" w:color="auto" w:sz="4" w:space="0"/>
+            <w:insideV w:val="single" w:color="auto" w:sz="4" w:space="0"/>
+          </w:tblBorders>
+          <w:tblCellMar>
+            <w:top w:w="15" w:type="dxa"/>
+            <w:left w:w="15" w:type="dxa"/>
+            <w:bottom w:w="15" w:type="dxa"/>
+            <w:right w:w="15" w:type="dxa"/>
+          </w:tblCellMar>
+        </w:tblPrEx>
         <w:trPr>
           <w:tblCellSpacing w:w="15" w:type="dxa"/>
         </w:trPr>
@@ -239,7 +364,6 @@
           <w:tcPr>
             <w:tcW w:w="0" w:type="auto"/>
             <w:vAlign w:val="center"/>
-            <w:hideMark/>
           </w:tcPr>
           <w:p>
             <w:r>
@@ -251,7 +375,6 @@
           <w:tcPr>
             <w:tcW w:w="0" w:type="auto"/>
             <w:vAlign w:val="center"/>
-            <w:hideMark/>
           </w:tcPr>
           <w:p>
             <w:r>
@@ -261,6 +384,22 @@
         </w:tc>
       </w:tr>
       <w:tr>
+        <w:tblPrEx>
+          <w:tblBorders>
+            <w:top w:val="single" w:color="auto" w:sz="4" w:space="0"/>
+            <w:left w:val="single" w:color="auto" w:sz="4" w:space="0"/>
+            <w:bottom w:val="single" w:color="auto" w:sz="4" w:space="0"/>
+            <w:right w:val="single" w:color="auto" w:sz="4" w:space="0"/>
+            <w:insideH w:val="single" w:color="auto" w:sz="4" w:space="0"/>
+            <w:insideV w:val="single" w:color="auto" w:sz="4" w:space="0"/>
+          </w:tblBorders>
+          <w:tblCellMar>
+            <w:top w:w="15" w:type="dxa"/>
+            <w:left w:w="15" w:type="dxa"/>
+            <w:bottom w:w="15" w:type="dxa"/>
+            <w:right w:w="15" w:type="dxa"/>
+          </w:tblCellMar>
+        </w:tblPrEx>
         <w:trPr>
           <w:tblCellSpacing w:w="15" w:type="dxa"/>
         </w:trPr>
@@ -268,7 +407,6 @@
           <w:tcPr>
             <w:tcW w:w="0" w:type="auto"/>
             <w:vAlign w:val="center"/>
-            <w:hideMark/>
           </w:tcPr>
           <w:p>
             <w:r>
@@ -280,7 +418,6 @@
           <w:tcPr>
             <w:tcW w:w="0" w:type="auto"/>
             <w:vAlign w:val="center"/>
-            <w:hideMark/>
           </w:tcPr>
           <w:p>
             <w:r>
@@ -290,6 +427,22 @@
         </w:tc>
       </w:tr>
       <w:tr>
+        <w:tblPrEx>
+          <w:tblBorders>
+            <w:top w:val="single" w:color="auto" w:sz="4" w:space="0"/>
+            <w:left w:val="single" w:color="auto" w:sz="4" w:space="0"/>
+            <w:bottom w:val="single" w:color="auto" w:sz="4" w:space="0"/>
+            <w:right w:val="single" w:color="auto" w:sz="4" w:space="0"/>
+            <w:insideH w:val="single" w:color="auto" w:sz="4" w:space="0"/>
+            <w:insideV w:val="single" w:color="auto" w:sz="4" w:space="0"/>
+          </w:tblBorders>
+          <w:tblCellMar>
+            <w:top w:w="15" w:type="dxa"/>
+            <w:left w:w="15" w:type="dxa"/>
+            <w:bottom w:w="15" w:type="dxa"/>
+            <w:right w:w="15" w:type="dxa"/>
+          </w:tblCellMar>
+        </w:tblPrEx>
         <w:trPr>
           <w:tblCellSpacing w:w="15" w:type="dxa"/>
         </w:trPr>
@@ -297,7 +450,6 @@
           <w:tcPr>
             <w:tcW w:w="0" w:type="auto"/>
             <w:vAlign w:val="center"/>
-            <w:hideMark/>
           </w:tcPr>
           <w:p>
             <w:r>
@@ -309,7 +461,6 @@
           <w:tcPr>
             <w:tcW w:w="0" w:type="auto"/>
             <w:vAlign w:val="center"/>
-            <w:hideMark/>
           </w:tcPr>
           <w:p>
             <w:r>
@@ -319,6 +470,22 @@
         </w:tc>
       </w:tr>
       <w:tr>
+        <w:tblPrEx>
+          <w:tblBorders>
+            <w:top w:val="single" w:color="auto" w:sz="4" w:space="0"/>
+            <w:left w:val="single" w:color="auto" w:sz="4" w:space="0"/>
+            <w:bottom w:val="single" w:color="auto" w:sz="4" w:space="0"/>
+            <w:right w:val="single" w:color="auto" w:sz="4" w:space="0"/>
+            <w:insideH w:val="single" w:color="auto" w:sz="4" w:space="0"/>
+            <w:insideV w:val="single" w:color="auto" w:sz="4" w:space="0"/>
+          </w:tblBorders>
+          <w:tblCellMar>
+            <w:top w:w="15" w:type="dxa"/>
+            <w:left w:w="15" w:type="dxa"/>
+            <w:bottom w:w="15" w:type="dxa"/>
+            <w:right w:w="15" w:type="dxa"/>
+          </w:tblCellMar>
+        </w:tblPrEx>
         <w:trPr>
           <w:tblCellSpacing w:w="15" w:type="dxa"/>
         </w:trPr>
@@ -326,7 +493,6 @@
           <w:tcPr>
             <w:tcW w:w="0" w:type="auto"/>
             <w:vAlign w:val="center"/>
-            <w:hideMark/>
           </w:tcPr>
           <w:p>
             <w:r>
@@ -338,7 +504,6 @@
           <w:tcPr>
             <w:tcW w:w="0" w:type="auto"/>
             <w:vAlign w:val="center"/>
-            <w:hideMark/>
           </w:tcPr>
           <w:p>
             <w:r>
@@ -355,17 +520,45 @@
     </w:p>
     <w:p>
       <w:pPr>
-        <w:pStyle w:val="a9"/>
+        <w:pStyle w:val="30"/>
         <w:numPr>
-          <w:ilvl w:val="0"/>
-          <w:numId w:val="1"/>
+          <w:numId w:val="0"/>
         </w:numPr>
-      </w:pPr>
-      <w:r>
-        <w:rPr>
-          <w:rFonts w:hint="eastAsia"/>
-        </w:rPr>
-        <w:t>进行时序分析基线</w:t>
+        <w:ind w:leftChars="0"/>
+      </w:pPr>
+      <w:r>
+        <w:rPr>
+          <w:rFonts w:hint="eastAsia"/>
+          <w:lang w:eastAsia="zh-CN"/>
+        </w:rPr>
+        <w:t>（</w:t>
+      </w:r>
+      <w:r>
+        <w:rPr>
+          <w:rFonts w:hint="eastAsia"/>
+          <w:lang w:val="en-US" w:eastAsia="zh-CN"/>
+        </w:rPr>
+        <w:t>1</w:t>
+      </w:r>
+      <w:r>
+        <w:rPr>
+          <w:rFonts w:hint="eastAsia"/>
+          <w:lang w:eastAsia="zh-CN"/>
+        </w:rPr>
+        <w:t>）</w:t>
+      </w:r>
+      <w:r>
+        <w:rPr>
+          <w:rFonts w:hint="eastAsia"/>
+          <w:lang w:val="en-US" w:eastAsia="zh-CN"/>
+        </w:rPr>
+        <w:t>整体</w:t>
+      </w:r>
+      <w:r>
+        <w:rPr>
+          <w:rFonts w:hint="eastAsia"/>
+        </w:rPr>
+        <w:t>时序分析</w:t>
       </w:r>
     </w:p>
     <w:p>
@@ -381,15 +574,53 @@
         <w:rPr>
           <w:rFonts w:hint="eastAsia"/>
         </w:rPr>
-        <w:t>Period 640ns 笔者设置的分析周期，对应1.5623MHz</w:t>
-      </w:r>
-    </w:p>
-    <w:p>
-      <w:r>
-        <w:rPr>
-          <w:rFonts w:hint="eastAsia"/>
-        </w:rPr>
-        <w:lastRenderedPageBreak/>
+        <w:t xml:space="preserve">Period </w:t>
+      </w:r>
+      <w:r>
+        <w:rPr>
+          <w:rFonts w:hint="eastAsia"/>
+          <w:lang w:val="en-US" w:eastAsia="zh-CN"/>
+        </w:rPr>
+        <w:t xml:space="preserve"> </w:t>
+      </w:r>
+      <w:r>
+        <w:rPr>
+          <w:rFonts w:hint="eastAsia"/>
+        </w:rPr>
+        <w:t xml:space="preserve">640ns </w:t>
+      </w:r>
+      <w:r>
+        <w:rPr>
+          <w:rFonts w:hint="eastAsia"/>
+          <w:lang w:val="en-US" w:eastAsia="zh-CN"/>
+        </w:rPr>
+        <w:t xml:space="preserve">  </w:t>
+      </w:r>
+      <w:r>
+        <w:rPr>
+          <w:rFonts w:hint="eastAsia"/>
+        </w:rPr>
+        <w:t>笔者设置的分析周期，</w:t>
+      </w:r>
+      <w:r>
+        <w:rPr>
+          <w:rFonts w:hint="eastAsia"/>
+          <w:lang w:val="en-US" w:eastAsia="zh-CN"/>
+        </w:rPr>
+        <w:t>也就是时钟周期，</w:t>
+      </w:r>
+      <w:r>
+        <w:rPr>
+          <w:rFonts w:hint="eastAsia"/>
+        </w:rPr>
+        <w:t>对应1.5623MHz</w:t>
+      </w:r>
+    </w:p>
+    <w:p>
+      <w:r>
+        <w:rPr>
+          <w:rFonts w:hint="eastAsia"/>
+        </w:rPr>
         <w:t>Setup WNS  626.066ns  最差建立时钟裕量</w:t>
       </w:r>
     </w:p>
@@ -495,12 +726,54 @@
         <w:t xml:space="preserve"> 11.684= 626.066 ns</w:t>
       </w:r>
     </w:p>
-    <w:p>
-      <w:r>
-        <w:rPr>
-          <w:rFonts w:hint="eastAsia"/>
-        </w:rPr>
-        <w:t>内部输出路径：</w:t>
+    <w:p/>
+    <w:p>
+      <w:pPr>
+        <w:rPr>
+          <w:rFonts w:hint="default" w:eastAsiaTheme="minorEastAsia"/>
+          <w:lang w:val="en-US" w:eastAsia="zh-CN"/>
+        </w:rPr>
+      </w:pPr>
+      <w:r>
+        <w:rPr>
+          <w:rFonts w:hint="eastAsia"/>
+          <w:lang w:eastAsia="zh-CN"/>
+        </w:rPr>
+        <w:t>（</w:t>
+      </w:r>
+      <w:r>
+        <w:rPr>
+          <w:rFonts w:hint="eastAsia"/>
+          <w:lang w:val="en-US" w:eastAsia="zh-CN"/>
+        </w:rPr>
+        <w:t>2</w:t>
+      </w:r>
+      <w:r>
+        <w:rPr>
+          <w:rFonts w:hint="eastAsia"/>
+          <w:lang w:eastAsia="zh-CN"/>
+        </w:rPr>
+        <w:t>）</w:t>
+      </w:r>
+      <w:r>
+        <w:rPr>
+          <w:rFonts w:hint="eastAsia"/>
+          <w:lang w:val="en-US" w:eastAsia="zh-CN"/>
+        </w:rPr>
+        <w:t>对</w:t>
+      </w:r>
+      <w:r>
+        <w:rPr>
+          <w:rFonts w:hint="eastAsia"/>
+        </w:rPr>
+        <w:t>内部输出路径</w:t>
+      </w:r>
+      <w:r>
+        <w:rPr>
+          <w:rFonts w:hint="eastAsia"/>
+          <w:lang w:val="en-US" w:eastAsia="zh-CN"/>
+        </w:rPr>
+        <w:t>时序分析</w:t>
       </w:r>
     </w:p>
     <w:p>
@@ -670,7 +943,6 @@
         <w:rPr>
           <w:rFonts w:hint="eastAsia"/>
         </w:rPr>
-        <w:lastRenderedPageBreak/>
         <w:t>接收宏的建立时间要求：</w:t>
       </w:r>
       <w:r>
@@ -721,534 +993,2070 @@
       </w:r>
     </w:p>
     <w:p>
-      <w:pPr>
-        <w:rPr>
-          <w:rFonts w:hint="eastAsia"/>
-        </w:rPr>
-      </w:pPr>
       <w:r>
         <w:t xml:space="preserve">      = 637.207 ns</w:t>
       </w:r>
+    </w:p>
+    <w:p>
+      <w:pPr>
+        <w:rPr>
+          <w:rFonts w:hint="eastAsia"/>
+          <w:sz w:val="36"/>
+          <w:szCs w:val="36"/>
+          <w:lang w:val="en-US" w:eastAsia="zh-CN"/>
+        </w:rPr>
+      </w:pPr>
+      <w:r>
+        <w:rPr>
+          <w:rFonts w:hint="eastAsia"/>
+          <w:sz w:val="36"/>
+          <w:szCs w:val="36"/>
+          <w:lang w:val="en-US" w:eastAsia="zh-CN"/>
+        </w:rPr>
+        <w:t>2.latch工程</w:t>
+      </w:r>
+    </w:p>
+    <w:p>
+      <w:pPr>
+        <w:rPr>
+          <w:rFonts w:hint="default"/>
+          <w:b/>
+          <w:bCs/>
+          <w:color w:val="auto"/>
+          <w:sz w:val="30"/>
+          <w:szCs w:val="30"/>
+          <w:lang w:val="en-US" w:eastAsia="zh-CN"/>
+        </w:rPr>
+      </w:pPr>
+      <w:r>
+        <w:rPr>
+          <w:rFonts w:hint="eastAsia"/>
+          <w:b/>
+          <w:bCs/>
+          <w:color w:val="auto"/>
+          <w:sz w:val="30"/>
+          <w:szCs w:val="30"/>
+          <w:lang w:val="en-US" w:eastAsia="zh-CN"/>
+        </w:rPr>
+        <w:t>2.1 clock summary</w:t>
+      </w:r>
+    </w:p>
+    <w:p>
+      <w:pPr>
+        <w:rPr>
+          <w:rFonts w:hint="eastAsia"/>
+          <w:lang w:val="en-US" w:eastAsia="zh-CN"/>
+        </w:rPr>
+      </w:pPr>
+      <w:r>
+        <w:rPr>
+          <w:rFonts w:hint="eastAsia"/>
+          <w:lang w:val="en-US" w:eastAsia="zh-CN"/>
+        </w:rPr>
+        <w:t>在latch工程中使用了三个时钟，具体如下</w:t>
+      </w:r>
+    </w:p>
+    <w:tbl>
+      <w:tblPr>
+        <w:tblW w:w="0" w:type="auto"/>
+        <w:tblCellSpacing w:w="15" w:type="dxa"/>
+        <w:tblInd w:w="0" w:type="dxa"/>
+        <w:tblBorders>
+          <w:top w:val="none" w:color="auto" w:sz="0" w:space="0"/>
+          <w:left w:val="none" w:color="auto" w:sz="0" w:space="0"/>
+          <w:bottom w:val="none" w:color="auto" w:sz="0" w:space="0"/>
+          <w:right w:val="none" w:color="auto" w:sz="0" w:space="0"/>
+          <w:insideH w:val="none" w:color="auto" w:sz="0" w:space="0"/>
+          <w:insideV w:val="none" w:color="auto" w:sz="0" w:space="0"/>
+        </w:tblBorders>
+        <w:shd w:val="clear"/>
+        <w:tblLayout w:type="autofit"/>
+        <w:tblCellMar>
+          <w:top w:w="15" w:type="dxa"/>
+          <w:left w:w="15" w:type="dxa"/>
+          <w:bottom w:w="15" w:type="dxa"/>
+          <w:right w:w="15" w:type="dxa"/>
+        </w:tblCellMar>
+      </w:tblPr>
+      <w:tblGrid>
+        <w:gridCol w:w="2115"/>
+        <w:gridCol w:w="780"/>
+        <w:gridCol w:w="1024"/>
+        <w:gridCol w:w="1024"/>
+        <w:gridCol w:w="3075"/>
+      </w:tblGrid>
+      <w:tr>
+        <w:tblPrEx>
+          <w:tblBorders>
+            <w:top w:val="none" w:color="auto" w:sz="0" w:space="0"/>
+            <w:left w:val="none" w:color="auto" w:sz="0" w:space="0"/>
+            <w:bottom w:val="none" w:color="auto" w:sz="0" w:space="0"/>
+            <w:right w:val="none" w:color="auto" w:sz="0" w:space="0"/>
+            <w:insideH w:val="none" w:color="auto" w:sz="0" w:space="0"/>
+            <w:insideV w:val="none" w:color="auto" w:sz="0" w:space="0"/>
+          </w:tblBorders>
+          <w:shd w:val="clear"/>
+          <w:tblCellMar>
+            <w:top w:w="15" w:type="dxa"/>
+            <w:left w:w="15" w:type="dxa"/>
+            <w:bottom w:w="15" w:type="dxa"/>
+            <w:right w:w="15" w:type="dxa"/>
+          </w:tblCellMar>
+        </w:tblPrEx>
+        <w:trPr>
+          <w:tblHeader/>
+          <w:tblCellSpacing w:w="15" w:type="dxa"/>
+        </w:trPr>
+        <w:tc>
+          <w:tcPr>
+            <w:tcW w:w="0" w:type="auto"/>
+            <w:shd w:val="clear"/>
+            <w:vAlign w:val="center"/>
+          </w:tcPr>
+          <w:p>
+            <w:pPr>
+              <w:keepNext w:val="0"/>
+              <w:keepLines w:val="0"/>
+              <w:widowControl/>
+              <w:suppressLineNumbers w:val="0"/>
+              <w:jc w:val="center"/>
+              <w:rPr>
+                <w:b/>
+                <w:bCs/>
+              </w:rPr>
+            </w:pPr>
+            <w:r>
+              <w:rPr>
+                <w:rFonts w:ascii="宋体" w:hAnsi="宋体" w:eastAsia="宋体" w:cs="宋体"/>
+                <w:b/>
+                <w:bCs/>
+                <w:kern w:val="0"/>
+                <w:sz w:val="24"/>
+                <w:szCs w:val="24"/>
+                <w:lang w:val="en-US" w:eastAsia="zh-CN" w:bidi="ar"/>
+                <w14:ligatures w14:val="standardContextual"/>
+              </w:rPr>
+              <w:t>时钟</w:t>
+            </w:r>
+          </w:p>
+        </w:tc>
+        <w:tc>
+          <w:tcPr>
+            <w:tcW w:w="0" w:type="auto"/>
+            <w:shd w:val="clear"/>
+            <w:vAlign w:val="center"/>
+          </w:tcPr>
+          <w:p>
+            <w:pPr>
+              <w:keepNext w:val="0"/>
+              <w:keepLines w:val="0"/>
+              <w:widowControl/>
+              <w:suppressLineNumbers w:val="0"/>
+              <w:jc w:val="center"/>
+              <w:rPr>
+                <w:b/>
+                <w:bCs/>
+              </w:rPr>
+            </w:pPr>
+            <w:r>
+              <w:rPr>
+                <w:rFonts w:ascii="宋体" w:hAnsi="宋体" w:eastAsia="宋体" w:cs="宋体"/>
+                <w:b/>
+                <w:bCs/>
+                <w:kern w:val="0"/>
+                <w:sz w:val="24"/>
+                <w:szCs w:val="24"/>
+                <w:lang w:val="en-US" w:eastAsia="zh-CN" w:bidi="ar"/>
+                <w14:ligatures w14:val="standardContextual"/>
+              </w:rPr>
+              <w:t>周期</w:t>
+            </w:r>
+          </w:p>
+        </w:tc>
+        <w:tc>
+          <w:tcPr>
+            <w:tcW w:w="0" w:type="auto"/>
+            <w:shd w:val="clear"/>
+            <w:vAlign w:val="center"/>
+          </w:tcPr>
+          <w:p>
+            <w:pPr>
+              <w:keepNext w:val="0"/>
+              <w:keepLines w:val="0"/>
+              <w:widowControl/>
+              <w:suppressLineNumbers w:val="0"/>
+              <w:jc w:val="center"/>
+              <w:rPr>
+                <w:b/>
+                <w:bCs/>
+              </w:rPr>
+            </w:pPr>
+            <w:r>
+              <w:rPr>
+                <w:rFonts w:ascii="宋体" w:hAnsi="宋体" w:eastAsia="宋体" w:cs="宋体"/>
+                <w:b/>
+                <w:bCs/>
+                <w:kern w:val="0"/>
+                <w:sz w:val="24"/>
+                <w:szCs w:val="24"/>
+                <w:lang w:val="en-US" w:eastAsia="zh-CN" w:bidi="ar"/>
+                <w14:ligatures w14:val="standardContextual"/>
+              </w:rPr>
+              <w:t>上升时刻</w:t>
+            </w:r>
+          </w:p>
+        </w:tc>
+        <w:tc>
+          <w:tcPr>
+            <w:tcW w:w="0" w:type="auto"/>
+            <w:shd w:val="clear"/>
+            <w:vAlign w:val="center"/>
+          </w:tcPr>
+          <w:p>
+            <w:pPr>
+              <w:keepNext w:val="0"/>
+              <w:keepLines w:val="0"/>
+              <w:widowControl/>
+              <w:suppressLineNumbers w:val="0"/>
+              <w:jc w:val="center"/>
+              <w:rPr>
+                <w:b/>
+                <w:bCs/>
+              </w:rPr>
+            </w:pPr>
+            <w:r>
+              <w:rPr>
+                <w:rFonts w:ascii="宋体" w:hAnsi="宋体" w:eastAsia="宋体" w:cs="宋体"/>
+                <w:b/>
+                <w:bCs/>
+                <w:kern w:val="0"/>
+                <w:sz w:val="24"/>
+                <w:szCs w:val="24"/>
+                <w:lang w:val="en-US" w:eastAsia="zh-CN" w:bidi="ar"/>
+                <w14:ligatures w14:val="standardContextual"/>
+              </w:rPr>
+              <w:t>下降时刻</w:t>
+            </w:r>
+          </w:p>
+        </w:tc>
+        <w:tc>
+          <w:tcPr>
+            <w:tcW w:w="0" w:type="auto"/>
+            <w:shd w:val="clear"/>
+            <w:vAlign w:val="center"/>
+          </w:tcPr>
+          <w:p>
+            <w:pPr>
+              <w:keepNext w:val="0"/>
+              <w:keepLines w:val="0"/>
+              <w:widowControl/>
+              <w:suppressLineNumbers w:val="0"/>
+              <w:jc w:val="center"/>
+              <w:rPr>
+                <w:b/>
+                <w:bCs/>
+              </w:rPr>
+            </w:pPr>
+            <w:r>
+              <w:rPr>
+                <w:rFonts w:ascii="宋体" w:hAnsi="宋体" w:eastAsia="宋体" w:cs="宋体"/>
+                <w:b/>
+                <w:bCs/>
+                <w:kern w:val="0"/>
+                <w:sz w:val="24"/>
+                <w:szCs w:val="24"/>
+                <w:lang w:val="en-US" w:eastAsia="zh-CN" w:bidi="ar"/>
+                <w14:ligatures w14:val="standardContextual"/>
+              </w:rPr>
+              <w:t>控制对象</w:t>
+            </w:r>
+          </w:p>
+        </w:tc>
+      </w:tr>
+      <w:tr>
+        <w:tblPrEx>
+          <w:tblBorders>
+            <w:top w:val="none" w:color="auto" w:sz="0" w:space="0"/>
+            <w:left w:val="none" w:color="auto" w:sz="0" w:space="0"/>
+            <w:bottom w:val="none" w:color="auto" w:sz="0" w:space="0"/>
+            <w:right w:val="none" w:color="auto" w:sz="0" w:space="0"/>
+            <w:insideH w:val="none" w:color="auto" w:sz="0" w:space="0"/>
+            <w:insideV w:val="none" w:color="auto" w:sz="0" w:space="0"/>
+          </w:tblBorders>
+          <w:shd w:val="clear"/>
+          <w:tblCellMar>
+            <w:top w:w="15" w:type="dxa"/>
+            <w:left w:w="15" w:type="dxa"/>
+            <w:bottom w:w="15" w:type="dxa"/>
+            <w:right w:w="15" w:type="dxa"/>
+          </w:tblCellMar>
+        </w:tblPrEx>
+        <w:trPr>
+          <w:tblCellSpacing w:w="15" w:type="dxa"/>
+        </w:trPr>
+        <w:tc>
+          <w:tcPr>
+            <w:tcW w:w="0" w:type="auto"/>
+            <w:shd w:val="clear"/>
+            <w:vAlign w:val="center"/>
+          </w:tcPr>
+          <w:p>
+            <w:pPr>
+              <w:keepNext w:val="0"/>
+              <w:keepLines w:val="0"/>
+              <w:widowControl/>
+              <w:suppressLineNumbers w:val="0"/>
+              <w:jc w:val="left"/>
+            </w:pPr>
+            <w:r>
+              <w:rPr>
+                <w:rStyle w:val="16"/>
+                <w:rFonts w:ascii="宋体" w:hAnsi="宋体" w:eastAsia="宋体" w:cs="宋体"/>
+                <w:kern w:val="0"/>
+                <w:sz w:val="24"/>
+                <w:szCs w:val="24"/>
+                <w:lang w:val="en-US" w:eastAsia="zh-CN" w:bidi="ar"/>
+                <w14:ligatures w14:val="standardContextual"/>
+              </w:rPr>
+              <w:t>transaction_clock</w:t>
+            </w:r>
+          </w:p>
+        </w:tc>
+        <w:tc>
+          <w:tcPr>
+            <w:tcW w:w="0" w:type="auto"/>
+            <w:shd w:val="clear"/>
+            <w:vAlign w:val="center"/>
+          </w:tcPr>
+          <w:p>
+            <w:pPr>
+              <w:keepNext w:val="0"/>
+              <w:keepLines w:val="0"/>
+              <w:widowControl/>
+              <w:suppressLineNumbers w:val="0"/>
+              <w:jc w:val="left"/>
+            </w:pPr>
+            <w:r>
+              <w:rPr>
+                <w:rFonts w:ascii="宋体" w:hAnsi="宋体" w:eastAsia="宋体" w:cs="宋体"/>
+                <w:kern w:val="0"/>
+                <w:sz w:val="24"/>
+                <w:szCs w:val="24"/>
+                <w:lang w:val="en-US" w:eastAsia="zh-CN" w:bidi="ar"/>
+                <w14:ligatures w14:val="standardContextual"/>
+              </w:rPr>
+              <w:t>640 ns</w:t>
+            </w:r>
+          </w:p>
+        </w:tc>
+        <w:tc>
+          <w:tcPr>
+            <w:tcW w:w="0" w:type="auto"/>
+            <w:shd w:val="clear"/>
+            <w:vAlign w:val="center"/>
+          </w:tcPr>
+          <w:p>
+            <w:pPr>
+              <w:keepNext w:val="0"/>
+              <w:keepLines w:val="0"/>
+              <w:widowControl/>
+              <w:suppressLineNumbers w:val="0"/>
+              <w:jc w:val="left"/>
+            </w:pPr>
+            <w:r>
+              <w:rPr>
+                <w:rFonts w:ascii="宋体" w:hAnsi="宋体" w:eastAsia="宋体" w:cs="宋体"/>
+                <w:kern w:val="0"/>
+                <w:sz w:val="24"/>
+                <w:szCs w:val="24"/>
+                <w:lang w:val="en-US" w:eastAsia="zh-CN" w:bidi="ar"/>
+                <w14:ligatures w14:val="standardContextual"/>
+              </w:rPr>
+              <w:t>0 ns</w:t>
+            </w:r>
+          </w:p>
+        </w:tc>
+        <w:tc>
+          <w:tcPr>
+            <w:tcW w:w="0" w:type="auto"/>
+            <w:shd w:val="clear"/>
+            <w:vAlign w:val="center"/>
+          </w:tcPr>
+          <w:p>
+            <w:pPr>
+              <w:keepNext w:val="0"/>
+              <w:keepLines w:val="0"/>
+              <w:widowControl/>
+              <w:suppressLineNumbers w:val="0"/>
+              <w:jc w:val="left"/>
+            </w:pPr>
+            <w:r>
+              <w:rPr>
+                <w:rFonts w:ascii="宋体" w:hAnsi="宋体" w:eastAsia="宋体" w:cs="宋体"/>
+                <w:kern w:val="0"/>
+                <w:sz w:val="24"/>
+                <w:szCs w:val="24"/>
+                <w:lang w:val="en-US" w:eastAsia="zh-CN" w:bidi="ar"/>
+                <w14:ligatures w14:val="standardContextual"/>
+              </w:rPr>
+              <w:t>320 ns</w:t>
+            </w:r>
+          </w:p>
+        </w:tc>
+        <w:tc>
+          <w:tcPr>
+            <w:tcW w:w="0" w:type="auto"/>
+            <w:shd w:val="clear"/>
+            <w:vAlign w:val="center"/>
+          </w:tcPr>
+          <w:p>
+            <w:pPr>
+              <w:keepNext w:val="0"/>
+              <w:keepLines w:val="0"/>
+              <w:widowControl/>
+              <w:suppressLineNumbers w:val="0"/>
+              <w:jc w:val="left"/>
+            </w:pPr>
+            <w:r>
+              <w:rPr>
+                <w:rFonts w:ascii="宋体" w:hAnsi="宋体" w:eastAsia="宋体" w:cs="宋体"/>
+                <w:kern w:val="0"/>
+                <w:sz w:val="24"/>
+                <w:szCs w:val="24"/>
+                <w:lang w:val="en-US" w:eastAsia="zh-CN" w:bidi="ar"/>
+                <w14:ligatures w14:val="standardContextual"/>
+              </w:rPr>
+              <w:t>输入、输出边界的 16 个 FF</w:t>
+            </w:r>
+          </w:p>
+        </w:tc>
+      </w:tr>
+      <w:tr>
+        <w:tblPrEx>
+          <w:tblBorders>
+            <w:top w:val="none" w:color="auto" w:sz="0" w:space="0"/>
+            <w:left w:val="none" w:color="auto" w:sz="0" w:space="0"/>
+            <w:bottom w:val="none" w:color="auto" w:sz="0" w:space="0"/>
+            <w:right w:val="none" w:color="auto" w:sz="0" w:space="0"/>
+            <w:insideH w:val="none" w:color="auto" w:sz="0" w:space="0"/>
+            <w:insideV w:val="none" w:color="auto" w:sz="0" w:space="0"/>
+          </w:tblBorders>
+          <w:shd w:val="clear"/>
+          <w:tblCellMar>
+            <w:top w:w="15" w:type="dxa"/>
+            <w:left w:w="15" w:type="dxa"/>
+            <w:bottom w:w="15" w:type="dxa"/>
+            <w:right w:w="15" w:type="dxa"/>
+          </w:tblCellMar>
+        </w:tblPrEx>
+        <w:trPr>
+          <w:tblCellSpacing w:w="15" w:type="dxa"/>
+        </w:trPr>
+        <w:tc>
+          <w:tcPr>
+            <w:tcW w:w="0" w:type="auto"/>
+            <w:shd w:val="clear"/>
+            <w:vAlign w:val="center"/>
+          </w:tcPr>
+          <w:p>
+            <w:pPr>
+              <w:keepNext w:val="0"/>
+              <w:keepLines w:val="0"/>
+              <w:widowControl/>
+              <w:suppressLineNumbers w:val="0"/>
+              <w:jc w:val="left"/>
+            </w:pPr>
+            <w:r>
+              <w:rPr>
+                <w:rStyle w:val="16"/>
+                <w:rFonts w:ascii="宋体" w:hAnsi="宋体" w:eastAsia="宋体" w:cs="宋体"/>
+                <w:kern w:val="0"/>
+                <w:sz w:val="24"/>
+                <w:szCs w:val="24"/>
+                <w:lang w:val="en-US" w:eastAsia="zh-CN" w:bidi="ar"/>
+                <w14:ligatures w14:val="standardContextual"/>
+              </w:rPr>
+              <w:t>phase_a</w:t>
+            </w:r>
+          </w:p>
+        </w:tc>
+        <w:tc>
+          <w:tcPr>
+            <w:tcW w:w="0" w:type="auto"/>
+            <w:shd w:val="clear"/>
+            <w:vAlign w:val="center"/>
+          </w:tcPr>
+          <w:p>
+            <w:pPr>
+              <w:keepNext w:val="0"/>
+              <w:keepLines w:val="0"/>
+              <w:widowControl/>
+              <w:suppressLineNumbers w:val="0"/>
+              <w:jc w:val="left"/>
+            </w:pPr>
+            <w:r>
+              <w:rPr>
+                <w:rFonts w:ascii="宋体" w:hAnsi="宋体" w:eastAsia="宋体" w:cs="宋体"/>
+                <w:kern w:val="0"/>
+                <w:sz w:val="24"/>
+                <w:szCs w:val="24"/>
+                <w:lang w:val="en-US" w:eastAsia="zh-CN" w:bidi="ar"/>
+                <w14:ligatures w14:val="standardContextual"/>
+              </w:rPr>
+              <w:t>640 ns</w:t>
+            </w:r>
+          </w:p>
+        </w:tc>
+        <w:tc>
+          <w:tcPr>
+            <w:tcW w:w="0" w:type="auto"/>
+            <w:shd w:val="clear"/>
+            <w:vAlign w:val="center"/>
+          </w:tcPr>
+          <w:p>
+            <w:pPr>
+              <w:keepNext w:val="0"/>
+              <w:keepLines w:val="0"/>
+              <w:widowControl/>
+              <w:suppressLineNumbers w:val="0"/>
+              <w:jc w:val="left"/>
+            </w:pPr>
+            <w:r>
+              <w:rPr>
+                <w:rFonts w:ascii="宋体" w:hAnsi="宋体" w:eastAsia="宋体" w:cs="宋体"/>
+                <w:kern w:val="0"/>
+                <w:sz w:val="24"/>
+                <w:szCs w:val="24"/>
+                <w:lang w:val="en-US" w:eastAsia="zh-CN" w:bidi="ar"/>
+                <w14:ligatures w14:val="standardContextual"/>
+              </w:rPr>
+              <w:t>40 ns</w:t>
+            </w:r>
+          </w:p>
+        </w:tc>
+        <w:tc>
+          <w:tcPr>
+            <w:tcW w:w="0" w:type="auto"/>
+            <w:shd w:val="clear"/>
+            <w:vAlign w:val="center"/>
+          </w:tcPr>
+          <w:p>
+            <w:pPr>
+              <w:keepNext w:val="0"/>
+              <w:keepLines w:val="0"/>
+              <w:widowControl/>
+              <w:suppressLineNumbers w:val="0"/>
+              <w:jc w:val="left"/>
+            </w:pPr>
+            <w:r>
+              <w:rPr>
+                <w:rFonts w:ascii="宋体" w:hAnsi="宋体" w:eastAsia="宋体" w:cs="宋体"/>
+                <w:kern w:val="0"/>
+                <w:sz w:val="24"/>
+                <w:szCs w:val="24"/>
+                <w:lang w:val="en-US" w:eastAsia="zh-CN" w:bidi="ar"/>
+                <w14:ligatures w14:val="standardContextual"/>
+              </w:rPr>
+              <w:t>200 ns</w:t>
+            </w:r>
+          </w:p>
+        </w:tc>
+        <w:tc>
+          <w:tcPr>
+            <w:tcW w:w="0" w:type="auto"/>
+            <w:shd w:val="clear"/>
+            <w:vAlign w:val="center"/>
+          </w:tcPr>
+          <w:p>
+            <w:pPr>
+              <w:keepNext w:val="0"/>
+              <w:keepLines w:val="0"/>
+              <w:widowControl/>
+              <w:suppressLineNumbers w:val="0"/>
+              <w:jc w:val="left"/>
+            </w:pPr>
+            <w:r>
+              <w:rPr>
+                <w:rFonts w:ascii="宋体" w:hAnsi="宋体" w:eastAsia="宋体" w:cs="宋体"/>
+                <w:kern w:val="0"/>
+                <w:sz w:val="24"/>
+                <w:szCs w:val="24"/>
+                <w:lang w:val="en-US" w:eastAsia="zh-CN" w:bidi="ar"/>
+                <w14:ligatures w14:val="standardContextual"/>
+              </w:rPr>
+              <w:t>第一级的 8 个 latch</w:t>
+            </w:r>
+          </w:p>
+        </w:tc>
+      </w:tr>
+      <w:tr>
+        <w:tblPrEx>
+          <w:tblBorders>
+            <w:top w:val="none" w:color="auto" w:sz="0" w:space="0"/>
+            <w:left w:val="none" w:color="auto" w:sz="0" w:space="0"/>
+            <w:bottom w:val="none" w:color="auto" w:sz="0" w:space="0"/>
+            <w:right w:val="none" w:color="auto" w:sz="0" w:space="0"/>
+            <w:insideH w:val="none" w:color="auto" w:sz="0" w:space="0"/>
+            <w:insideV w:val="none" w:color="auto" w:sz="0" w:space="0"/>
+          </w:tblBorders>
+          <w:shd w:val="clear"/>
+          <w:tblCellMar>
+            <w:top w:w="15" w:type="dxa"/>
+            <w:left w:w="15" w:type="dxa"/>
+            <w:bottom w:w="15" w:type="dxa"/>
+            <w:right w:w="15" w:type="dxa"/>
+          </w:tblCellMar>
+        </w:tblPrEx>
+        <w:trPr>
+          <w:tblCellSpacing w:w="15" w:type="dxa"/>
+        </w:trPr>
+        <w:tc>
+          <w:tcPr>
+            <w:tcW w:w="0" w:type="auto"/>
+            <w:shd w:val="clear"/>
+            <w:vAlign w:val="center"/>
+          </w:tcPr>
+          <w:p>
+            <w:pPr>
+              <w:keepNext w:val="0"/>
+              <w:keepLines w:val="0"/>
+              <w:widowControl/>
+              <w:suppressLineNumbers w:val="0"/>
+              <w:jc w:val="left"/>
+            </w:pPr>
+            <w:r>
+              <w:rPr>
+                <w:rStyle w:val="16"/>
+                <w:rFonts w:ascii="宋体" w:hAnsi="宋体" w:eastAsia="宋体" w:cs="宋体"/>
+                <w:kern w:val="0"/>
+                <w:sz w:val="24"/>
+                <w:szCs w:val="24"/>
+                <w:lang w:val="en-US" w:eastAsia="zh-CN" w:bidi="ar"/>
+                <w14:ligatures w14:val="standardContextual"/>
+              </w:rPr>
+              <w:t>phase_b</w:t>
+            </w:r>
+          </w:p>
+        </w:tc>
+        <w:tc>
+          <w:tcPr>
+            <w:tcW w:w="0" w:type="auto"/>
+            <w:shd w:val="clear"/>
+            <w:vAlign w:val="center"/>
+          </w:tcPr>
+          <w:p>
+            <w:pPr>
+              <w:keepNext w:val="0"/>
+              <w:keepLines w:val="0"/>
+              <w:widowControl/>
+              <w:suppressLineNumbers w:val="0"/>
+              <w:jc w:val="left"/>
+            </w:pPr>
+            <w:r>
+              <w:rPr>
+                <w:rFonts w:ascii="宋体" w:hAnsi="宋体" w:eastAsia="宋体" w:cs="宋体"/>
+                <w:kern w:val="0"/>
+                <w:sz w:val="24"/>
+                <w:szCs w:val="24"/>
+                <w:lang w:val="en-US" w:eastAsia="zh-CN" w:bidi="ar"/>
+                <w14:ligatures w14:val="standardContextual"/>
+              </w:rPr>
+              <w:t>640 ns</w:t>
+            </w:r>
+          </w:p>
+        </w:tc>
+        <w:tc>
+          <w:tcPr>
+            <w:tcW w:w="0" w:type="auto"/>
+            <w:shd w:val="clear"/>
+            <w:vAlign w:val="center"/>
+          </w:tcPr>
+          <w:p>
+            <w:pPr>
+              <w:keepNext w:val="0"/>
+              <w:keepLines w:val="0"/>
+              <w:widowControl/>
+              <w:suppressLineNumbers w:val="0"/>
+              <w:jc w:val="left"/>
+            </w:pPr>
+            <w:r>
+              <w:rPr>
+                <w:rFonts w:ascii="宋体" w:hAnsi="宋体" w:eastAsia="宋体" w:cs="宋体"/>
+                <w:kern w:val="0"/>
+                <w:sz w:val="24"/>
+                <w:szCs w:val="24"/>
+                <w:lang w:val="en-US" w:eastAsia="zh-CN" w:bidi="ar"/>
+                <w14:ligatures w14:val="standardContextual"/>
+              </w:rPr>
+              <w:t>320 ns</w:t>
+            </w:r>
+          </w:p>
+        </w:tc>
+        <w:tc>
+          <w:tcPr>
+            <w:tcW w:w="0" w:type="auto"/>
+            <w:shd w:val="clear"/>
+            <w:vAlign w:val="center"/>
+          </w:tcPr>
+          <w:p>
+            <w:pPr>
+              <w:keepNext w:val="0"/>
+              <w:keepLines w:val="0"/>
+              <w:widowControl/>
+              <w:suppressLineNumbers w:val="0"/>
+              <w:jc w:val="left"/>
+            </w:pPr>
+            <w:r>
+              <w:rPr>
+                <w:rFonts w:ascii="宋体" w:hAnsi="宋体" w:eastAsia="宋体" w:cs="宋体"/>
+                <w:kern w:val="0"/>
+                <w:sz w:val="24"/>
+                <w:szCs w:val="24"/>
+                <w:lang w:val="en-US" w:eastAsia="zh-CN" w:bidi="ar"/>
+                <w14:ligatures w14:val="standardContextual"/>
+              </w:rPr>
+              <w:t>480 ns</w:t>
+            </w:r>
+          </w:p>
+        </w:tc>
+        <w:tc>
+          <w:tcPr>
+            <w:tcW w:w="0" w:type="auto"/>
+            <w:shd w:val="clear"/>
+            <w:vAlign w:val="center"/>
+          </w:tcPr>
+          <w:p>
+            <w:pPr>
+              <w:keepNext w:val="0"/>
+              <w:keepLines w:val="0"/>
+              <w:widowControl/>
+              <w:suppressLineNumbers w:val="0"/>
+              <w:jc w:val="left"/>
+            </w:pPr>
+            <w:r>
+              <w:rPr>
+                <w:rFonts w:ascii="宋体" w:hAnsi="宋体" w:eastAsia="宋体" w:cs="宋体"/>
+                <w:kern w:val="0"/>
+                <w:sz w:val="24"/>
+                <w:szCs w:val="24"/>
+                <w:lang w:val="en-US" w:eastAsia="zh-CN" w:bidi="ar"/>
+                <w14:ligatures w14:val="standardContextual"/>
+              </w:rPr>
+              <w:t>第二级的 8 个 latch</w:t>
+            </w:r>
+          </w:p>
+        </w:tc>
+      </w:tr>
+    </w:tbl>
+    <w:p>
+      <w:pPr>
+        <w:rPr>
+          <w:rFonts w:hint="eastAsia"/>
+          <w:lang w:val="en-US" w:eastAsia="zh-CN"/>
+        </w:rPr>
+      </w:pPr>
+      <w:r>
+        <w:rPr>
+          <w:rFonts w:hint="eastAsia"/>
+          <w:lang w:val="en-US" w:eastAsia="zh-CN"/>
+        </w:rPr>
+        <w:t>之所以采用三个时钟分析，并且将a和b的时钟错开，是为了仿照流水线并防止数据一次性穿过两级。</w:t>
+      </w:r>
+    </w:p>
+    <w:p>
+      <w:pPr>
+        <w:rPr>
+          <w:rFonts w:hint="eastAsia"/>
+          <w:b/>
+          <w:bCs/>
+          <w:color w:val="auto"/>
+          <w:sz w:val="30"/>
+          <w:szCs w:val="30"/>
+          <w:lang w:val="en-US" w:eastAsia="zh-CN"/>
+        </w:rPr>
+      </w:pPr>
+      <w:r>
+        <w:rPr>
+          <w:rFonts w:hint="eastAsia"/>
+          <w:b/>
+          <w:bCs/>
+          <w:color w:val="auto"/>
+          <w:sz w:val="30"/>
+          <w:szCs w:val="30"/>
+          <w:lang w:val="en-US" w:eastAsia="zh-CN"/>
+        </w:rPr>
+        <w:t>2.2 Slow Corner → Worst Case Timing Path → Setup</w:t>
+      </w:r>
+    </w:p>
+    <w:p>
+      <w:pPr>
+        <w:rPr>
+          <w:rFonts w:hint="eastAsia"/>
+          <w:lang w:val="en-US" w:eastAsia="zh-CN"/>
+        </w:rPr>
+      </w:pPr>
+      <w:r>
+        <w:rPr>
+          <w:rFonts w:hint="eastAsia"/>
+          <w:lang w:val="en-US" w:eastAsia="zh-CN"/>
+        </w:rPr>
+        <w:t>第一行从输入 FF 出发，到第一级 latch 的 D 端。PDS 在这里以 phase_a 的开启沿，也就是参考时刻 40 ns，作为名义检查基准。</w:t>
+      </w:r>
+    </w:p>
+    <w:p>
+      <w:pPr>
+        <w:rPr>
+          <w:rFonts w:hint="default"/>
+          <w:lang w:val="en-US" w:eastAsia="zh-CN"/>
+        </w:rPr>
+      </w:pPr>
+      <w:r>
+        <w:rPr>
+          <w:rFonts w:hint="default"/>
+          <w:lang w:val="en-US" w:eastAsia="zh-CN"/>
+        </w:rPr>
+        <w:t>数据到达时刻：7.771 ns</w:t>
+      </w:r>
+    </w:p>
+    <w:p>
+      <w:pPr>
+        <w:rPr>
+          <w:rFonts w:hint="default"/>
+          <w:lang w:val="en-US" w:eastAsia="zh-CN"/>
+        </w:rPr>
+      </w:pPr>
+      <w:r>
+        <w:rPr>
+          <w:rFonts w:hint="default"/>
+          <w:lang w:val="en-US" w:eastAsia="zh-CN"/>
+        </w:rPr>
+        <w:t>开启沿检查基准：</w:t>
+      </w:r>
+    </w:p>
+    <w:p>
+      <w:pPr>
+        <w:rPr>
+          <w:rFonts w:hint="default"/>
+          <w:lang w:val="en-US" w:eastAsia="zh-CN"/>
+        </w:rPr>
+      </w:pPr>
+      <w:r>
+        <w:rPr>
+          <w:rFonts w:hint="default"/>
+          <w:lang w:val="en-US" w:eastAsia="zh-CN"/>
+        </w:rPr>
+        <w:t>40 + 2.391（接收时钟延时）− 0.250（不确定度）= 42.141 ns</w:t>
+      </w:r>
+    </w:p>
+    <w:p>
+      <w:pPr>
+        <w:rPr>
+          <w:rFonts w:hint="default"/>
+          <w:lang w:val="en-US" w:eastAsia="zh-CN"/>
+        </w:rPr>
+      </w:pPr>
+      <w:r>
+        <w:rPr>
+          <w:rFonts w:hint="default"/>
+          <w:lang w:val="en-US" w:eastAsia="zh-CN"/>
+        </w:rPr>
+        <w:t>Slack = 42.141 − 7.771 = 34.370 ns</w:t>
+      </w:r>
+    </w:p>
+    <w:p>
+      <w:pPr>
+        <w:rPr>
+          <w:rFonts w:hint="eastAsia"/>
+          <w:lang w:val="en-US" w:eastAsia="zh-CN"/>
+        </w:rPr>
+      </w:pPr>
+      <w:r>
+        <w:rPr>
+          <w:rFonts w:hint="eastAsia"/>
+          <w:lang w:val="en-US" w:eastAsia="zh-CN"/>
+        </w:rPr>
+        <w:t>不能把这理解成“超过 40 ns 就一定失败”。 Latch 开启后还有透明窗口，晚到的数据可能通过时间借用继续传播，但这条路径的数据在开启前就已经到达，原始报告显示 Time borrow = 0，所以当前没有实际借用时间。</w:t>
+      </w:r>
+    </w:p>
+    <w:p>
+      <w:pPr>
+        <w:rPr>
+          <w:rFonts w:hint="eastAsia"/>
+          <w:lang w:val="en-US" w:eastAsia="zh-CN"/>
+        </w:rPr>
+      </w:pPr>
+    </w:p>
+    <w:p>
+      <w:pPr>
+        <w:rPr>
+          <w:rFonts w:hint="eastAsia"/>
+          <w:lang w:val="en-US" w:eastAsia="zh-CN"/>
+        </w:rPr>
+      </w:pPr>
+      <w:r>
+        <w:rPr>
+          <w:rFonts w:hint="eastAsia"/>
+          <w:lang w:val="en-US" w:eastAsia="zh-CN"/>
+        </w:rPr>
+        <w:t>同理可以分析第一级latch到第二级latch的时序</w:t>
+      </w:r>
+    </w:p>
+    <w:p>
+      <w:pPr>
+        <w:rPr>
+          <w:rFonts w:hint="eastAsia"/>
+          <w:lang w:val="en-US" w:eastAsia="zh-CN"/>
+        </w:rPr>
+      </w:pPr>
+    </w:p>
+    <w:p>
+      <w:pPr>
+        <w:rPr>
+          <w:rFonts w:hint="default"/>
+          <w:lang w:val="en-US" w:eastAsia="zh-CN"/>
+        </w:rPr>
+      </w:pPr>
+      <w:r>
+        <w:rPr>
+          <w:rFonts w:hint="default"/>
+          <w:lang w:val="en-US" w:eastAsia="zh-CN"/>
+        </w:rPr>
+        <w:t>phase_a 的参考开启沿：        40.000 ns</w:t>
+      </w:r>
+    </w:p>
+    <w:p>
+      <w:pPr>
+        <w:rPr>
+          <w:rFonts w:hint="default"/>
+          <w:lang w:val="en-US" w:eastAsia="zh-CN"/>
+        </w:rPr>
+      </w:pPr>
+      <w:r>
+        <w:rPr>
+          <w:rFonts w:hint="default"/>
+          <w:lang w:val="en-US" w:eastAsia="zh-CN"/>
+        </w:rPr>
+        <w:t>传播到第一级 latch 的 G：    +2.905 ns</w:t>
+      </w:r>
+    </w:p>
+    <w:p>
+      <w:pPr>
+        <w:rPr>
+          <w:rFonts w:hint="default"/>
+          <w:lang w:val="en-US" w:eastAsia="zh-CN"/>
+        </w:rPr>
+      </w:pPr>
+      <w:r>
+        <w:rPr>
+          <w:rFonts w:hint="default"/>
+          <w:lang w:val="en-US" w:eastAsia="zh-CN"/>
+        </w:rPr>
+        <w:t xml:space="preserve">                            ─────────</w:t>
+      </w:r>
+    </w:p>
+    <w:p>
+      <w:pPr>
+        <w:rPr>
+          <w:rFonts w:hint="default"/>
+          <w:lang w:val="en-US" w:eastAsia="zh-CN"/>
+        </w:rPr>
+      </w:pPr>
+      <w:r>
+        <w:rPr>
+          <w:rFonts w:hint="default"/>
+          <w:lang w:val="en-US" w:eastAsia="zh-CN"/>
+        </w:rPr>
+        <w:t>第一级 latch 开启：          42.905 ns</w:t>
+      </w:r>
+    </w:p>
+    <w:p>
+      <w:pPr>
+        <w:rPr>
+          <w:rFonts w:hint="default"/>
+          <w:lang w:val="en-US" w:eastAsia="zh-CN"/>
+        </w:rPr>
+      </w:pPr>
+    </w:p>
+    <w:p>
+      <w:pPr>
+        <w:rPr>
+          <w:rFonts w:hint="default"/>
+          <w:lang w:val="en-US" w:eastAsia="zh-CN"/>
+        </w:rPr>
+      </w:pPr>
+      <w:r>
+        <w:rPr>
+          <w:rFonts w:hint="default"/>
+          <w:lang w:val="en-US" w:eastAsia="zh-CN"/>
+        </w:rPr>
+        <w:t>G 开启到 Q 输出的响应：      +0.359 ns</w:t>
+      </w:r>
+    </w:p>
+    <w:p>
+      <w:pPr>
+        <w:rPr>
+          <w:rFonts w:hint="default"/>
+          <w:lang w:val="en-US" w:eastAsia="zh-CN"/>
+        </w:rPr>
+      </w:pPr>
+      <w:r>
+        <w:rPr>
+          <w:rFonts w:hint="default"/>
+          <w:lang w:val="en-US" w:eastAsia="zh-CN"/>
+        </w:rPr>
+        <w:t>连线：                      +0.954 ns</w:t>
+      </w:r>
+    </w:p>
+    <w:p>
+      <w:pPr>
+        <w:rPr>
+          <w:rFonts w:hint="default"/>
+          <w:lang w:val="en-US" w:eastAsia="zh-CN"/>
+        </w:rPr>
+      </w:pPr>
+      <w:r>
+        <w:rPr>
+          <w:rFonts w:hint="default"/>
+          <w:lang w:val="en-US" w:eastAsia="zh-CN"/>
+        </w:rPr>
+        <w:t>这一路的异或映射成反相逻辑： +0.210 ns</w:t>
+      </w:r>
+    </w:p>
+    <w:p>
+      <w:pPr>
+        <w:rPr>
+          <w:rFonts w:hint="default"/>
+          <w:lang w:val="en-US" w:eastAsia="zh-CN"/>
+        </w:rPr>
+      </w:pPr>
+      <w:r>
+        <w:rPr>
+          <w:rFonts w:hint="default"/>
+          <w:lang w:val="en-US" w:eastAsia="zh-CN"/>
+        </w:rPr>
+        <w:t>连线：                      +0.437 ns</w:t>
+      </w:r>
+    </w:p>
+    <w:p>
+      <w:pPr>
+        <w:rPr>
+          <w:rFonts w:hint="default"/>
+          <w:lang w:val="en-US" w:eastAsia="zh-CN"/>
+        </w:rPr>
+      </w:pPr>
+      <w:r>
+        <w:rPr>
+          <w:rFonts w:hint="default"/>
+          <w:lang w:val="en-US" w:eastAsia="zh-CN"/>
+        </w:rPr>
+        <w:t xml:space="preserve">                            ─────────</w:t>
+      </w:r>
+    </w:p>
+    <w:p>
+      <w:pPr>
+        <w:rPr>
+          <w:rFonts w:hint="default"/>
+          <w:lang w:val="en-US" w:eastAsia="zh-CN"/>
+        </w:rPr>
+      </w:pPr>
+      <w:r>
+        <w:rPr>
+          <w:rFonts w:hint="default"/>
+          <w:lang w:val="en-US" w:eastAsia="zh-CN"/>
+        </w:rPr>
+        <w:t>到达第二级 latch 的 D：      44.865 ns</w:t>
+      </w:r>
+    </w:p>
+    <w:p>
+      <w:pPr>
+        <w:rPr>
+          <w:rFonts w:hint="default"/>
+          <w:lang w:val="en-US" w:eastAsia="zh-CN"/>
+        </w:rPr>
+      </w:pPr>
+    </w:p>
+    <w:p>
+      <w:pPr>
+        <w:rPr>
+          <w:rFonts w:hint="default"/>
+          <w:lang w:val="en-US" w:eastAsia="zh-CN"/>
+        </w:rPr>
+      </w:pPr>
+      <w:r>
+        <w:rPr>
+          <w:rFonts w:hint="default"/>
+          <w:lang w:val="en-US" w:eastAsia="zh-CN"/>
+        </w:rPr>
+        <w:t>phase_b 的参考开启沿：       320.000 ns</w:t>
+      </w:r>
+    </w:p>
+    <w:p>
+      <w:pPr>
+        <w:rPr>
+          <w:rFonts w:hint="default"/>
+          <w:lang w:val="en-US" w:eastAsia="zh-CN"/>
+        </w:rPr>
+      </w:pPr>
+      <w:r>
+        <w:rPr>
+          <w:rFonts w:hint="default"/>
+          <w:lang w:val="en-US" w:eastAsia="zh-CN"/>
+        </w:rPr>
+        <w:t>传播到第二级 latch 的 G：     +3.753 ns</w:t>
+      </w:r>
+    </w:p>
+    <w:p>
+      <w:pPr>
+        <w:rPr>
+          <w:rFonts w:hint="default"/>
+          <w:lang w:val="en-US" w:eastAsia="zh-CN"/>
+        </w:rPr>
+      </w:pPr>
+      <w:r>
+        <w:rPr>
+          <w:rFonts w:hint="default"/>
+          <w:lang w:val="en-US" w:eastAsia="zh-CN"/>
+        </w:rPr>
+        <w:t xml:space="preserve">                            ─────────</w:t>
+      </w:r>
+    </w:p>
+    <w:p>
+      <w:pPr>
+        <w:rPr>
+          <w:rFonts w:hint="default"/>
+          <w:lang w:val="en-US" w:eastAsia="zh-CN"/>
+        </w:rPr>
+      </w:pPr>
+      <w:r>
+        <w:rPr>
+          <w:rFonts w:hint="default"/>
+          <w:lang w:val="en-US" w:eastAsia="zh-CN"/>
+        </w:rPr>
+        <w:t>第二级 latch 开启：          323.753 ns</w:t>
+      </w:r>
+    </w:p>
+    <w:p>
+      <w:pPr>
+        <w:rPr>
+          <w:rFonts w:hint="default"/>
+          <w:lang w:val="en-US" w:eastAsia="zh-CN"/>
+        </w:rPr>
+      </w:pPr>
+    </w:p>
+    <w:p>
+      <w:pPr>
+        <w:rPr>
+          <w:rFonts w:hint="default"/>
+          <w:lang w:val="en-US" w:eastAsia="zh-CN"/>
+        </w:rPr>
+      </w:pPr>
+      <w:r>
+        <w:rPr>
+          <w:rFonts w:hint="default"/>
+          <w:lang w:val="en-US" w:eastAsia="zh-CN"/>
+        </w:rPr>
+        <w:t>扣除不确定度的检查基准：</w:t>
+      </w:r>
+    </w:p>
+    <w:p>
+      <w:pPr>
+        <w:rPr>
+          <w:rFonts w:hint="default"/>
+          <w:lang w:val="en-US" w:eastAsia="zh-CN"/>
+        </w:rPr>
+      </w:pPr>
+      <w:r>
+        <w:rPr>
+          <w:rFonts w:hint="default"/>
+          <w:lang w:val="en-US" w:eastAsia="zh-CN"/>
+        </w:rPr>
+        <w:t>323.753 − 0.250 = 323.503 ns</w:t>
+      </w:r>
+    </w:p>
+    <w:p>
+      <w:pPr>
+        <w:rPr>
+          <w:rFonts w:hint="default"/>
+          <w:lang w:val="en-US" w:eastAsia="zh-CN"/>
+        </w:rPr>
+      </w:pPr>
+    </w:p>
+    <w:p>
+      <w:pPr>
+        <w:rPr>
+          <w:rFonts w:hint="default"/>
+          <w:lang w:val="en-US" w:eastAsia="zh-CN"/>
+        </w:rPr>
+      </w:pPr>
+      <w:r>
+        <w:rPr>
+          <w:rFonts w:hint="default"/>
+          <w:lang w:val="en-US" w:eastAsia="zh-CN"/>
+        </w:rPr>
+        <w:t>Slack = 323.503 − 44.865</w:t>
+      </w:r>
+    </w:p>
+    <w:p>
+      <w:pPr>
+        <w:rPr>
+          <w:rFonts w:hint="default"/>
+          <w:lang w:val="en-US" w:eastAsia="zh-CN"/>
+        </w:rPr>
+      </w:pPr>
+      <w:r>
+        <w:rPr>
+          <w:rFonts w:hint="default"/>
+          <w:lang w:val="en-US" w:eastAsia="zh-CN"/>
+        </w:rPr>
+        <w:t xml:space="preserve">      = 278.638 ns</w:t>
+      </w:r>
+    </w:p>
+    <w:p>
+      <w:pPr>
+        <w:rPr>
+          <w:rFonts w:ascii="宋体" w:hAnsi="宋体" w:eastAsia="宋体" w:cs="宋体"/>
+          <w:sz w:val="24"/>
+          <w:szCs w:val="24"/>
+        </w:rPr>
+      </w:pPr>
+      <w:r>
+        <w:rPr>
+          <w:rFonts w:ascii="宋体" w:hAnsi="宋体" w:eastAsia="宋体" w:cs="宋体"/>
+          <w:sz w:val="24"/>
+          <w:szCs w:val="24"/>
+        </w:rPr>
+        <w:t>当前基线很宽松，没有展示实际时间借用收益，也还不能据此比较最高频率。</w:t>
+      </w:r>
+    </w:p>
+    <w:p>
+      <w:pPr>
+        <w:rPr>
+          <w:rFonts w:hint="eastAsia" w:ascii="宋体" w:hAnsi="宋体" w:eastAsia="宋体" w:cs="宋体"/>
+          <w:sz w:val="24"/>
+          <w:szCs w:val="24"/>
+          <w:lang w:val="en-US" w:eastAsia="zh-CN"/>
+        </w:rPr>
+      </w:pPr>
+      <w:r>
+        <w:rPr>
+          <w:rFonts w:hint="eastAsia" w:ascii="宋体" w:hAnsi="宋体" w:eastAsia="宋体" w:cs="宋体"/>
+          <w:sz w:val="24"/>
+          <w:szCs w:val="24"/>
+          <w:lang w:val="en-US" w:eastAsia="zh-CN"/>
+        </w:rPr>
+        <w:t>但是该实验可以继续分析保持时间约束。</w:t>
+      </w:r>
+    </w:p>
+    <w:p>
+      <w:pPr>
+        <w:rPr>
+          <w:rFonts w:hint="eastAsia"/>
+          <w:b/>
+          <w:bCs/>
+          <w:color w:val="auto"/>
+          <w:sz w:val="30"/>
+          <w:szCs w:val="30"/>
+          <w:lang w:val="en-US" w:eastAsia="zh-CN"/>
+        </w:rPr>
+      </w:pPr>
+      <w:r>
+        <w:rPr>
+          <w:rFonts w:hint="eastAsia"/>
+          <w:b/>
+          <w:bCs/>
+          <w:color w:val="auto"/>
+          <w:sz w:val="30"/>
+          <w:szCs w:val="30"/>
+          <w:lang w:val="en-US" w:eastAsia="zh-CN"/>
+        </w:rPr>
+        <w:t>2.3 Fast Corner → Worst Case Timing Path → Hold</w:t>
+      </w:r>
+    </w:p>
+    <w:p>
+      <w:pPr>
+        <w:rPr>
+          <w:rFonts w:hint="eastAsia" w:ascii="宋体" w:hAnsi="宋体" w:eastAsia="宋体" w:cs="宋体"/>
+          <w:sz w:val="24"/>
+          <w:szCs w:val="24"/>
+          <w:lang w:val="en-US" w:eastAsia="zh-CN"/>
+        </w:rPr>
+      </w:pPr>
+      <w:r>
+        <w:rPr>
+          <w:rFonts w:hint="eastAsia" w:ascii="宋体" w:hAnsi="宋体" w:eastAsia="宋体" w:cs="宋体"/>
+          <w:sz w:val="24"/>
+          <w:szCs w:val="24"/>
+          <w:lang w:val="en-US" w:eastAsia="zh-CN"/>
+        </w:rPr>
+        <w:t>下一笔数据最早到达时间</w:t>
+      </w:r>
+    </w:p>
+    <w:p>
+      <w:pPr>
+        <w:rPr>
+          <w:rFonts w:hint="default" w:ascii="宋体" w:hAnsi="宋体" w:eastAsia="宋体" w:cs="宋体"/>
+          <w:sz w:val="24"/>
+          <w:szCs w:val="24"/>
+          <w:lang w:val="en-US" w:eastAsia="zh-CN"/>
+        </w:rPr>
+      </w:pPr>
+      <w:r>
+        <w:rPr>
+          <w:rFonts w:ascii="宋体" w:hAnsi="宋体" w:eastAsia="宋体" w:cs="宋体"/>
+          <w:sz w:val="24"/>
+          <w:szCs w:val="24"/>
+        </w:rPr>
+        <w:t>这条路径是第一级 latch 第 1 位，到第二级 latch 第 4 位。报告使用下一周期 A 的开启沿</w:t>
+      </w:r>
+      <w:r>
+        <w:rPr>
+          <w:rFonts w:ascii="宋体" w:hAnsi="宋体" w:eastAsia="宋体" w:cs="宋体"/>
+          <w:sz w:val="24"/>
+          <w:szCs w:val="24"/>
+        </w:rPr>
+        <w:t>：</w:t>
+      </w:r>
+    </w:p>
+    <w:p>
+      <w:pPr>
+        <w:rPr>
+          <w:rFonts w:hint="default" w:ascii="宋体" w:hAnsi="宋体" w:eastAsia="宋体" w:cs="宋体"/>
+          <w:sz w:val="24"/>
+          <w:szCs w:val="24"/>
+          <w:lang w:val="en-US" w:eastAsia="zh-CN"/>
+        </w:rPr>
+      </w:pPr>
+      <w:r>
+        <w:rPr>
+          <w:rFonts w:hint="default" w:ascii="宋体" w:hAnsi="宋体" w:eastAsia="宋体" w:cs="宋体"/>
+          <w:sz w:val="24"/>
+          <w:szCs w:val="24"/>
+          <w:lang w:val="en-US" w:eastAsia="zh-CN"/>
+        </w:rPr>
+        <w:t>下一周期 A 开启的参考时刻：       680.000 ns</w:t>
+      </w:r>
+    </w:p>
+    <w:p>
+      <w:pPr>
+        <w:rPr>
+          <w:rFonts w:hint="default" w:ascii="宋体" w:hAnsi="宋体" w:eastAsia="宋体" w:cs="宋体"/>
+          <w:sz w:val="24"/>
+          <w:szCs w:val="24"/>
+          <w:lang w:val="en-US" w:eastAsia="zh-CN"/>
+        </w:rPr>
+      </w:pPr>
+      <w:r>
+        <w:rPr>
+          <w:rFonts w:hint="default" w:ascii="宋体" w:hAnsi="宋体" w:eastAsia="宋体" w:cs="宋体"/>
+          <w:sz w:val="24"/>
+          <w:szCs w:val="24"/>
+          <w:lang w:val="en-US" w:eastAsia="zh-CN"/>
+        </w:rPr>
+        <w:t>时钟传播到第一级 latch：           +1.698 ns</w:t>
+      </w:r>
+    </w:p>
+    <w:p>
+      <w:pPr>
+        <w:rPr>
+          <w:rFonts w:hint="default" w:ascii="宋体" w:hAnsi="宋体" w:eastAsia="宋体" w:cs="宋体"/>
+          <w:sz w:val="24"/>
+          <w:szCs w:val="24"/>
+          <w:lang w:val="en-US" w:eastAsia="zh-CN"/>
+        </w:rPr>
+      </w:pPr>
+      <w:r>
+        <w:rPr>
+          <w:rFonts w:hint="default" w:ascii="宋体" w:hAnsi="宋体" w:eastAsia="宋体" w:cs="宋体"/>
+          <w:sz w:val="24"/>
+          <w:szCs w:val="24"/>
+          <w:lang w:val="en-US" w:eastAsia="zh-CN"/>
+        </w:rPr>
+        <w:t>G 开启到 Q 输出的响应：            +0.198 ns</w:t>
+      </w:r>
+    </w:p>
+    <w:p>
+      <w:pPr>
+        <w:rPr>
+          <w:rFonts w:hint="default" w:ascii="宋体" w:hAnsi="宋体" w:eastAsia="宋体" w:cs="宋体"/>
+          <w:sz w:val="24"/>
+          <w:szCs w:val="24"/>
+          <w:lang w:val="en-US" w:eastAsia="zh-CN"/>
+        </w:rPr>
+      </w:pPr>
+      <w:r>
+        <w:rPr>
+          <w:rFonts w:hint="default" w:ascii="宋体" w:hAnsi="宋体" w:eastAsia="宋体" w:cs="宋体"/>
+          <w:sz w:val="24"/>
+          <w:szCs w:val="24"/>
+          <w:lang w:val="en-US" w:eastAsia="zh-CN"/>
+        </w:rPr>
+        <w:t>数据连线：                        +0.060 ns</w:t>
+      </w:r>
+    </w:p>
+    <w:p>
+      <w:pPr>
+        <w:rPr>
+          <w:rFonts w:hint="default" w:ascii="宋体" w:hAnsi="宋体" w:eastAsia="宋体" w:cs="宋体"/>
+          <w:sz w:val="24"/>
+          <w:szCs w:val="24"/>
+          <w:lang w:val="en-US" w:eastAsia="zh-CN"/>
+        </w:rPr>
+      </w:pPr>
+      <w:r>
+        <w:rPr>
+          <w:rFonts w:hint="default" w:ascii="宋体" w:hAnsi="宋体" w:eastAsia="宋体" w:cs="宋体"/>
+          <w:sz w:val="24"/>
+          <w:szCs w:val="24"/>
+          <w:lang w:val="en-US" w:eastAsia="zh-CN"/>
+        </w:rPr>
+        <w:t xml:space="preserve">                                ─────────</w:t>
+      </w:r>
+    </w:p>
+    <w:p>
+      <w:pPr>
+        <w:rPr>
+          <w:rFonts w:hint="default" w:ascii="宋体" w:hAnsi="宋体" w:eastAsia="宋体" w:cs="宋体"/>
+          <w:sz w:val="24"/>
+          <w:szCs w:val="24"/>
+          <w:lang w:val="en-US" w:eastAsia="zh-CN"/>
+        </w:rPr>
+      </w:pPr>
+      <w:r>
+        <w:rPr>
+          <w:rFonts w:hint="default" w:ascii="宋体" w:hAnsi="宋体" w:eastAsia="宋体" w:cs="宋体"/>
+          <w:sz w:val="24"/>
+          <w:szCs w:val="24"/>
+          <w:lang w:val="en-US" w:eastAsia="zh-CN"/>
+        </w:rPr>
+        <w:t>新数据最早可能到达第二级 D：       681.956 ns</w:t>
+      </w:r>
+    </w:p>
+    <w:p>
+      <w:pPr>
+        <w:rPr>
+          <w:rFonts w:hint="default" w:ascii="宋体" w:hAnsi="宋体" w:eastAsia="宋体" w:cs="宋体"/>
+          <w:sz w:val="24"/>
+          <w:szCs w:val="24"/>
+          <w:lang w:val="en-US" w:eastAsia="zh-CN"/>
+        </w:rPr>
+      </w:pPr>
+    </w:p>
+    <w:p>
+      <w:pPr>
+        <w:rPr>
+          <w:rFonts w:hint="eastAsia" w:ascii="宋体" w:hAnsi="宋体" w:eastAsia="宋体" w:cs="宋体"/>
+          <w:sz w:val="24"/>
+          <w:szCs w:val="24"/>
+          <w:lang w:val="en-US" w:eastAsia="zh-CN"/>
+        </w:rPr>
+      </w:pPr>
+      <w:r>
+        <w:rPr>
+          <w:rFonts w:hint="eastAsia" w:ascii="宋体" w:hAnsi="宋体" w:eastAsia="宋体" w:cs="宋体"/>
+          <w:sz w:val="24"/>
+          <w:szCs w:val="24"/>
+          <w:lang w:val="en-US" w:eastAsia="zh-CN"/>
+        </w:rPr>
+        <w:t>旧数据需要保护到的时间</w:t>
+      </w:r>
+    </w:p>
+    <w:p>
+      <w:pPr>
+        <w:rPr>
+          <w:rFonts w:hint="eastAsia" w:ascii="宋体" w:hAnsi="宋体" w:eastAsia="宋体" w:cs="宋体"/>
+          <w:sz w:val="24"/>
+          <w:szCs w:val="24"/>
+          <w:lang w:val="en-US" w:eastAsia="zh-CN"/>
+        </w:rPr>
+      </w:pPr>
+      <w:r>
+        <w:rPr>
+          <w:rFonts w:ascii="宋体" w:hAnsi="宋体" w:eastAsia="宋体" w:cs="宋体"/>
+          <w:sz w:val="24"/>
+          <w:szCs w:val="24"/>
+        </w:rPr>
+        <w:t>第二级 latch 在本周期 B 的下降沿关闭：</w:t>
+      </w:r>
+    </w:p>
+    <w:p>
+      <w:pPr>
+        <w:rPr>
+          <w:rFonts w:hint="default" w:ascii="宋体" w:hAnsi="宋体" w:eastAsia="宋体" w:cs="宋体"/>
+          <w:sz w:val="24"/>
+          <w:szCs w:val="24"/>
+          <w:lang w:val="en-US" w:eastAsia="zh-CN"/>
+        </w:rPr>
+      </w:pPr>
+      <w:r>
+        <w:rPr>
+          <w:rFonts w:hint="default" w:ascii="宋体" w:hAnsi="宋体" w:eastAsia="宋体" w:cs="宋体"/>
+          <w:sz w:val="24"/>
+          <w:szCs w:val="24"/>
+          <w:lang w:val="en-US" w:eastAsia="zh-CN"/>
+        </w:rPr>
+        <w:t>B 关闭的参考时刻：                480.000 ns</w:t>
+      </w:r>
+    </w:p>
+    <w:p>
+      <w:pPr>
+        <w:rPr>
+          <w:rFonts w:hint="default" w:ascii="宋体" w:hAnsi="宋体" w:eastAsia="宋体" w:cs="宋体"/>
+          <w:sz w:val="24"/>
+          <w:szCs w:val="24"/>
+          <w:lang w:val="en-US" w:eastAsia="zh-CN"/>
+        </w:rPr>
+      </w:pPr>
+      <w:r>
+        <w:rPr>
+          <w:rFonts w:hint="default" w:ascii="宋体" w:hAnsi="宋体" w:eastAsia="宋体" w:cs="宋体"/>
+          <w:sz w:val="24"/>
+          <w:szCs w:val="24"/>
+          <w:lang w:val="en-US" w:eastAsia="zh-CN"/>
+        </w:rPr>
+        <w:t>关闭沿传播到第二级 latch：          +3.674 ns</w:t>
+      </w:r>
+    </w:p>
+    <w:p>
+      <w:pPr>
+        <w:rPr>
+          <w:rFonts w:hint="default" w:ascii="宋体" w:hAnsi="宋体" w:eastAsia="宋体" w:cs="宋体"/>
+          <w:sz w:val="24"/>
+          <w:szCs w:val="24"/>
+          <w:lang w:val="en-US" w:eastAsia="zh-CN"/>
+        </w:rPr>
+      </w:pPr>
+      <w:r>
+        <w:rPr>
+          <w:rFonts w:hint="default" w:ascii="宋体" w:hAnsi="宋体" w:eastAsia="宋体" w:cs="宋体"/>
+          <w:sz w:val="24"/>
+          <w:szCs w:val="24"/>
+          <w:lang w:val="en-US" w:eastAsia="zh-CN"/>
+        </w:rPr>
+        <w:t>时钟不确定度：                    +0.250 ns</w:t>
+      </w:r>
+    </w:p>
+    <w:p>
+      <w:pPr>
+        <w:rPr>
+          <w:rFonts w:hint="default" w:ascii="宋体" w:hAnsi="宋体" w:eastAsia="宋体" w:cs="宋体"/>
+          <w:sz w:val="24"/>
+          <w:szCs w:val="24"/>
+          <w:lang w:val="en-US" w:eastAsia="zh-CN"/>
+        </w:rPr>
+      </w:pPr>
+      <w:r>
+        <w:rPr>
+          <w:rFonts w:hint="default" w:ascii="宋体" w:hAnsi="宋体" w:eastAsia="宋体" w:cs="宋体"/>
+          <w:sz w:val="24"/>
+          <w:szCs w:val="24"/>
+          <w:lang w:val="en-US" w:eastAsia="zh-CN"/>
+        </w:rPr>
+        <w:t>latch 的保持时间要求：             +0.057 ns</w:t>
+      </w:r>
+    </w:p>
+    <w:p>
+      <w:pPr>
+        <w:rPr>
+          <w:rFonts w:hint="default" w:ascii="宋体" w:hAnsi="宋体" w:eastAsia="宋体" w:cs="宋体"/>
+          <w:sz w:val="24"/>
+          <w:szCs w:val="24"/>
+          <w:lang w:val="en-US" w:eastAsia="zh-CN"/>
+        </w:rPr>
+      </w:pPr>
+      <w:r>
+        <w:rPr>
+          <w:rFonts w:hint="default" w:ascii="宋体" w:hAnsi="宋体" w:eastAsia="宋体" w:cs="宋体"/>
+          <w:sz w:val="24"/>
+          <w:szCs w:val="24"/>
+          <w:lang w:val="en-US" w:eastAsia="zh-CN"/>
+        </w:rPr>
+        <w:t xml:space="preserve">                                ─────────</w:t>
+      </w:r>
+    </w:p>
+    <w:p>
+      <w:pPr>
+        <w:rPr>
+          <w:rFonts w:hint="default" w:ascii="宋体" w:hAnsi="宋体" w:eastAsia="宋体" w:cs="宋体"/>
+          <w:sz w:val="24"/>
+          <w:szCs w:val="24"/>
+          <w:lang w:val="en-US" w:eastAsia="zh-CN"/>
+        </w:rPr>
+      </w:pPr>
+      <w:r>
+        <w:rPr>
+          <w:rFonts w:hint="default" w:ascii="宋体" w:hAnsi="宋体" w:eastAsia="宋体" w:cs="宋体"/>
+          <w:sz w:val="24"/>
+          <w:szCs w:val="24"/>
+          <w:lang w:val="en-US" w:eastAsia="zh-CN"/>
+        </w:rPr>
+        <w:t>D 端旧数据需要保持到：             483.981 ns</w:t>
+      </w:r>
+    </w:p>
+    <w:p>
+      <w:pPr>
+        <w:rPr>
+          <w:rFonts w:hint="default" w:ascii="宋体" w:hAnsi="宋体" w:eastAsia="宋体" w:cs="宋体"/>
+          <w:sz w:val="24"/>
+          <w:szCs w:val="24"/>
+          <w:lang w:val="en-US" w:eastAsia="zh-CN"/>
+        </w:rPr>
+      </w:pPr>
+    </w:p>
+    <w:p>
+      <w:pPr>
+        <w:rPr>
+          <w:rFonts w:hint="default" w:ascii="宋体" w:hAnsi="宋体" w:eastAsia="宋体" w:cs="宋体"/>
+          <w:sz w:val="24"/>
+          <w:szCs w:val="24"/>
+          <w:lang w:val="en-US" w:eastAsia="zh-CN"/>
+        </w:rPr>
+      </w:pPr>
+      <w:r>
+        <w:rPr>
+          <w:rFonts w:hint="default" w:ascii="宋体" w:hAnsi="宋体" w:eastAsia="宋体" w:cs="宋体"/>
+          <w:sz w:val="24"/>
+          <w:szCs w:val="24"/>
+          <w:lang w:val="en-US" w:eastAsia="zh-CN"/>
+        </w:rPr>
+        <w:t>Hold Slack = 新数据最早到达时刻 − 旧数据必须保持到的时刻</w:t>
+      </w:r>
+    </w:p>
+    <w:p>
+      <w:pPr>
+        <w:rPr>
+          <w:rFonts w:hint="default" w:ascii="宋体" w:hAnsi="宋体" w:eastAsia="宋体" w:cs="宋体"/>
+          <w:sz w:val="24"/>
+          <w:szCs w:val="24"/>
+          <w:lang w:val="en-US" w:eastAsia="zh-CN"/>
+        </w:rPr>
+      </w:pPr>
+      <w:r>
+        <w:rPr>
+          <w:rFonts w:hint="default" w:ascii="宋体" w:hAnsi="宋体" w:eastAsia="宋体" w:cs="宋体"/>
+          <w:sz w:val="24"/>
+          <w:szCs w:val="24"/>
+          <w:lang w:val="en-US" w:eastAsia="zh-CN"/>
+        </w:rPr>
+        <w:t xml:space="preserve">           = 681.956 − 483.981</w:t>
+      </w:r>
+    </w:p>
+    <w:p>
+      <w:pPr>
+        <w:rPr>
+          <w:rFonts w:hint="default" w:ascii="宋体" w:hAnsi="宋体" w:eastAsia="宋体" w:cs="宋体"/>
+          <w:sz w:val="24"/>
+          <w:szCs w:val="24"/>
+          <w:lang w:val="en-US" w:eastAsia="zh-CN"/>
+        </w:rPr>
+      </w:pPr>
+      <w:r>
+        <w:rPr>
+          <w:rFonts w:hint="default" w:ascii="宋体" w:hAnsi="宋体" w:eastAsia="宋体" w:cs="宋体"/>
+          <w:sz w:val="24"/>
+          <w:szCs w:val="24"/>
+          <w:lang w:val="en-US" w:eastAsia="zh-CN"/>
+        </w:rPr>
+        <w:t xml:space="preserve">           = 197.975 ns</w:t>
+      </w:r>
+    </w:p>
+    <w:p>
+      <w:pPr>
+        <w:rPr>
+          <w:rFonts w:hint="default" w:ascii="宋体" w:hAnsi="宋体" w:eastAsia="宋体" w:cs="宋体"/>
+          <w:sz w:val="24"/>
+          <w:szCs w:val="24"/>
+          <w:lang w:val="en-US" w:eastAsia="zh-CN"/>
+        </w:rPr>
+      </w:pPr>
+    </w:p>
+    <w:p>
+      <w:pPr>
+        <w:rPr>
+          <w:rFonts w:hint="default" w:ascii="宋体" w:hAnsi="宋体" w:eastAsia="宋体" w:cs="宋体"/>
+          <w:sz w:val="24"/>
+          <w:szCs w:val="24"/>
+          <w:lang w:val="en-US" w:eastAsia="zh-CN"/>
+        </w:rPr>
+      </w:pPr>
+    </w:p>
+    <w:p>
+      <w:pPr>
+        <w:rPr>
+          <w:rFonts w:hint="default" w:eastAsiaTheme="minorEastAsia"/>
+          <w:sz w:val="44"/>
+          <w:szCs w:val="44"/>
+          <w:lang w:val="en-US" w:eastAsia="zh-CN"/>
+        </w:rPr>
+      </w:pPr>
+      <w:r>
+        <w:rPr>
+          <w:rFonts w:hint="eastAsia"/>
+          <w:sz w:val="44"/>
+          <w:szCs w:val="44"/>
+          <w:lang w:val="en-US" w:eastAsia="zh-CN"/>
+        </w:rPr>
+        <w:t>二.时钟借用实验</w:t>
+      </w:r>
+      <w:bookmarkStart w:id="0" w:name="_GoBack"/>
+      <w:bookmarkEnd w:id="0"/>
+    </w:p>
+    <w:p>
+      <w:pPr>
+        <w:rPr>
+          <w:rFonts w:hint="default" w:ascii="宋体" w:hAnsi="宋体" w:eastAsia="宋体" w:cs="宋体"/>
+          <w:sz w:val="24"/>
+          <w:szCs w:val="24"/>
+          <w:lang w:val="en-US" w:eastAsia="zh-CN"/>
+        </w:rPr>
+      </w:pPr>
     </w:p>
     <w:sectPr>
       <w:pgSz w:w="11906" w:h="16838"/>
       <w:pgMar w:top="1440" w:right="1800" w:bottom="1440" w:left="1800" w:header="851" w:footer="992" w:gutter="0"/>
-      <w:cols w:space="425"/>
-      <w:docGrid w:type="lines" w:linePitch="312"/>
+      <w:cols w:space="425" w:num="1"/>
+      <w:docGrid w:type="lines" w:linePitch="312" w:charSpace="0"/>
     </w:sectPr>
   </w:body>
 </w:document>
 </file>
 
-<file path=word/numbering.xml><?xml version="1.0" encoding="utf-8"?>
-<w:numbering xmlns:wpc="http://schemas.microsoft.com/office/word/2010/wordprocessingCanvas" xmlns:cx="http://schemas.microsoft.com/office/drawing/2014/chartex" xmlns:cx1="http://schemas.microsoft.com/office/drawing/2015/9/8/chartex" xmlns:cx2="http://schemas.microsoft.com/office/drawing/2015/10/21/chartex" xmlns:cx3="http://schemas.microsoft.com/office/drawing/2016/5/9/chartex" xmlns:cx4="http://schemas.microsoft.com/office/drawing/2016/5/10/chartex" xmlns:cx5="http://schemas.microsoft.com/office/drawing/2016/5/11/chartex" xmlns:cx6="http://schemas.microsoft.com/office/drawing/2016/5/12/chartex" xmlns:cx7="http://schemas.microsoft.com/office/drawing/2016/5/13/chartex" xmlns:cx8="http://schemas.microsoft.com/office/drawing/2016/5/14/chartex" xmlns:mc="http://schemas.openxmlformats.org/markup-compatibility/2006" xmlns:aink="http://schemas.microsoft.com/office/drawing/2016/ink" xmlns:am3d="http://schemas.microsoft.com/office/drawing/2017/model3d" xmlns:o="urn:schemas-microsoft-com:office:office" xmlns:oel="http://schemas.microsoft.com/office/2019/extlst" xmlns:r="http://schemas.openxmlformats.org/officeDocument/2006/relationships" xmlns:m="http://schemas.openxmlformats.org/officeDocument/2006/math" xmlns:v="urn:schemas-microsoft-com:vml" xmlns:wp14="http://schemas.microsoft.com/office/word/2010/wordprocessingDrawing" xmlns:wp="http://schemas.openxmlformats.org/drawingml/2006/wordprocessingDrawing" xmlns:w10="urn:schemas-microsoft-com:office:word" xmlns:w="http://schemas.openxmlformats.org/wordprocessingml/2006/main" xmlns:w14="http://schemas.microsoft.com/office/word/2010/wordml" xmlns:w15="http://schemas.microsoft.com/office/word/2012/wordml" xmlns:w16cex="http://schemas.microsoft.com/office/word/2018/wordml/cex" xmlns:w16cid="http://schemas.microsoft.com/office/word/2016/wordml/cid" xmlns:w16="http://schemas.microsoft.com/office/word/2018/wordml" xmlns:w16du="http://schemas.microsoft.com/office/word/2023/wordml/word16du" xmlns:w16sdtdh="http://schemas.microsoft.com/office/word/2020/wordml/sdtdatahash" xmlns:w16sdtfl="http://schemas.microsoft.com/office/word/2024/wordml/sdtformatlock" xmlns:w16se="http://schemas.microsoft.com/office/word/2015/wordml/symex" xmlns:wpg="http://schemas.microsoft.com/office/word/2010/wordprocessingGroup" xmlns:wpi="http://schemas.microsoft.com/office/word/2010/wordprocessingInk" xmlns:wne="http://schemas.microsoft.com/office/word/2006/wordml" xmlns:wps="http://schemas.microsoft.com/office/word/2010/wordprocessingShape" mc:Ignorable="w14 w15 w16se w16cid w16 w16cex w16sdtdh w16sdtfl w16du wp14">
-  <w:abstractNum w:abstractNumId="0" w15:restartNumberingAfterBreak="0">
-    <w:nsid w:val="5E0C4FDB"/>
-    <w:multiLevelType w:val="hybridMultilevel"/>
-    <w:tmpl w:val="9BB876A8"/>
-    <w:lvl w:ilvl="0" w:tplc="AFBA0E2A">
-      <w:start w:val="1"/>
-      <w:numFmt w:val="decimal"/>
-      <w:lvlText w:val="%1."/>
-      <w:lvlJc w:val="left"/>
-      <w:pPr>
-        <w:ind w:left="360" w:hanging="360"/>
-      </w:pPr>
-      <w:rPr>
-        <w:rFonts w:hint="default"/>
-      </w:rPr>
-    </w:lvl>
-    <w:lvl w:ilvl="1" w:tplc="04090019" w:tentative="1">
-      <w:start w:val="1"/>
-      <w:numFmt w:val="lowerLetter"/>
-      <w:lvlText w:val="%2)"/>
-      <w:lvlJc w:val="left"/>
-      <w:pPr>
-        <w:ind w:left="880" w:hanging="440"/>
-      </w:pPr>
-    </w:lvl>
-    <w:lvl w:ilvl="2" w:tplc="0409001B" w:tentative="1">
-      <w:start w:val="1"/>
-      <w:numFmt w:val="lowerRoman"/>
-      <w:lvlText w:val="%3."/>
-      <w:lvlJc w:val="right"/>
-      <w:pPr>
-        <w:ind w:left="1320" w:hanging="440"/>
-      </w:pPr>
-    </w:lvl>
-    <w:lvl w:ilvl="3" w:tplc="0409000F" w:tentative="1">
-      <w:start w:val="1"/>
-      <w:numFmt w:val="decimal"/>
-      <w:lvlText w:val="%4."/>
-      <w:lvlJc w:val="left"/>
-      <w:pPr>
-        <w:ind w:left="1760" w:hanging="440"/>
-      </w:pPr>
-    </w:lvl>
-    <w:lvl w:ilvl="4" w:tplc="04090019" w:tentative="1">
-      <w:start w:val="1"/>
-      <w:numFmt w:val="lowerLetter"/>
-      <w:lvlText w:val="%5)"/>
-      <w:lvlJc w:val="left"/>
-      <w:pPr>
-        <w:ind w:left="2200" w:hanging="440"/>
-      </w:pPr>
-    </w:lvl>
-    <w:lvl w:ilvl="5" w:tplc="0409001B" w:tentative="1">
-      <w:start w:val="1"/>
-      <w:numFmt w:val="lowerRoman"/>
-      <w:lvlText w:val="%6."/>
-      <w:lvlJc w:val="right"/>
-      <w:pPr>
-        <w:ind w:left="2640" w:hanging="440"/>
-      </w:pPr>
-    </w:lvl>
-    <w:lvl w:ilvl="6" w:tplc="0409000F" w:tentative="1">
-      <w:start w:val="1"/>
-      <w:numFmt w:val="decimal"/>
-      <w:lvlText w:val="%7."/>
-      <w:lvlJc w:val="left"/>
-      <w:pPr>
-        <w:ind w:left="3080" w:hanging="440"/>
-      </w:pPr>
-    </w:lvl>
-    <w:lvl w:ilvl="7" w:tplc="04090019" w:tentative="1">
-      <w:start w:val="1"/>
-      <w:numFmt w:val="lowerLetter"/>
-      <w:lvlText w:val="%8)"/>
-      <w:lvlJc w:val="left"/>
-      <w:pPr>
-        <w:ind w:left="3520" w:hanging="440"/>
-      </w:pPr>
-    </w:lvl>
-    <w:lvl w:ilvl="8" w:tplc="0409001B" w:tentative="1">
-      <w:start w:val="1"/>
-      <w:numFmt w:val="lowerRoman"/>
-      <w:lvlText w:val="%9."/>
-      <w:lvlJc w:val="right"/>
-      <w:pPr>
-        <w:ind w:left="3960" w:hanging="440"/>
-      </w:pPr>
-    </w:lvl>
-  </w:abstractNum>
-  <w:num w:numId="1" w16cid:durableId="2094549375">
-    <w:abstractNumId w:val="0"/>
-  </w:num>
-</w:numbering>
+<file path=word/endnotes.xml><?xml version="1.0" encoding="utf-8"?>
+<w:endnotes xmlns:wpc="http://schemas.microsoft.com/office/word/2010/wordprocessingCanvas" xmlns:mc="http://schemas.openxmlformats.org/markup-compatibility/2006" xmlns:o="urn:schemas-microsoft-com:office:office" xmlns:r="http://schemas.openxmlformats.org/officeDocument/2006/relationships" xmlns:m="http://schemas.openxmlformats.org/officeDocument/2006/math" xmlns:v="urn:schemas-microsoft-com:vml" xmlns:wp14="http://schemas.microsoft.com/office/word/2010/wordprocessingDrawing" xmlns:wp="http://schemas.openxmlformats.org/drawingml/2006/wordprocessingDrawing" xmlns:w="http://schemas.openxmlformats.org/wordprocessingml/2006/main" xmlns:w14="http://schemas.microsoft.com/office/word/2010/wordml" xmlns:w15="http://schemas.microsoft.com/office/word/2012/wordml" xmlns:w10="urn:schemas-microsoft-com:office:word" xmlns:wpg="http://schemas.microsoft.com/office/word/2010/wordprocessingGroup" xmlns:wpi="http://schemas.microsoft.com/office/word/2010/wordprocessingInk" xmlns:wne="http://schemas.microsoft.com/office/word/2006/wordml" xmlns:wps="http://schemas.microsoft.com/office/word/2010/wordprocessingShape" xmlns:wpsCustomData="http://www.wps.cn/officeDocument/2013/wpsCustomData" mc:Ignorable="w14 w15 wp14">
+  <w:endnote w:type="separator" w:id="0">
+    <w:p>
+      <w:pPr>
+        <w:spacing w:line="240" w:lineRule="auto"/>
+      </w:pPr>
+      <w:r>
+        <w:separator/>
+      </w:r>
+    </w:p>
+  </w:endnote>
+  <w:endnote w:type="continuationSeparator" w:id="1">
+    <w:p>
+      <w:pPr>
+        <w:spacing w:line="240" w:lineRule="auto"/>
+      </w:pPr>
+      <w:r>
+        <w:continuationSeparator/>
+      </w:r>
+    </w:p>
+  </w:endnote>
+</w:endnotes>
+</file>
+
+<file path=word/footnotes.xml><?xml version="1.0" encoding="utf-8"?>
+<w:footnotes xmlns:wpc="http://schemas.microsoft.com/office/word/2010/wordprocessingCanvas" xmlns:mc="http://schemas.openxmlformats.org/markup-compatibility/2006" xmlns:o="urn:schemas-microsoft-com:office:office" xmlns:r="http://schemas.openxmlformats.org/officeDocument/2006/relationships" xmlns:m="http://schemas.openxmlformats.org/officeDocument/2006/math" xmlns:v="urn:schemas-microsoft-com:vml" xmlns:wp14="http://schemas.microsoft.com/office/word/2010/wordprocessingDrawing" xmlns:wp="http://schemas.openxmlformats.org/drawingml/2006/wordprocessingDrawing" xmlns:w="http://schemas.openxmlformats.org/wordprocessingml/2006/main" xmlns:w14="http://schemas.microsoft.com/office/word/2010/wordml" xmlns:w15="http://schemas.microsoft.com/office/word/2012/wordml" xmlns:w10="urn:schemas-microsoft-com:office:word" xmlns:wpg="http://schemas.microsoft.com/office/word/2010/wordprocessingGroup" xmlns:wpi="http://schemas.microsoft.com/office/word/2010/wordprocessingInk" xmlns:wne="http://schemas.microsoft.com/office/word/2006/wordml" xmlns:wps="http://schemas.microsoft.com/office/word/2010/wordprocessingShape" xmlns:wpsCustomData="http://www.wps.cn/officeDocument/2013/wpsCustomData" mc:Ignorable="w14 w15 wp14">
+  <w:footnote w:type="separator" w:id="0">
+    <w:p>
+      <w:pPr>
+        <w:spacing w:before="0" w:after="0" w:line="278" w:lineRule="auto"/>
+      </w:pPr>
+      <w:r>
+        <w:separator/>
+      </w:r>
+    </w:p>
+  </w:footnote>
+  <w:footnote w:type="continuationSeparator" w:id="1">
+    <w:p>
+      <w:pPr>
+        <w:spacing w:before="0" w:after="0" w:line="278" w:lineRule="auto"/>
+      </w:pPr>
+      <w:r>
+        <w:continuationSeparator/>
+      </w:r>
+    </w:p>
+  </w:footnote>
+</w:footnotes>
 </file>
 
 <file path=word/styles.xml><?xml version="1.0" encoding="utf-8"?>
-<w:styles xmlns:mc="http://schemas.openxmlformats.org/markup-compatibility/2006" xmlns:r="http://schemas.openxmlformats.org/officeDocument/2006/relationships" xmlns:w="http://schemas.openxmlformats.org/wordprocessingml/2006/main" xmlns:w14="http://schemas.microsoft.com/office/word/2010/wordml" xmlns:w15="http://schemas.microsoft.com/office/word/2012/wordml" xmlns:w16cex="http://schemas.microsoft.com/office/word/2018/wordml/cex" xmlns:w16cid="http://schemas.microsoft.com/office/word/2016/wordml/cid" xmlns:w16="http://schemas.microsoft.com/office/word/2018/wordml" xmlns:w16du="http://schemas.microsoft.com/office/word/2023/wordml/word16du" xmlns:w16sdtdh="http://schemas.microsoft.com/office/word/2020/wordml/sdtdatahash" xmlns:w16sdtfl="http://schemas.microsoft.com/office/word/2024/wordml/sdtformatlock" xmlns:w16se="http://schemas.microsoft.com/office/word/2015/wordml/symex" mc:Ignorable="w14 w15 w16se w16cid w16 w16cex w16sdtdh w16sdtfl w16du">
+<w:styles xmlns:mc="http://schemas.openxmlformats.org/markup-compatibility/2006" xmlns:o="urn:schemas-microsoft-com:office:office" xmlns:r="http://schemas.openxmlformats.org/officeDocument/2006/relationships" xmlns:m="http://schemas.openxmlformats.org/officeDocument/2006/math" xmlns:v="urn:schemas-microsoft-com:vml" xmlns:w="http://schemas.openxmlformats.org/wordprocessingml/2006/main" xmlns:w14="http://schemas.microsoft.com/office/word/2010/wordml" xmlns:w10="urn:schemas-microsoft-com:office:word" xmlns:sl="http://schemas.openxmlformats.org/schemaLibrary/2006/main" xmlns:wpsCustomData="http://www.wps.cn/officeDocument/2013/wpsCustomData" mc:Ignorable="w14">
   <w:docDefaults>
     <w:rPrDefault>
       <w:rPr>
-        <w:rFonts w:asciiTheme="minorHAnsi" w:eastAsiaTheme="minorEastAsia" w:hAnsiTheme="minorHAnsi" w:cstheme="minorBidi"/>
-        <w:kern w:val="2"/>
-        <w:sz w:val="22"/>
-        <w:szCs w:val="24"/>
-        <w:lang w:val="en-US" w:eastAsia="zh-CN" w:bidi="ar-SA"/>
-        <w14:ligatures w14:val="standardContextual"/>
+        <w:rFonts w:ascii="Times New Roman" w:hAnsi="Times New Roman" w:eastAsia="宋体" w:cs="Times New Roman"/>
       </w:rPr>
     </w:rPrDefault>
-    <w:pPrDefault>
-      <w:pPr>
-        <w:spacing w:after="160" w:line="278" w:lineRule="auto"/>
-      </w:pPr>
-    </w:pPrDefault>
+    <w:pPrDefault/>
   </w:docDefaults>
-  <w:latentStyles w:defLockedState="0" w:defUIPriority="99" w:defSemiHidden="0" w:defUnhideWhenUsed="0" w:defQFormat="0" w:count="376">
-    <w:lsdException w:name="Normal" w:uiPriority="0" w:qFormat="1"/>
-    <w:lsdException w:name="heading 1" w:uiPriority="9" w:qFormat="1"/>
-    <w:lsdException w:name="heading 2" w:semiHidden="1" w:uiPriority="9" w:unhideWhenUsed="1" w:qFormat="1"/>
-    <w:lsdException w:name="heading 3" w:semiHidden="1" w:uiPriority="9" w:unhideWhenUsed="1" w:qFormat="1"/>
-    <w:lsdException w:name="heading 4" w:semiHidden="1" w:uiPriority="9" w:unhideWhenUsed="1" w:qFormat="1"/>
-    <w:lsdException w:name="heading 5" w:semiHidden="1" w:uiPriority="9" w:unhideWhenUsed="1" w:qFormat="1"/>
-    <w:lsdException w:name="heading 6" w:semiHidden="1" w:uiPriority="9" w:unhideWhenUsed="1" w:qFormat="1"/>
-    <w:lsdException w:name="heading 7" w:semiHidden="1" w:uiPriority="9" w:unhideWhenUsed="1" w:qFormat="1"/>
-    <w:lsdException w:name="heading 8" w:semiHidden="1" w:uiPriority="9" w:unhideWhenUsed="1" w:qFormat="1"/>
-    <w:lsdException w:name="heading 9" w:semiHidden="1" w:uiPriority="9" w:unhideWhenUsed="1" w:qFormat="1"/>
-    <w:lsdException w:name="index 1" w:semiHidden="1" w:unhideWhenUsed="1"/>
-    <w:lsdException w:name="index 2" w:semiHidden="1" w:unhideWhenUsed="1"/>
-    <w:lsdException w:name="index 3" w:semiHidden="1" w:unhideWhenUsed="1"/>
-    <w:lsdException w:name="index 4" w:semiHidden="1" w:unhideWhenUsed="1"/>
-    <w:lsdException w:name="index 5" w:semiHidden="1" w:unhideWhenUsed="1"/>
-    <w:lsdException w:name="index 6" w:semiHidden="1" w:unhideWhenUsed="1"/>
-    <w:lsdException w:name="index 7" w:semiHidden="1" w:unhideWhenUsed="1"/>
-    <w:lsdException w:name="index 8" w:semiHidden="1" w:unhideWhenUsed="1"/>
-    <w:lsdException w:name="index 9" w:semiHidden="1" w:unhideWhenUsed="1"/>
-    <w:lsdException w:name="toc 1" w:semiHidden="1" w:uiPriority="39" w:unhideWhenUsed="1"/>
-    <w:lsdException w:name="toc 2" w:semiHidden="1" w:uiPriority="39" w:unhideWhenUsed="1"/>
-    <w:lsdException w:name="toc 3" w:semiHidden="1" w:uiPriority="39" w:unhideWhenUsed="1"/>
-    <w:lsdException w:name="toc 4" w:semiHidden="1" w:uiPriority="39" w:unhideWhenUsed="1"/>
-    <w:lsdException w:name="toc 5" w:semiHidden="1" w:uiPriority="39" w:unhideWhenUsed="1"/>
-    <w:lsdException w:name="toc 6" w:semiHidden="1" w:uiPriority="39" w:unhideWhenUsed="1"/>
-    <w:lsdException w:name="toc 7" w:semiHidden="1" w:uiPriority="39" w:unhideWhenUsed="1"/>
-    <w:lsdException w:name="toc 8" w:semiHidden="1" w:uiPriority="39" w:unhideWhenUsed="1"/>
-    <w:lsdException w:name="toc 9" w:semiHidden="1" w:uiPriority="39" w:unhideWhenUsed="1"/>
-    <w:lsdException w:name="Normal Indent" w:semiHidden="1" w:unhideWhenUsed="1"/>
-    <w:lsdException w:name="footnote text" w:semiHidden="1" w:unhideWhenUsed="1"/>
-    <w:lsdException w:name="annotation text" w:semiHidden="1" w:unhideWhenUsed="1"/>
-    <w:lsdException w:name="header" w:semiHidden="1" w:unhideWhenUsed="1"/>
-    <w:lsdException w:name="footer" w:semiHidden="1" w:unhideWhenUsed="1"/>
-    <w:lsdException w:name="index heading" w:semiHidden="1" w:unhideWhenUsed="1"/>
-    <w:lsdException w:name="caption" w:semiHidden="1" w:uiPriority="35" w:unhideWhenUsed="1" w:qFormat="1"/>
-    <w:lsdException w:name="table of figures" w:semiHidden="1" w:unhideWhenUsed="1"/>
-    <w:lsdException w:name="envelope address" w:semiHidden="1" w:unhideWhenUsed="1"/>
-    <w:lsdException w:name="envelope return" w:semiHidden="1" w:unhideWhenUsed="1"/>
-    <w:lsdException w:name="footnote reference" w:semiHidden="1" w:unhideWhenUsed="1"/>
-    <w:lsdException w:name="annotation reference" w:semiHidden="1" w:unhideWhenUsed="1"/>
-    <w:lsdException w:name="line number" w:semiHidden="1" w:unhideWhenUsed="1"/>
-    <w:lsdException w:name="page number" w:semiHidden="1" w:unhideWhenUsed="1"/>
-    <w:lsdException w:name="endnote reference" w:semiHidden="1" w:unhideWhenUsed="1"/>
-    <w:lsdException w:name="endnote text" w:semiHidden="1" w:unhideWhenUsed="1"/>
-    <w:lsdException w:name="table of authorities" w:semiHidden="1" w:unhideWhenUsed="1"/>
-    <w:lsdException w:name="macro" w:semiHidden="1" w:unhideWhenUsed="1"/>
-    <w:lsdException w:name="toa heading" w:semiHidden="1" w:unhideWhenUsed="1"/>
-    <w:lsdException w:name="List" w:semiHidden="1" w:unhideWhenUsed="1"/>
-    <w:lsdException w:name="List Bullet" w:semiHidden="1" w:unhideWhenUsed="1"/>
-    <w:lsdException w:name="List Number" w:semiHidden="1" w:unhideWhenUsed="1"/>
-    <w:lsdException w:name="List 2" w:semiHidden="1" w:unhideWhenUsed="1"/>
-    <w:lsdException w:name="List 3" w:semiHidden="1" w:unhideWhenUsed="1"/>
-    <w:lsdException w:name="List 4" w:semiHidden="1" w:unhideWhenUsed="1"/>
-    <w:lsdException w:name="List 5" w:semiHidden="1" w:unhideWhenUsed="1"/>
-    <w:lsdException w:name="List Bullet 2" w:semiHidden="1" w:unhideWhenUsed="1"/>
-    <w:lsdException w:name="List Bullet 3" w:semiHidden="1" w:unhideWhenUsed="1"/>
-    <w:lsdException w:name="List Bullet 4" w:semiHidden="1" w:unhideWhenUsed="1"/>
-    <w:lsdException w:name="List Bullet 5" w:semiHidden="1" w:unhideWhenUsed="1"/>
-    <w:lsdException w:name="List Number 2" w:semiHidden="1" w:unhideWhenUsed="1"/>
-    <w:lsdException w:name="List Number 3" w:semiHidden="1" w:unhideWhenUsed="1"/>
-    <w:lsdException w:name="List Number 4" w:semiHidden="1" w:unhideWhenUsed="1"/>
-    <w:lsdException w:name="List Number 5" w:semiHidden="1" w:unhideWhenUsed="1"/>
-    <w:lsdException w:name="Title" w:uiPriority="10" w:qFormat="1"/>
-    <w:lsdException w:name="Closing" w:semiHidden="1" w:unhideWhenUsed="1"/>
-    <w:lsdException w:name="Signature" w:semiHidden="1" w:unhideWhenUsed="1"/>
-    <w:lsdException w:name="Default Paragraph Font" w:semiHidden="1" w:uiPriority="1" w:unhideWhenUsed="1"/>
-    <w:lsdException w:name="Body Text" w:semiHidden="1" w:unhideWhenUsed="1"/>
-    <w:lsdException w:name="Body Text Indent" w:semiHidden="1" w:unhideWhenUsed="1"/>
-    <w:lsdException w:name="List Continue" w:semiHidden="1" w:unhideWhenUsed="1"/>
-    <w:lsdException w:name="List Continue 2" w:semiHidden="1" w:unhideWhenUsed="1"/>
-    <w:lsdException w:name="List Continue 3" w:semiHidden="1" w:unhideWhenUsed="1"/>
-    <w:lsdException w:name="List Continue 4" w:semiHidden="1" w:unhideWhenUsed="1"/>
-    <w:lsdException w:name="List Continue 5" w:semiHidden="1" w:unhideWhenUsed="1"/>
-    <w:lsdException w:name="Message Header" w:semiHidden="1" w:unhideWhenUsed="1"/>
-    <w:lsdException w:name="Subtitle" w:uiPriority="11" w:qFormat="1"/>
-    <w:lsdException w:name="Salutation" w:semiHidden="1" w:unhideWhenUsed="1"/>
-    <w:lsdException w:name="Date" w:semiHidden="1" w:unhideWhenUsed="1"/>
-    <w:lsdException w:name="Body Text First Indent" w:semiHidden="1" w:unhideWhenUsed="1"/>
-    <w:lsdException w:name="Body Text First Indent 2" w:semiHidden="1" w:unhideWhenUsed="1"/>
-    <w:lsdException w:name="Note Heading" w:semiHidden="1" w:unhideWhenUsed="1"/>
-    <w:lsdException w:name="Body Text 2" w:semiHidden="1" w:unhideWhenUsed="1"/>
-    <w:lsdException w:name="Body Text 3" w:semiHidden="1" w:unhideWhenUsed="1"/>
-    <w:lsdException w:name="Body Text Indent 2" w:semiHidden="1" w:unhideWhenUsed="1"/>
-    <w:lsdException w:name="Body Text Indent 3" w:semiHidden="1" w:unhideWhenUsed="1"/>
-    <w:lsdException w:name="Block Text" w:semiHidden="1" w:unhideWhenUsed="1"/>
-    <w:lsdException w:name="Hyperlink" w:semiHidden="1" w:unhideWhenUsed="1"/>
-    <w:lsdException w:name="FollowedHyperlink" w:semiHidden="1" w:unhideWhenUsed="1"/>
-    <w:lsdException w:name="Strong" w:uiPriority="22" w:qFormat="1"/>
-    <w:lsdException w:name="Emphasis" w:uiPriority="20" w:qFormat="1"/>
-    <w:lsdException w:name="Document Map" w:semiHidden="1" w:unhideWhenUsed="1"/>
-    <w:lsdException w:name="Plain Text" w:semiHidden="1" w:unhideWhenUsed="1"/>
-    <w:lsdException w:name="E-mail Signature" w:semiHidden="1" w:unhideWhenUsed="1"/>
-    <w:lsdException w:name="HTML Top of Form" w:semiHidden="1" w:unhideWhenUsed="1"/>
-    <w:lsdException w:name="HTML Bottom of Form" w:semiHidden="1" w:unhideWhenUsed="1"/>
-    <w:lsdException w:name="Normal (Web)" w:semiHidden="1" w:unhideWhenUsed="1"/>
-    <w:lsdException w:name="HTML Acronym" w:semiHidden="1" w:unhideWhenUsed="1"/>
-    <w:lsdException w:name="HTML Address" w:semiHidden="1" w:unhideWhenUsed="1"/>
-    <w:lsdException w:name="HTML Cite" w:semiHidden="1" w:unhideWhenUsed="1"/>
-    <w:lsdException w:name="HTML Code" w:semiHidden="1" w:unhideWhenUsed="1"/>
-    <w:lsdException w:name="HTML Definition" w:semiHidden="1" w:unhideWhenUsed="1"/>
-    <w:lsdException w:name="HTML Keyboard" w:semiHidden="1" w:unhideWhenUsed="1"/>
-    <w:lsdException w:name="HTML Preformatted" w:semiHidden="1" w:unhideWhenUsed="1"/>
-    <w:lsdException w:name="HTML Sample" w:semiHidden="1" w:unhideWhenUsed="1"/>
-    <w:lsdException w:name="HTML Typewriter" w:semiHidden="1" w:unhideWhenUsed="1"/>
-    <w:lsdException w:name="HTML Variable" w:semiHidden="1" w:unhideWhenUsed="1"/>
-    <w:lsdException w:name="Normal Table" w:semiHidden="1" w:unhideWhenUsed="1"/>
-    <w:lsdException w:name="annotation subject" w:semiHidden="1" w:unhideWhenUsed="1"/>
-    <w:lsdException w:name="No List" w:semiHidden="1" w:unhideWhenUsed="1"/>
-    <w:lsdException w:name="Outline List 1" w:semiHidden="1" w:unhideWhenUsed="1"/>
-    <w:lsdException w:name="Outline List 2" w:semiHidden="1" w:unhideWhenUsed="1"/>
-    <w:lsdException w:name="Outline List 3" w:semiHidden="1" w:unhideWhenUsed="1"/>
-    <w:lsdException w:name="Table Simple 1" w:semiHidden="1" w:unhideWhenUsed="1"/>
-    <w:lsdException w:name="Table Simple 2" w:semiHidden="1" w:unhideWhenUsed="1"/>
-    <w:lsdException w:name="Table Simple 3" w:semiHidden="1" w:unhideWhenUsed="1"/>
-    <w:lsdException w:name="Table Classic 1" w:semiHidden="1" w:unhideWhenUsed="1"/>
-    <w:lsdException w:name="Table Classic 2" w:semiHidden="1" w:unhideWhenUsed="1"/>
-    <w:lsdException w:name="Table Classic 3" w:semiHidden="1" w:unhideWhenUsed="1"/>
-    <w:lsdException w:name="Table Classic 4" w:semiHidden="1" w:unhideWhenUsed="1"/>
-    <w:lsdException w:name="Table Colorful 1" w:semiHidden="1" w:unhideWhenUsed="1"/>
-    <w:lsdException w:name="Table Colorful 2" w:semiHidden="1" w:unhideWhenUsed="1"/>
-    <w:lsdException w:name="Table Colorful 3" w:semiHidden="1" w:unhideWhenUsed="1"/>
-    <w:lsdException w:name="Table Columns 1" w:semiHidden="1" w:unhideWhenUsed="1"/>
-    <w:lsdException w:name="Table Columns 2" w:semiHidden="1" w:unhideWhenUsed="1"/>
-    <w:lsdException w:name="Table Columns 3" w:semiHidden="1" w:unhideWhenUsed="1"/>
-    <w:lsdException w:name="Table Columns 4" w:semiHidden="1" w:unhideWhenUsed="1"/>
-    <w:lsdException w:name="Table Columns 5" w:semiHidden="1" w:unhideWhenUsed="1"/>
-    <w:lsdException w:name="Table Grid 1" w:semiHidden="1" w:unhideWhenUsed="1"/>
-    <w:lsdException w:name="Table Grid 2" w:semiHidden="1" w:unhideWhenUsed="1"/>
-    <w:lsdException w:name="Table Grid 3" w:semiHidden="1" w:unhideWhenUsed="1"/>
-    <w:lsdException w:name="Table Grid 4" w:semiHidden="1" w:unhideWhenUsed="1"/>
-    <w:lsdException w:name="Table Grid 5" w:semiHidden="1" w:unhideWhenUsed="1"/>
-    <w:lsdException w:name="Table Grid 6" w:semiHidden="1" w:unhideWhenUsed="1"/>
-    <w:lsdException w:name="Table Grid 7" w:semiHidden="1" w:unhideWhenUsed="1"/>
-    <w:lsdException w:name="Table Grid 8" w:semiHidden="1" w:unhideWhenUsed="1"/>
-    <w:lsdException w:name="Table List 1" w:semiHidden="1" w:unhideWhenUsed="1"/>
-    <w:lsdException w:name="Table List 2" w:semiHidden="1" w:unhideWhenUsed="1"/>
-    <w:lsdException w:name="Table List 3" w:semiHidden="1" w:unhideWhenUsed="1"/>
-    <w:lsdException w:name="Table List 4" w:semiHidden="1" w:unhideWhenUsed="1"/>
-    <w:lsdException w:name="Table List 5" w:semiHidden="1" w:unhideWhenUsed="1"/>
-    <w:lsdException w:name="Table List 6" w:semiHidden="1" w:unhideWhenUsed="1"/>
-    <w:lsdException w:name="Table List 7" w:semiHidden="1" w:unhideWhenUsed="1"/>
-    <w:lsdException w:name="Table List 8" w:semiHidden="1" w:unhideWhenUsed="1"/>
-    <w:lsdException w:name="Table 3D effects 1" w:semiHidden="1" w:unhideWhenUsed="1"/>
-    <w:lsdException w:name="Table 3D effects 2" w:semiHidden="1" w:unhideWhenUsed="1"/>
-    <w:lsdException w:name="Table 3D effects 3" w:semiHidden="1" w:unhideWhenUsed="1"/>
-    <w:lsdException w:name="Table Contemporary" w:semiHidden="1" w:unhideWhenUsed="1"/>
-    <w:lsdException w:name="Table Elegant" w:semiHidden="1" w:unhideWhenUsed="1"/>
-    <w:lsdException w:name="Table Professional" w:semiHidden="1" w:unhideWhenUsed="1"/>
-    <w:lsdException w:name="Table Subtle 1" w:semiHidden="1" w:unhideWhenUsed="1"/>
-    <w:lsdException w:name="Table Subtle 2" w:semiHidden="1" w:unhideWhenUsed="1"/>
-    <w:lsdException w:name="Table Web 1" w:semiHidden="1" w:unhideWhenUsed="1"/>
-    <w:lsdException w:name="Table Web 2" w:semiHidden="1" w:unhideWhenUsed="1"/>
-    <w:lsdException w:name="Table Web 3" w:semiHidden="1" w:unhideWhenUsed="1"/>
-    <w:lsdException w:name="Balloon Text" w:semiHidden="1" w:unhideWhenUsed="1"/>
-    <w:lsdException w:name="Table Grid" w:uiPriority="39"/>
-    <w:lsdException w:name="Table Theme" w:semiHidden="1" w:unhideWhenUsed="1"/>
-    <w:lsdException w:name="Placeholder Text" w:semiHidden="1"/>
-    <w:lsdException w:name="No Spacing" w:uiPriority="1" w:qFormat="1"/>
-    <w:lsdException w:name="Light Shading" w:uiPriority="60"/>
-    <w:lsdException w:name="Light List" w:uiPriority="61"/>
-    <w:lsdException w:name="Light Grid" w:uiPriority="62"/>
-    <w:lsdException w:name="Medium Shading 1" w:uiPriority="63"/>
-    <w:lsdException w:name="Medium Shading 2" w:uiPriority="64"/>
-    <w:lsdException w:name="Medium List 1" w:uiPriority="65"/>
-    <w:lsdException w:name="Medium List 2" w:uiPriority="66"/>
-    <w:lsdException w:name="Medium Grid 1" w:uiPriority="67"/>
-    <w:lsdException w:name="Medium Grid 2" w:uiPriority="68"/>
-    <w:lsdException w:name="Medium Grid 3" w:uiPriority="69"/>
-    <w:lsdException w:name="Dark List" w:uiPriority="70"/>
-    <w:lsdException w:name="Colorful Shading" w:uiPriority="71"/>
-    <w:lsdException w:name="Colorful List" w:uiPriority="72"/>
-    <w:lsdException w:name="Colorful Grid" w:uiPriority="73"/>
-    <w:lsdException w:name="Light Shading Accent 1" w:uiPriority="60"/>
-    <w:lsdException w:name="Light List Accent 1" w:uiPriority="61"/>
-    <w:lsdException w:name="Light Grid Accent 1" w:uiPriority="62"/>
-    <w:lsdException w:name="Medium Shading 1 Accent 1" w:uiPriority="63"/>
-    <w:lsdException w:name="Medium Shading 2 Accent 1" w:uiPriority="64"/>
-    <w:lsdException w:name="Medium List 1 Accent 1" w:uiPriority="65"/>
-    <w:lsdException w:name="Revision" w:semiHidden="1"/>
-    <w:lsdException w:name="List Paragraph" w:uiPriority="34" w:qFormat="1"/>
-    <w:lsdException w:name="Quote" w:uiPriority="29" w:qFormat="1"/>
-    <w:lsdException w:name="Intense Quote" w:uiPriority="30" w:qFormat="1"/>
-    <w:lsdException w:name="Medium List 2 Accent 1" w:uiPriority="66"/>
-    <w:lsdException w:name="Medium Grid 1 Accent 1" w:uiPriority="67"/>
-    <w:lsdException w:name="Medium Grid 2 Accent 1" w:uiPriority="68"/>
-    <w:lsdException w:name="Medium Grid 3 Accent 1" w:uiPriority="69"/>
-    <w:lsdException w:name="Dark List Accent 1" w:uiPriority="70"/>
-    <w:lsdException w:name="Colorful Shading Accent 1" w:uiPriority="71"/>
-    <w:lsdException w:name="Colorful List Accent 1" w:uiPriority="72"/>
-    <w:lsdException w:name="Colorful Grid Accent 1" w:uiPriority="73"/>
-    <w:lsdException w:name="Light Shading Accent 2" w:uiPriority="60"/>
-    <w:lsdException w:name="Light List Accent 2" w:uiPriority="61"/>
-    <w:lsdException w:name="Light Grid Accent 2" w:uiPriority="62"/>
-    <w:lsdException w:name="Medium Shading 1 Accent 2" w:uiPriority="63"/>
-    <w:lsdException w:name="Medium Shading 2 Accent 2" w:uiPriority="64"/>
-    <w:lsdException w:name="Medium List 1 Accent 2" w:uiPriority="65"/>
-    <w:lsdException w:name="Medium List 2 Accent 2" w:uiPriority="66"/>
-    <w:lsdException w:name="Medium Grid 1 Accent 2" w:uiPriority="67"/>
-    <w:lsdException w:name="Medium Grid 2 Accent 2" w:uiPriority="68"/>
-    <w:lsdException w:name="Medium Grid 3 Accent 2" w:uiPriority="69"/>
-    <w:lsdException w:name="Dark List Accent 2" w:uiPriority="70"/>
-    <w:lsdException w:name="Colorful Shading Accent 2" w:uiPriority="71"/>
-    <w:lsdException w:name="Colorful List Accent 2" w:uiPriority="72"/>
-    <w:lsdException w:name="Colorful Grid Accent 2" w:uiPriority="73"/>
-    <w:lsdException w:name="Light Shading Accent 3" w:uiPriority="60"/>
-    <w:lsdException w:name="Light List Accent 3" w:uiPriority="61"/>
-    <w:lsdException w:name="Light Grid Accent 3" w:uiPriority="62"/>
-    <w:lsdException w:name="Medium Shading 1 Accent 3" w:uiPriority="63"/>
-    <w:lsdException w:name="Medium Shading 2 Accent 3" w:uiPriority="64"/>
-    <w:lsdException w:name="Medium List 1 Accent 3" w:uiPriority="65"/>
-    <w:lsdException w:name="Medium List 2 Accent 3" w:uiPriority="66"/>
-    <w:lsdException w:name="Medium Grid 1 Accent 3" w:uiPriority="67"/>
-    <w:lsdException w:name="Medium Grid 2 Accent 3" w:uiPriority="68"/>
-    <w:lsdException w:name="Medium Grid 3 Accent 3" w:uiPriority="69"/>
-    <w:lsdException w:name="Dark List Accent 3" w:uiPriority="70"/>
-    <w:lsdException w:name="Colorful Shading Accent 3" w:uiPriority="71"/>
-    <w:lsdException w:name="Colorful List Accent 3" w:uiPriority="72"/>
-    <w:lsdException w:name="Colorful Grid Accent 3" w:uiPriority="73"/>
-    <w:lsdException w:name="Light Shading Accent 4" w:uiPriority="60"/>
-    <w:lsdException w:name="Light List Accent 4" w:uiPriority="61"/>
-    <w:lsdException w:name="Light Grid Accent 4" w:uiPriority="62"/>
-    <w:lsdException w:name="Medium Shading 1 Accent 4" w:uiPriority="63"/>
-    <w:lsdException w:name="Medium Shading 2 Accent 4" w:uiPriority="64"/>
-    <w:lsdException w:name="Medium List 1 Accent 4" w:uiPriority="65"/>
-    <w:lsdException w:name="Medium List 2 Accent 4" w:uiPriority="66"/>
-    <w:lsdException w:name="Medium Grid 1 Accent 4" w:uiPriority="67"/>
-    <w:lsdException w:name="Medium Grid 2 Accent 4" w:uiPriority="68"/>
-    <w:lsdException w:name="Medium Grid 3 Accent 4" w:uiPriority="69"/>
-    <w:lsdException w:name="Dark List Accent 4" w:uiPriority="70"/>
-    <w:lsdException w:name="Colorful Shading Accent 4" w:uiPriority="71"/>
-    <w:lsdException w:name="Colorful List Accent 4" w:uiPriority="72"/>
-    <w:lsdException w:name="Colorful Grid Accent 4" w:uiPriority="73"/>
-    <w:lsdException w:name="Light Shading Accent 5" w:uiPriority="60"/>
-    <w:lsdException w:name="Light List Accent 5" w:uiPriority="61"/>
-    <w:lsdException w:name="Light Grid Accent 5" w:uiPriority="62"/>
-    <w:lsdException w:name="Medium Shading 1 Accent 5" w:uiPriority="63"/>
-    <w:lsdException w:name="Medium Shading 2 Accent 5" w:uiPriority="64"/>
-    <w:lsdException w:name="Medium List 1 Accent 5" w:uiPriority="65"/>
-    <w:lsdException w:name="Medium List 2 Accent 5" w:uiPriority="66"/>
-    <w:lsdException w:name="Medium Grid 1 Accent 5" w:uiPriority="67"/>
-    <w:lsdException w:name="Medium Grid 2 Accent 5" w:uiPriority="68"/>
-    <w:lsdException w:name="Medium Grid 3 Accent 5" w:uiPriority="69"/>
-    <w:lsdException w:name="Dark List Accent 5" w:uiPriority="70"/>
-    <w:lsdException w:name="Colorful Shading Accent 5" w:uiPriority="71"/>
-    <w:lsdException w:name="Colorful List Accent 5" w:uiPriority="72"/>
-    <w:lsdException w:name="Colorful Grid Accent 5" w:uiPriority="73"/>
-    <w:lsdException w:name="Light Shading Accent 6" w:uiPriority="60"/>
-    <w:lsdException w:name="Light List Accent 6" w:uiPriority="61"/>
-    <w:lsdException w:name="Light Grid Accent 6" w:uiPriority="62"/>
-    <w:lsdException w:name="Medium Shading 1 Accent 6" w:uiPriority="63"/>
-    <w:lsdException w:name="Medium Shading 2 Accent 6" w:uiPriority="64"/>
-    <w:lsdException w:name="Medium List 1 Accent 6" w:uiPriority="65"/>
-    <w:lsdException w:name="Medium List 2 Accent 6" w:uiPriority="66"/>
-    <w:lsdException w:name="Medium Grid 1 Accent 6" w:uiPriority="67"/>
-    <w:lsdException w:name="Medium Grid 2 Accent 6" w:uiPriority="68"/>
-    <w:lsdException w:name="Medium Grid 3 Accent 6" w:uiPriority="69"/>
-    <w:lsdException w:name="Dark List Accent 6" w:uiPriority="70"/>
-    <w:lsdException w:name="Colorful Shading Accent 6" w:uiPriority="71"/>
-    <w:lsdException w:name="Colorful List Accent 6" w:uiPriority="72"/>
-    <w:lsdException w:name="Colorful Grid Accent 6" w:uiPriority="73"/>
-    <w:lsdException w:name="Subtle Emphasis" w:uiPriority="19" w:qFormat="1"/>
-    <w:lsdException w:name="Intense Emphasis" w:uiPriority="21" w:qFormat="1"/>
-    <w:lsdException w:name="Subtle Reference" w:uiPriority="31" w:qFormat="1"/>
-    <w:lsdException w:name="Intense Reference" w:uiPriority="32" w:qFormat="1"/>
-    <w:lsdException w:name="Book Title" w:uiPriority="33" w:qFormat="1"/>
-    <w:lsdException w:name="Bibliography" w:semiHidden="1" w:uiPriority="37" w:unhideWhenUsed="1"/>
-    <w:lsdException w:name="TOC Heading" w:semiHidden="1" w:uiPriority="39" w:unhideWhenUsed="1" w:qFormat="1"/>
-    <w:lsdException w:name="Plain Table 1" w:uiPriority="41"/>
-    <w:lsdException w:name="Plain Table 2" w:uiPriority="42"/>
-    <w:lsdException w:name="Plain Table 3" w:uiPriority="43"/>
-    <w:lsdException w:name="Plain Table 4" w:uiPriority="44"/>
-    <w:lsdException w:name="Plain Table 5" w:uiPriority="45"/>
-    <w:lsdException w:name="Grid Table Light" w:uiPriority="40"/>
-    <w:lsdException w:name="Grid Table 1 Light" w:uiPriority="46"/>
-    <w:lsdException w:name="Grid Table 2" w:uiPriority="47"/>
-    <w:lsdException w:name="Grid Table 3" w:uiPriority="48"/>
-    <w:lsdException w:name="Grid Table 4" w:uiPriority="49"/>
-    <w:lsdException w:name="Grid Table 5 Dark" w:uiPriority="50"/>
-    <w:lsdException w:name="Grid Table 6 Colorful" w:uiPriority="51"/>
-    <w:lsdException w:name="Grid Table 7 Colorful" w:uiPriority="52"/>
-    <w:lsdException w:name="Grid Table 1 Light Accent 1" w:uiPriority="46"/>
-    <w:lsdException w:name="Grid Table 2 Accent 1" w:uiPriority="47"/>
-    <w:lsdException w:name="Grid Table 3 Accent 1" w:uiPriority="48"/>
-    <w:lsdException w:name="Grid Table 4 Accent 1" w:uiPriority="49"/>
-    <w:lsdException w:name="Grid Table 5 Dark Accent 1" w:uiPriority="50"/>
-    <w:lsdException w:name="Grid Table 6 Colorful Accent 1" w:uiPriority="51"/>
-    <w:lsdException w:name="Grid Table 7 Colorful Accent 1" w:uiPriority="52"/>
-    <w:lsdException w:name="Grid Table 1 Light Accent 2" w:uiPriority="46"/>
-    <w:lsdException w:name="Grid Table 2 Accent 2" w:uiPriority="47"/>
-    <w:lsdException w:name="Grid Table 3 Accent 2" w:uiPriority="48"/>
-    <w:lsdException w:name="Grid Table 4 Accent 2" w:uiPriority="49"/>
-    <w:lsdException w:name="Grid Table 5 Dark Accent 2" w:uiPriority="50"/>
-    <w:lsdException w:name="Grid Table 6 Colorful Accent 2" w:uiPriority="51"/>
-    <w:lsdException w:name="Grid Table 7 Colorful Accent 2" w:uiPriority="52"/>
-    <w:lsdException w:name="Grid Table 1 Light Accent 3" w:uiPriority="46"/>
-    <w:lsdException w:name="Grid Table 2 Accent 3" w:uiPriority="47"/>
-    <w:lsdException w:name="Grid Table 3 Accent 3" w:uiPriority="48"/>
-    <w:lsdException w:name="Grid Table 4 Accent 3" w:uiPriority="49"/>
-    <w:lsdException w:name="Grid Table 5 Dark Accent 3" w:uiPriority="50"/>
-    <w:lsdException w:name="Grid Table 6 Colorful Accent 3" w:uiPriority="51"/>
-    <w:lsdException w:name="Grid Table 7 Colorful Accent 3" w:uiPriority="52"/>
-    <w:lsdException w:name="Grid Table 1 Light Accent 4" w:uiPriority="46"/>
-    <w:lsdException w:name="Grid Table 2 Accent 4" w:uiPriority="47"/>
-    <w:lsdException w:name="Grid Table 3 Accent 4" w:uiPriority="48"/>
-    <w:lsdException w:name="Grid Table 4 Accent 4" w:uiPriority="49"/>
-    <w:lsdException w:name="Grid Table 5 Dark Accent 4" w:uiPriority="50"/>
-    <w:lsdException w:name="Grid Table 6 Colorful Accent 4" w:uiPriority="51"/>
-    <w:lsdException w:name="Grid Table 7 Colorful Accent 4" w:uiPriority="52"/>
-    <w:lsdException w:name="Grid Table 1 Light Accent 5" w:uiPriority="46"/>
-    <w:lsdException w:name="Grid Table 2 Accent 5" w:uiPriority="47"/>
-    <w:lsdException w:name="Grid Table 3 Accent 5" w:uiPriority="48"/>
-    <w:lsdException w:name="Grid Table 4 Accent 5" w:uiPriority="49"/>
-    <w:lsdException w:name="Grid Table 5 Dark Accent 5" w:uiPriority="50"/>
-    <w:lsdException w:name="Grid Table 6 Colorful Accent 5" w:uiPriority="51"/>
-    <w:lsdException w:name="Grid Table 7 Colorful Accent 5" w:uiPriority="52"/>
-    <w:lsdException w:name="Grid Table 1 Light Accent 6" w:uiPriority="46"/>
-    <w:lsdException w:name="Grid Table 2 Accent 6" w:uiPriority="47"/>
-    <w:lsdException w:name="Grid Table 3 Accent 6" w:uiPriority="48"/>
-    <w:lsdException w:name="Grid Table 4 Accent 6" w:uiPriority="49"/>
-    <w:lsdException w:name="Grid Table 5 Dark Accent 6" w:uiPriority="50"/>
-    <w:lsdException w:name="Grid Table 6 Colorful Accent 6" w:uiPriority="51"/>
-    <w:lsdException w:name="Grid Table 7 Colorful Accent 6" w:uiPriority="52"/>
-    <w:lsdException w:name="List Table 1 Light" w:uiPriority="46"/>
-    <w:lsdException w:name="List Table 2" w:uiPriority="47"/>
-    <w:lsdException w:name="List Table 3" w:uiPriority="48"/>
-    <w:lsdException w:name="List Table 4" w:uiPriority="49"/>
-    <w:lsdException w:name="List Table 5 Dark" w:uiPriority="50"/>
-    <w:lsdException w:name="List Table 6 Colorful" w:uiPriority="51"/>
-    <w:lsdException w:name="List Table 7 Colorful" w:uiPriority="52"/>
-    <w:lsdException w:name="List Table 1 Light Accent 1" w:uiPriority="46"/>
-    <w:lsdException w:name="List Table 2 Accent 1" w:uiPriority="47"/>
-    <w:lsdException w:name="List Table 3 Accent 1" w:uiPriority="48"/>
-    <w:lsdException w:name="List Table 4 Accent 1" w:uiPriority="49"/>
-    <w:lsdException w:name="List Table 5 Dark Accent 1" w:uiPriority="50"/>
-    <w:lsdException w:name="List Table 6 Colorful Accent 1" w:uiPriority="51"/>
-    <w:lsdException w:name="List Table 7 Colorful Accent 1" w:uiPriority="52"/>
-    <w:lsdException w:name="List Table 1 Light Accent 2" w:uiPriority="46"/>
-    <w:lsdException w:name="List Table 2 Accent 2" w:uiPriority="47"/>
-    <w:lsdException w:name="List Table 3 Accent 2" w:uiPriority="48"/>
-    <w:lsdException w:name="List Table 4 Accent 2" w:uiPriority="49"/>
-    <w:lsdException w:name="List Table 5 Dark Accent 2" w:uiPriority="50"/>
-    <w:lsdException w:name="List Table 6 Colorful Accent 2" w:uiPriority="51"/>
-    <w:lsdException w:name="List Table 7 Colorful Accent 2" w:uiPriority="52"/>
-    <w:lsdException w:name="List Table 1 Light Accent 3" w:uiPriority="46"/>
-    <w:lsdException w:name="List Table 2 Accent 3" w:uiPriority="47"/>
-    <w:lsdException w:name="List Table 3 Accent 3" w:uiPriority="48"/>
-    <w:lsdException w:name="List Table 4 Accent 3" w:uiPriority="49"/>
-    <w:lsdException w:name="List Table 5 Dark Accent 3" w:uiPriority="50"/>
-    <w:lsdException w:name="List Table 6 Colorful Accent 3" w:uiPriority="51"/>
-    <w:lsdException w:name="List Table 7 Colorful Accent 3" w:uiPriority="52"/>
-    <w:lsdException w:name="List Table 1 Light Accent 4" w:uiPriority="46"/>
-    <w:lsdException w:name="List Table 2 Accent 4" w:uiPriority="47"/>
-    <w:lsdException w:name="List Table 3 Accent 4" w:uiPriority="48"/>
-    <w:lsdException w:name="List Table 4 Accent 4" w:uiPriority="49"/>
-    <w:lsdException w:name="List Table 5 Dark Accent 4" w:uiPriority="50"/>
-    <w:lsdException w:name="List Table 6 Colorful Accent 4" w:uiPriority="51"/>
-    <w:lsdException w:name="List Table 7 Colorful Accent 4" w:uiPriority="52"/>
-    <w:lsdException w:name="List Table 1 Light Accent 5" w:uiPriority="46"/>
-    <w:lsdException w:name="List Table 2 Accent 5" w:uiPriority="47"/>
-    <w:lsdException w:name="List Table 3 Accent 5" w:uiPriority="48"/>
-    <w:lsdException w:name="List Table 4 Accent 5" w:uiPriority="49"/>
-    <w:lsdException w:name="List Table 5 Dark Accent 5" w:uiPriority="50"/>
-    <w:lsdException w:name="List Table 6 Colorful Accent 5" w:uiPriority="51"/>
-    <w:lsdException w:name="List Table 7 Colorful Accent 5" w:uiPriority="52"/>
-    <w:lsdException w:name="List Table 1 Light Accent 6" w:uiPriority="46"/>
-    <w:lsdException w:name="List Table 2 Accent 6" w:uiPriority="47"/>
-    <w:lsdException w:name="List Table 3 Accent 6" w:uiPriority="48"/>
-    <w:lsdException w:name="List Table 4 Accent 6" w:uiPriority="49"/>
-    <w:lsdException w:name="List Table 5 Dark Accent 6" w:uiPriority="50"/>
-    <w:lsdException w:name="List Table 6 Colorful Accent 6" w:uiPriority="51"/>
-    <w:lsdException w:name="List Table 7 Colorful Accent 6" w:uiPriority="52"/>
-    <w:lsdException w:name="Mention" w:semiHidden="1" w:unhideWhenUsed="1"/>
-    <w:lsdException w:name="Smart Hyperlink" w:semiHidden="1" w:unhideWhenUsed="1"/>
-    <w:lsdException w:name="Hashtag" w:semiHidden="1" w:unhideWhenUsed="1"/>
-    <w:lsdException w:name="Unresolved Mention" w:semiHidden="1" w:unhideWhenUsed="1"/>
-    <w:lsdException w:name="Smart Link" w:semiHidden="1" w:unhideWhenUsed="1"/>
+  <w:latentStyles w:count="260" w:defQFormat="0" w:defUnhideWhenUsed="1" w:defSemiHidden="1" w:defUIPriority="99" w:defLockedState="0">
+    <w:lsdException w:qFormat="1" w:unhideWhenUsed="0" w:uiPriority="0" w:semiHidden="0" w:name="Normal"/>
+    <w:lsdException w:qFormat="1" w:unhideWhenUsed="0" w:uiPriority="9" w:semiHidden="0" w:name="heading 1"/>
+    <w:lsdException w:qFormat="1" w:uiPriority="9" w:name="heading 2"/>
+    <w:lsdException w:qFormat="1" w:uiPriority="9" w:name="heading 3"/>
+    <w:lsdException w:qFormat="1" w:uiPriority="9" w:name="heading 4"/>
+    <w:lsdException w:qFormat="1" w:uiPriority="9" w:name="heading 5"/>
+    <w:lsdException w:qFormat="1" w:uiPriority="9" w:name="heading 6"/>
+    <w:lsdException w:qFormat="1" w:uiPriority="9" w:name="heading 7"/>
+    <w:lsdException w:qFormat="1" w:uiPriority="9" w:name="heading 8"/>
+    <w:lsdException w:qFormat="1" w:uiPriority="9" w:name="heading 9"/>
+    <w:lsdException w:uiPriority="99" w:name="index 1"/>
+    <w:lsdException w:uiPriority="99" w:name="index 2"/>
+    <w:lsdException w:uiPriority="99" w:name="index 3"/>
+    <w:lsdException w:uiPriority="99" w:name="index 4"/>
+    <w:lsdException w:uiPriority="99" w:name="index 5"/>
+    <w:lsdException w:uiPriority="99" w:name="index 6"/>
+    <w:lsdException w:uiPriority="99" w:name="index 7"/>
+    <w:lsdException w:uiPriority="99" w:name="index 8"/>
+    <w:lsdException w:uiPriority="99" w:name="index 9"/>
+    <w:lsdException w:uiPriority="39" w:name="toc 1"/>
+    <w:lsdException w:uiPriority="39" w:name="toc 2"/>
+    <w:lsdException w:uiPriority="39" w:name="toc 3"/>
+    <w:lsdException w:uiPriority="39" w:name="toc 4"/>
+    <w:lsdException w:uiPriority="39" w:name="toc 5"/>
+    <w:lsdException w:uiPriority="39" w:name="toc 6"/>
+    <w:lsdException w:uiPriority="39" w:name="toc 7"/>
+    <w:lsdException w:uiPriority="39" w:name="toc 8"/>
+    <w:lsdException w:uiPriority="39" w:name="toc 9"/>
+    <w:lsdException w:uiPriority="99" w:name="Normal Indent"/>
+    <w:lsdException w:uiPriority="99" w:name="footnote text"/>
+    <w:lsdException w:uiPriority="99" w:name="annotation text"/>
+    <w:lsdException w:uiPriority="99" w:name="header"/>
+    <w:lsdException w:uiPriority="99" w:name="footer"/>
+    <w:lsdException w:uiPriority="99" w:name="index heading"/>
+    <w:lsdException w:qFormat="1" w:uiPriority="35" w:name="caption"/>
+    <w:lsdException w:uiPriority="99" w:name="table of figures"/>
+    <w:lsdException w:uiPriority="99" w:name="envelope address"/>
+    <w:lsdException w:uiPriority="99" w:name="envelope return"/>
+    <w:lsdException w:uiPriority="99" w:name="footnote reference"/>
+    <w:lsdException w:uiPriority="99" w:name="annotation reference"/>
+    <w:lsdException w:uiPriority="99" w:name="line number"/>
+    <w:lsdException w:uiPriority="99" w:name="page number"/>
+    <w:lsdException w:uiPriority="99" w:name="endnote reference"/>
+    <w:lsdException w:uiPriority="99" w:name="endnote text"/>
+    <w:lsdException w:uiPriority="99" w:name="table of authorities"/>
+    <w:lsdException w:uiPriority="99" w:name="macro"/>
+    <w:lsdException w:uiPriority="99" w:name="toa heading"/>
+    <w:lsdException w:uiPriority="99" w:name="List"/>
+    <w:lsdException w:uiPriority="99" w:name="List Bullet"/>
+    <w:lsdException w:uiPriority="99" w:name="List Number"/>
+    <w:lsdException w:uiPriority="99" w:name="List 2"/>
+    <w:lsdException w:uiPriority="99" w:name="List 3"/>
+    <w:lsdException w:uiPriority="99" w:name="List 4"/>
+    <w:lsdException w:uiPriority="99" w:name="List 5"/>
+    <w:lsdException w:uiPriority="99" w:name="List Bullet 2"/>
+    <w:lsdException w:uiPriority="99" w:name="List Bullet 3"/>
+    <w:lsdException w:uiPriority="99" w:name="List Bullet 4"/>
+    <w:lsdException w:uiPriority="99" w:name="List Bullet 5"/>
+    <w:lsdException w:uiPriority="99" w:name="List Number 2"/>
+    <w:lsdException w:uiPriority="99" w:name="List Number 3"/>
+    <w:lsdException w:uiPriority="99" w:name="List Number 4"/>
+    <w:lsdException w:uiPriority="99" w:name="List Number 5"/>
+    <w:lsdException w:qFormat="1" w:unhideWhenUsed="0" w:uiPriority="10" w:semiHidden="0" w:name="Title"/>
+    <w:lsdException w:uiPriority="99" w:name="Closing"/>
+    <w:lsdException w:uiPriority="99" w:name="Signature"/>
+    <w:lsdException w:uiPriority="1" w:semiHidden="0" w:name="Default Paragraph Font"/>
+    <w:lsdException w:uiPriority="99" w:name="Body Text"/>
+    <w:lsdException w:uiPriority="99" w:name="Body Text Indent"/>
+    <w:lsdException w:uiPriority="99" w:name="List Continue"/>
+    <w:lsdException w:uiPriority="99" w:name="List Continue 2"/>
+    <w:lsdException w:uiPriority="99" w:name="List Continue 3"/>
+    <w:lsdException w:uiPriority="99" w:name="List Continue 4"/>
+    <w:lsdException w:uiPriority="99" w:name="List Continue 5"/>
+    <w:lsdException w:uiPriority="99" w:name="Message Header"/>
+    <w:lsdException w:qFormat="1" w:unhideWhenUsed="0" w:uiPriority="11" w:semiHidden="0" w:name="Subtitle"/>
+    <w:lsdException w:uiPriority="99" w:name="Salutation"/>
+    <w:lsdException w:uiPriority="99" w:name="Date"/>
+    <w:lsdException w:uiPriority="99" w:name="Body Text First Indent"/>
+    <w:lsdException w:uiPriority="99" w:name="Body Text First Indent 2"/>
+    <w:lsdException w:uiPriority="99" w:name="Note Heading"/>
+    <w:lsdException w:uiPriority="99" w:name="Body Text 2"/>
+    <w:lsdException w:uiPriority="99" w:name="Body Text 3"/>
+    <w:lsdException w:uiPriority="99" w:name="Body Text Indent 2"/>
+    <w:lsdException w:uiPriority="99" w:name="Body Text Indent 3"/>
+    <w:lsdException w:uiPriority="99" w:name="Block Text"/>
+    <w:lsdException w:uiPriority="99" w:name="Hyperlink"/>
+    <w:lsdException w:uiPriority="99" w:name="FollowedHyperlink"/>
+    <w:lsdException w:qFormat="1" w:unhideWhenUsed="0" w:uiPriority="22" w:semiHidden="0" w:name="Strong"/>
+    <w:lsdException w:qFormat="1" w:unhideWhenUsed="0" w:uiPriority="20" w:semiHidden="0" w:name="Emphasis"/>
+    <w:lsdException w:uiPriority="99" w:name="Document Map"/>
+    <w:lsdException w:uiPriority="99" w:name="Plain Text"/>
+    <w:lsdException w:uiPriority="99" w:name="E-mail Signature"/>
+    <w:lsdException w:uiPriority="99" w:name="Normal (Web)"/>
+    <w:lsdException w:uiPriority="99" w:name="HTML Acronym"/>
+    <w:lsdException w:uiPriority="99" w:name="HTML Address"/>
+    <w:lsdException w:uiPriority="99" w:name="HTML Cite"/>
+    <w:lsdException w:uiPriority="99" w:name="HTML Code"/>
+    <w:lsdException w:uiPriority="99" w:name="HTML Definition"/>
+    <w:lsdException w:uiPriority="99" w:name="HTML Keyboard"/>
+    <w:lsdException w:uiPriority="99" w:name="HTML Preformatted"/>
+    <w:lsdException w:uiPriority="99" w:name="HTML Sample"/>
+    <w:lsdException w:uiPriority="99" w:name="HTML Typewriter"/>
+    <w:lsdException w:uiPriority="99" w:name="HTML Variable"/>
+    <w:lsdException w:uiPriority="99" w:name="Normal Table"/>
+    <w:lsdException w:uiPriority="99" w:name="annotation subject"/>
+    <w:lsdException w:uiPriority="99" w:name="Table Simple 1"/>
+    <w:lsdException w:uiPriority="99" w:name="Table Simple 2"/>
+    <w:lsdException w:uiPriority="99" w:name="Table Simple 3"/>
+    <w:lsdException w:uiPriority="99" w:name="Table Classic 1"/>
+    <w:lsdException w:uiPriority="99" w:name="Table Classic 2"/>
+    <w:lsdException w:uiPriority="99" w:name="Table Classic 3"/>
+    <w:lsdException w:uiPriority="99" w:name="Table Classic 4"/>
+    <w:lsdException w:uiPriority="99" w:name="Table Colorful 1"/>
+    <w:lsdException w:uiPriority="99" w:name="Table Colorful 2"/>
+    <w:lsdException w:uiPriority="99" w:name="Table Colorful 3"/>
+    <w:lsdException w:uiPriority="99" w:name="Table Columns 1"/>
+    <w:lsdException w:uiPriority="99" w:name="Table Columns 2"/>
+    <w:lsdException w:uiPriority="99" w:name="Table Columns 3"/>
+    <w:lsdException w:uiPriority="99" w:name="Table Columns 4"/>
+    <w:lsdException w:uiPriority="99" w:name="Table Columns 5"/>
+    <w:lsdException w:uiPriority="99" w:name="Table Grid 1"/>
+    <w:lsdException w:uiPriority="99" w:name="Table Grid 2"/>
+    <w:lsdException w:uiPriority="99" w:name="Table Grid 3"/>
+    <w:lsdException w:uiPriority="99" w:name="Table Grid 4"/>
+    <w:lsdException w:uiPriority="99" w:name="Table Grid 5"/>
+    <w:lsdException w:uiPriority="99" w:name="Table Grid 6"/>
+    <w:lsdException w:uiPriority="99" w:name="Table Grid 7"/>
+    <w:lsdException w:uiPriority="99" w:name="Table Grid 8"/>
+    <w:lsdException w:uiPriority="99" w:name="Table List 1"/>
+    <w:lsdException w:uiPriority="99" w:name="Table List 2"/>
+    <w:lsdException w:uiPriority="99" w:name="Table List 3"/>
+    <w:lsdException w:uiPriority="99" w:name="Table List 4"/>
+    <w:lsdException w:uiPriority="99" w:name="Table List 5"/>
+    <w:lsdException w:uiPriority="99" w:name="Table List 6"/>
+    <w:lsdException w:uiPriority="99" w:name="Table List 7"/>
+    <w:lsdException w:uiPriority="99" w:name="Table List 8"/>
+    <w:lsdException w:uiPriority="99" w:name="Table 3D effects 1"/>
+    <w:lsdException w:uiPriority="99" w:name="Table 3D effects 2"/>
+    <w:lsdException w:uiPriority="99" w:name="Table 3D effects 3"/>
+    <w:lsdException w:uiPriority="99" w:name="Table Contemporary"/>
+    <w:lsdException w:uiPriority="99" w:name="Table Elegant"/>
+    <w:lsdException w:uiPriority="99" w:name="Table Professional"/>
+    <w:lsdException w:uiPriority="99" w:name="Table Subtle 1"/>
+    <w:lsdException w:uiPriority="99" w:name="Table Subtle 2"/>
+    <w:lsdException w:uiPriority="99" w:name="Table Web 1"/>
+    <w:lsdException w:uiPriority="99" w:name="Table Web 2"/>
+    <w:lsdException w:uiPriority="99" w:name="Table Web 3"/>
+    <w:lsdException w:uiPriority="99" w:name="Balloon Text"/>
+    <w:lsdException w:unhideWhenUsed="0" w:uiPriority="39" w:semiHidden="0" w:name="Table Grid"/>
+    <w:lsdException w:uiPriority="99" w:name="Table Theme"/>
+    <w:lsdException w:unhideWhenUsed="0" w:uiPriority="60" w:semiHidden="0" w:name="Light Shading"/>
+    <w:lsdException w:unhideWhenUsed="0" w:uiPriority="61" w:semiHidden="0" w:name="Light List"/>
+    <w:lsdException w:unhideWhenUsed="0" w:uiPriority="62" w:semiHidden="0" w:name="Light Grid"/>
+    <w:lsdException w:unhideWhenUsed="0" w:uiPriority="63" w:semiHidden="0" w:name="Medium Shading 1"/>
+    <w:lsdException w:unhideWhenUsed="0" w:uiPriority="64" w:semiHidden="0" w:name="Medium Shading 2"/>
+    <w:lsdException w:unhideWhenUsed="0" w:uiPriority="65" w:semiHidden="0" w:name="Medium List 1"/>
+    <w:lsdException w:unhideWhenUsed="0" w:uiPriority="66" w:semiHidden="0" w:name="Medium List 2"/>
+    <w:lsdException w:unhideWhenUsed="0" w:uiPriority="67" w:semiHidden="0" w:name="Medium Grid 1"/>
+    <w:lsdException w:unhideWhenUsed="0" w:uiPriority="68" w:semiHidden="0" w:name="Medium Grid 2"/>
+    <w:lsdException w:unhideWhenUsed="0" w:uiPriority="69" w:semiHidden="0" w:name="Medium Grid 3"/>
+    <w:lsdException w:unhideWhenUsed="0" w:uiPriority="70" w:semiHidden="0" w:name="Dark List"/>
+    <w:lsdException w:unhideWhenUsed="0" w:uiPriority="71" w:semiHidden="0" w:name="Colorful Shading"/>
+    <w:lsdException w:unhideWhenUsed="0" w:uiPriority="72" w:semiHidden="0" w:name="Colorful List"/>
+    <w:lsdException w:unhideWhenUsed="0" w:uiPriority="73" w:semiHidden="0" w:name="Colorful Grid"/>
+    <w:lsdException w:unhideWhenUsed="0" w:uiPriority="60" w:semiHidden="0" w:name="Light Shading Accent 1"/>
+    <w:lsdException w:unhideWhenUsed="0" w:uiPriority="61" w:semiHidden="0" w:name="Light List Accent 1"/>
+    <w:lsdException w:unhideWhenUsed="0" w:uiPriority="62" w:semiHidden="0" w:name="Light Grid Accent 1"/>
+    <w:lsdException w:unhideWhenUsed="0" w:uiPriority="63" w:semiHidden="0" w:name="Medium Shading 1 Accent 1"/>
+    <w:lsdException w:unhideWhenUsed="0" w:uiPriority="64" w:semiHidden="0" w:name="Medium Shading 2 Accent 1"/>
+    <w:lsdException w:unhideWhenUsed="0" w:uiPriority="65" w:semiHidden="0" w:name="Medium List 1 Accent 1"/>
+    <w:lsdException w:qFormat="1" w:unhideWhenUsed="0" w:uiPriority="34" w:semiHidden="0" w:name="List Paragraph"/>
+    <w:lsdException w:qFormat="1" w:unhideWhenUsed="0" w:uiPriority="29" w:semiHidden="0" w:name="Quote"/>
+    <w:lsdException w:qFormat="1" w:unhideWhenUsed="0" w:uiPriority="30" w:semiHidden="0" w:name="Intense Quote"/>
+    <w:lsdException w:unhideWhenUsed="0" w:uiPriority="66" w:semiHidden="0" w:name="Medium List 2 Accent 1"/>
+    <w:lsdException w:unhideWhenUsed="0" w:uiPriority="67" w:semiHidden="0" w:name="Medium Grid 1 Accent 1"/>
+    <w:lsdException w:unhideWhenUsed="0" w:uiPriority="68" w:semiHidden="0" w:name="Medium Grid 2 Accent 1"/>
+    <w:lsdException w:unhideWhenUsed="0" w:uiPriority="69" w:semiHidden="0" w:name="Medium Grid 3 Accent 1"/>
+    <w:lsdException w:unhideWhenUsed="0" w:uiPriority="70" w:semiHidden="0" w:name="Dark List Accent 1"/>
+    <w:lsdException w:unhideWhenUsed="0" w:uiPriority="71" w:semiHidden="0" w:name="Colorful Shading Accent 1"/>
+    <w:lsdException w:unhideWhenUsed="0" w:uiPriority="72" w:semiHidden="0" w:name="Colorful List Accent 1"/>
+    <w:lsdException w:unhideWhenUsed="0" w:uiPriority="73" w:semiHidden="0" w:name="Colorful Grid Accent 1"/>
+    <w:lsdException w:unhideWhenUsed="0" w:uiPriority="60" w:semiHidden="0" w:name="Light Shading Accent 2"/>
+    <w:lsdException w:unhideWhenUsed="0" w:uiPriority="61" w:semiHidden="0" w:name="Light List Accent 2"/>
+    <w:lsdException w:unhideWhenUsed="0" w:uiPriority="62" w:semiHidden="0" w:name="Light Grid Accent 2"/>
+    <w:lsdException w:unhideWhenUsed="0" w:uiPriority="63" w:semiHidden="0" w:name="Medium Shading 1 Accent 2"/>
+    <w:lsdException w:unhideWhenUsed="0" w:uiPriority="64" w:semiHidden="0" w:name="Medium Shading 2 Accent 2"/>
+    <w:lsdException w:unhideWhenUsed="0" w:uiPriority="65" w:semiHidden="0" w:name="Medium List 1 Accent 2"/>
+    <w:lsdException w:unhideWhenUsed="0" w:uiPriority="66" w:semiHidden="0" w:name="Medium List 2 Accent 2"/>
+    <w:lsdException w:unhideWhenUsed="0" w:uiPriority="67" w:semiHidden="0" w:name="Medium Grid 1 Accent 2"/>
+    <w:lsdException w:unhideWhenUsed="0" w:uiPriority="68" w:semiHidden="0" w:name="Medium Grid 2 Accent 2"/>
+    <w:lsdException w:unhideWhenUsed="0" w:uiPriority="69" w:semiHidden="0" w:name="Medium Grid 3 Accent 2"/>
+    <w:lsdException w:unhideWhenUsed="0" w:uiPriority="70" w:semiHidden="0" w:name="Dark List Accent 2"/>
+    <w:lsdException w:unhideWhenUsed="0" w:uiPriority="71" w:semiHidden="0" w:name="Colorful Shading Accent 2"/>
+    <w:lsdException w:unhideWhenUsed="0" w:uiPriority="72" w:semiHidden="0" w:name="Colorful List Accent 2"/>
+    <w:lsdException w:unhideWhenUsed="0" w:uiPriority="73" w:semiHidden="0" w:name="Colorful Grid Accent 2"/>
+    <w:lsdException w:unhideWhenUsed="0" w:uiPriority="60" w:semiHidden="0" w:name="Light Shading Accent 3"/>
+    <w:lsdException w:unhideWhenUsed="0" w:uiPriority="61" w:semiHidden="0" w:name="Light List Accent 3"/>
+    <w:lsdException w:unhideWhenUsed="0" w:uiPriority="62" w:semiHidden="0" w:name="Light Grid Accent 3"/>
+    <w:lsdException w:unhideWhenUsed="0" w:uiPriority="63" w:semiHidden="0" w:name="Medium Shading 1 Accent 3"/>
+    <w:lsdException w:unhideWhenUsed="0" w:uiPriority="64" w:semiHidden="0" w:name="Medium Shading 2 Accent 3"/>
+    <w:lsdException w:unhideWhenUsed="0" w:uiPriority="65" w:semiHidden="0" w:name="Medium List 1 Accent 3"/>
+    <w:lsdException w:unhideWhenUsed="0" w:uiPriority="66" w:semiHidden="0" w:name="Medium List 2 Accent 3"/>
+    <w:lsdException w:unhideWhenUsed="0" w:uiPriority="67" w:semiHidden="0" w:name="Medium Grid 1 Accent 3"/>
+    <w:lsdException w:unhideWhenUsed="0" w:uiPriority="68" w:semiHidden="0" w:name="Medium Grid 2 Accent 3"/>
+    <w:lsdException w:unhideWhenUsed="0" w:uiPriority="69" w:semiHidden="0" w:name="Medium Grid 3 Accent 3"/>
+    <w:lsdException w:unhideWhenUsed="0" w:uiPriority="70" w:semiHidden="0" w:name="Dark List Accent 3"/>
+    <w:lsdException w:unhideWhenUsed="0" w:uiPriority="71" w:semiHidden="0" w:name="Colorful Shading Accent 3"/>
+    <w:lsdException w:unhideWhenUsed="0" w:uiPriority="72" w:semiHidden="0" w:name="Colorful List Accent 3"/>
+    <w:lsdException w:unhideWhenUsed="0" w:uiPriority="73" w:semiHidden="0" w:name="Colorful Grid Accent 3"/>
+    <w:lsdException w:unhideWhenUsed="0" w:uiPriority="60" w:semiHidden="0" w:name="Light Shading Accent 4"/>
+    <w:lsdException w:unhideWhenUsed="0" w:uiPriority="61" w:semiHidden="0" w:name="Light List Accent 4"/>
+    <w:lsdException w:unhideWhenUsed="0" w:uiPriority="62" w:semiHidden="0" w:name="Light Grid Accent 4"/>
+    <w:lsdException w:unhideWhenUsed="0" w:uiPriority="63" w:semiHidden="0" w:name="Medium Shading 1 Accent 4"/>
+    <w:lsdException w:unhideWhenUsed="0" w:uiPriority="64" w:semiHidden="0" w:name="Medium Shading 2 Accent 4"/>
+    <w:lsdException w:unhideWhenUsed="0" w:uiPriority="65" w:semiHidden="0" w:name="Medium List 1 Accent 4"/>
+    <w:lsdException w:unhideWhenUsed="0" w:uiPriority="66" w:semiHidden="0" w:name="Medium List 2 Accent 4"/>
+    <w:lsdException w:unhideWhenUsed="0" w:uiPriority="67" w:semiHidden="0" w:name="Medium Grid 1 Accent 4"/>
+    <w:lsdException w:unhideWhenUsed="0" w:uiPriority="68" w:semiHidden="0" w:name="Medium Grid 2 Accent 4"/>
+    <w:lsdException w:unhideWhenUsed="0" w:uiPriority="69" w:semiHidden="0" w:name="Medium Grid 3 Accent 4"/>
+    <w:lsdException w:unhideWhenUsed="0" w:uiPriority="70" w:semiHidden="0" w:name="Dark List Accent 4"/>
+    <w:lsdException w:unhideWhenUsed="0" w:uiPriority="71" w:semiHidden="0" w:name="Colorful Shading Accent 4"/>
+    <w:lsdException w:unhideWhenUsed="0" w:uiPriority="72" w:semiHidden="0" w:name="Colorful List Accent 4"/>
+    <w:lsdException w:unhideWhenUsed="0" w:uiPriority="73" w:semiHidden="0" w:name="Colorful Grid Accent 4"/>
+    <w:lsdException w:unhideWhenUsed="0" w:uiPriority="60" w:semiHidden="0" w:name="Light Shading Accent 5"/>
+    <w:lsdException w:unhideWhenUsed="0" w:uiPriority="61" w:semiHidden="0" w:name="Light List Accent 5"/>
+    <w:lsdException w:unhideWhenUsed="0" w:uiPriority="62" w:semiHidden="0" w:name="Light Grid Accent 5"/>
+    <w:lsdException w:unhideWhenUsed="0" w:uiPriority="63" w:semiHidden="0" w:name="Medium Shading 1 Accent 5"/>
+    <w:lsdException w:unhideWhenUsed="0" w:uiPriority="64" w:semiHidden="0" w:name="Medium Shading 2 Accent 5"/>
+    <w:lsdException w:unhideWhenUsed="0" w:uiPriority="65" w:semiHidden="0" w:name="Medium List 1 Accent 5"/>
+    <w:lsdException w:unhideWhenUsed="0" w:uiPriority="66" w:semiHidden="0" w:name="Medium List 2 Accent 5"/>
+    <w:lsdException w:unhideWhenUsed="0" w:uiPriority="67" w:semiHidden="0" w:name="Medium Grid 1 Accent 5"/>
+    <w:lsdException w:unhideWhenUsed="0" w:uiPriority="68" w:semiHidden="0" w:name="Medium Grid 2 Accent 5"/>
+    <w:lsdException w:unhideWhenUsed="0" w:uiPriority="69" w:semiHidden="0" w:name="Medium Grid 3 Accent 5"/>
+    <w:lsdException w:unhideWhenUsed="0" w:uiPriority="70" w:semiHidden="0" w:name="Dark List Accent 5"/>
+    <w:lsdException w:unhideWhenUsed="0" w:uiPriority="71" w:semiHidden="0" w:name="Colorful Shading Accent 5"/>
+    <w:lsdException w:unhideWhenUsed="0" w:uiPriority="72" w:semiHidden="0" w:name="Colorful List Accent 5"/>
+    <w:lsdException w:unhideWhenUsed="0" w:uiPriority="73" w:semiHidden="0" w:name="Colorful Grid Accent 5"/>
+    <w:lsdException w:unhideWhenUsed="0" w:uiPriority="60" w:semiHidden="0" w:name="Light Shading Accent 6"/>
+    <w:lsdException w:unhideWhenUsed="0" w:uiPriority="61" w:semiHidden="0" w:name="Light List Accent 6"/>
+    <w:lsdException w:unhideWhenUsed="0" w:uiPriority="62" w:semiHidden="0" w:name="Light Grid Accent 6"/>
+    <w:lsdException w:unhideWhenUsed="0" w:uiPriority="63" w:semiHidden="0" w:name="Medium Shading 1 Accent 6"/>
+    <w:lsdException w:unhideWhenUsed="0" w:uiPriority="64" w:semiHidden="0" w:name="Medium Shading 2 Accent 6"/>
+    <w:lsdException w:unhideWhenUsed="0" w:uiPriority="65" w:semiHidden="0" w:name="Medium List 1 Accent 6"/>
+    <w:lsdException w:unhideWhenUsed="0" w:uiPriority="66" w:semiHidden="0" w:name="Medium List 2 Accent 6"/>
+    <w:lsdException w:unhideWhenUsed="0" w:uiPriority="67" w:semiHidden="0" w:name="Medium Grid 1 Accent 6"/>
+    <w:lsdException w:unhideWhenUsed="0" w:uiPriority="68" w:semiHidden="0" w:name="Medium Grid 2 Accent 6"/>
+    <w:lsdException w:unhideWhenUsed="0" w:uiPriority="69" w:semiHidden="0" w:name="Medium Grid 3 Accent 6"/>
+    <w:lsdException w:unhideWhenUsed="0" w:uiPriority="70" w:semiHidden="0" w:name="Dark List Accent 6"/>
+    <w:lsdException w:unhideWhenUsed="0" w:uiPriority="71" w:semiHidden="0" w:name="Colorful Shading Accent 6"/>
+    <w:lsdException w:unhideWhenUsed="0" w:uiPriority="72" w:semiHidden="0" w:name="Colorful List Accent 6"/>
+    <w:lsdException w:unhideWhenUsed="0" w:uiPriority="73" w:semiHidden="0" w:name="Colorful Grid Accent 6"/>
   </w:latentStyles>
-  <w:style w:type="paragraph" w:default="1" w:styleId="a">
+  <w:style w:type="paragraph" w:default="1" w:styleId="1">
     <w:name w:val="Normal"/>
     <w:qFormat/>
+    <w:uiPriority w:val="0"/>
     <w:pPr>
       <w:widowControl w:val="0"/>
+      <w:spacing w:after="160" w:line="278" w:lineRule="auto"/>
     </w:pPr>
+    <w:rPr>
+      <w:rFonts w:asciiTheme="minorHAnsi" w:hAnsiTheme="minorHAnsi" w:eastAsiaTheme="minorEastAsia" w:cstheme="minorBidi"/>
+      <w:kern w:val="2"/>
+      <w:sz w:val="22"/>
+      <w:szCs w:val="24"/>
+      <w:lang w:val="en-US" w:eastAsia="zh-CN" w:bidi="ar-SA"/>
+      <w14:ligatures w14:val="standardContextual"/>
+    </w:rPr>
   </w:style>
-  <w:style w:type="paragraph" w:styleId="1">
+  <w:style w:type="paragraph" w:styleId="2">
     <w:name w:val="heading 1"/>
-    <w:basedOn w:val="a"/>
-    <w:next w:val="a"/>
-    <w:link w:val="10"/>
+    <w:basedOn w:val="1"/>
+    <w:next w:val="1"/>
+    <w:link w:val="17"/>
+    <w:qFormat/>
     <w:uiPriority w:val="9"/>
-    <w:qFormat/>
-    <w:rsid w:val="00C23E76"/>
     <w:pPr>
       <w:keepNext/>
       <w:keepLines/>
@@ -1256,22 +3064,21 @@
       <w:outlineLvl w:val="0"/>
     </w:pPr>
     <w:rPr>
-      <w:rFonts w:asciiTheme="majorHAnsi" w:eastAsiaTheme="majorEastAsia" w:hAnsiTheme="majorHAnsi" w:cstheme="majorBidi"/>
-      <w:color w:val="2F5496" w:themeColor="accent1" w:themeShade="BF"/>
+      <w:rFonts w:asciiTheme="majorHAnsi" w:hAnsiTheme="majorHAnsi" w:eastAsiaTheme="majorEastAsia" w:cstheme="majorBidi"/>
+      <w:color w:val="2F5597" w:themeColor="accent1" w:themeShade="BF"/>
       <w:sz w:val="48"/>
       <w:szCs w:val="48"/>
     </w:rPr>
   </w:style>
-  <w:style w:type="paragraph" w:styleId="2">
+  <w:style w:type="paragraph" w:styleId="3">
     <w:name w:val="heading 2"/>
-    <w:basedOn w:val="a"/>
-    <w:next w:val="a"/>
-    <w:link w:val="20"/>
-    <w:uiPriority w:val="9"/>
+    <w:basedOn w:val="1"/>
+    <w:next w:val="1"/>
+    <w:link w:val="18"/>
     <w:semiHidden/>
     <w:unhideWhenUsed/>
     <w:qFormat/>
-    <w:rsid w:val="00C23E76"/>
+    <w:uiPriority w:val="9"/>
     <w:pPr>
       <w:keepNext/>
       <w:keepLines/>
@@ -1279,22 +3086,21 @@
       <w:outlineLvl w:val="1"/>
     </w:pPr>
     <w:rPr>
-      <w:rFonts w:asciiTheme="majorHAnsi" w:eastAsiaTheme="majorEastAsia" w:hAnsiTheme="majorHAnsi" w:cstheme="majorBidi"/>
-      <w:color w:val="2F5496" w:themeColor="accent1" w:themeShade="BF"/>
+      <w:rFonts w:asciiTheme="majorHAnsi" w:hAnsiTheme="majorHAnsi" w:eastAsiaTheme="majorEastAsia" w:cstheme="majorBidi"/>
+      <w:color w:val="2F5597" w:themeColor="accent1" w:themeShade="BF"/>
       <w:sz w:val="40"/>
       <w:szCs w:val="40"/>
     </w:rPr>
   </w:style>
-  <w:style w:type="paragraph" w:styleId="3">
+  <w:style w:type="paragraph" w:styleId="4">
     <w:name w:val="heading 3"/>
-    <w:basedOn w:val="a"/>
-    <w:next w:val="a"/>
-    <w:link w:val="30"/>
-    <w:uiPriority w:val="9"/>
+    <w:basedOn w:val="1"/>
+    <w:next w:val="1"/>
+    <w:link w:val="19"/>
     <w:semiHidden/>
     <w:unhideWhenUsed/>
     <w:qFormat/>
-    <w:rsid w:val="00C23E76"/>
+    <w:uiPriority w:val="9"/>
     <w:pPr>
       <w:keepNext/>
       <w:keepLines/>
@@ -1302,22 +3108,21 @@
       <w:outlineLvl w:val="2"/>
     </w:pPr>
     <w:rPr>
-      <w:rFonts w:asciiTheme="majorHAnsi" w:eastAsiaTheme="majorEastAsia" w:hAnsiTheme="majorHAnsi" w:cstheme="majorBidi"/>
-      <w:color w:val="2F5496" w:themeColor="accent1" w:themeShade="BF"/>
+      <w:rFonts w:asciiTheme="majorHAnsi" w:hAnsiTheme="majorHAnsi" w:eastAsiaTheme="majorEastAsia" w:cstheme="majorBidi"/>
+      <w:color w:val="2F5597" w:themeColor="accent1" w:themeShade="BF"/>
       <w:sz w:val="32"/>
       <w:szCs w:val="32"/>
     </w:rPr>
   </w:style>
-  <w:style w:type="paragraph" w:styleId="4">
+  <w:style w:type="paragraph" w:styleId="5">
     <w:name w:val="heading 4"/>
-    <w:basedOn w:val="a"/>
-    <w:next w:val="a"/>
-    <w:link w:val="40"/>
-    <w:uiPriority w:val="9"/>
+    <w:basedOn w:val="1"/>
+    <w:next w:val="1"/>
+    <w:link w:val="20"/>
     <w:semiHidden/>
     <w:unhideWhenUsed/>
     <w:qFormat/>
-    <w:rsid w:val="00C23E76"/>
+    <w:uiPriority w:val="9"/>
     <w:pPr>
       <w:keepNext/>
       <w:keepLines/>
@@ -1326,21 +3131,20 @@
     </w:pPr>
     <w:rPr>
       <w:rFonts w:cstheme="majorBidi"/>
-      <w:color w:val="2F5496" w:themeColor="accent1" w:themeShade="BF"/>
+      <w:color w:val="2F5597" w:themeColor="accent1" w:themeShade="BF"/>
       <w:sz w:val="28"/>
       <w:szCs w:val="28"/>
     </w:rPr>
   </w:style>
-  <w:style w:type="paragraph" w:styleId="5">
+  <w:style w:type="paragraph" w:styleId="6">
     <w:name w:val="heading 5"/>
-    <w:basedOn w:val="a"/>
-    <w:next w:val="a"/>
-    <w:link w:val="50"/>
-    <w:uiPriority w:val="9"/>
+    <w:basedOn w:val="1"/>
+    <w:next w:val="1"/>
+    <w:link w:val="21"/>
     <w:semiHidden/>
     <w:unhideWhenUsed/>
     <w:qFormat/>
-    <w:rsid w:val="00C23E76"/>
+    <w:uiPriority w:val="9"/>
     <w:pPr>
       <w:keepNext/>
       <w:keepLines/>
@@ -1349,20 +3153,19 @@
     </w:pPr>
     <w:rPr>
       <w:rFonts w:cstheme="majorBidi"/>
-      <w:color w:val="2F5496" w:themeColor="accent1" w:themeShade="BF"/>
+      <w:color w:val="2F5597" w:themeColor="accent1" w:themeShade="BF"/>
       <w:sz w:val="24"/>
     </w:rPr>
   </w:style>
-  <w:style w:type="paragraph" w:styleId="6">
+  <w:style w:type="paragraph" w:styleId="7">
     <w:name w:val="heading 6"/>
-    <w:basedOn w:val="a"/>
-    <w:next w:val="a"/>
-    <w:link w:val="60"/>
-    <w:uiPriority w:val="9"/>
+    <w:basedOn w:val="1"/>
+    <w:next w:val="1"/>
+    <w:link w:val="22"/>
     <w:semiHidden/>
     <w:unhideWhenUsed/>
     <w:qFormat/>
-    <w:rsid w:val="00C23E76"/>
+    <w:uiPriority w:val="9"/>
     <w:pPr>
       <w:keepNext/>
       <w:keepLines/>
@@ -1373,19 +3176,18 @@
       <w:rFonts w:cstheme="majorBidi"/>
       <w:b/>
       <w:bCs/>
-      <w:color w:val="2F5496" w:themeColor="accent1" w:themeShade="BF"/>
+      <w:color w:val="2F5597" w:themeColor="accent1" w:themeShade="BF"/>
     </w:rPr>
   </w:style>
-  <w:style w:type="paragraph" w:styleId="7">
+  <w:style w:type="paragraph" w:styleId="8">
     <w:name w:val="heading 7"/>
-    <w:basedOn w:val="a"/>
-    <w:next w:val="a"/>
-    <w:link w:val="70"/>
-    <w:uiPriority w:val="9"/>
+    <w:basedOn w:val="1"/>
+    <w:next w:val="1"/>
+    <w:link w:val="23"/>
     <w:semiHidden/>
     <w:unhideWhenUsed/>
     <w:qFormat/>
-    <w:rsid w:val="00C23E76"/>
+    <w:uiPriority w:val="9"/>
     <w:pPr>
       <w:keepNext/>
       <w:keepLines/>
@@ -1397,18 +3199,25 @@
       <w:b/>
       <w:bCs/>
       <w:color w:val="595959" w:themeColor="text1" w:themeTint="A6"/>
+      <w14:textFill>
+        <w14:solidFill>
+          <w14:schemeClr w14:val="tx1">
+            <w14:lumMod w14:val="65000"/>
+            <w14:lumOff w14:val="35000"/>
+          </w14:schemeClr>
+        </w14:solidFill>
+      </w14:textFill>
     </w:rPr>
   </w:style>
-  <w:style w:type="paragraph" w:styleId="8">
+  <w:style w:type="paragraph" w:styleId="9">
     <w:name w:val="heading 8"/>
-    <w:basedOn w:val="a"/>
-    <w:next w:val="a"/>
-    <w:link w:val="80"/>
-    <w:uiPriority w:val="9"/>
+    <w:basedOn w:val="1"/>
+    <w:next w:val="1"/>
+    <w:link w:val="24"/>
     <w:semiHidden/>
     <w:unhideWhenUsed/>
     <w:qFormat/>
-    <w:rsid w:val="00C23E76"/>
+    <w:uiPriority w:val="9"/>
     <w:pPr>
       <w:keepNext/>
       <w:keepLines/>
@@ -1418,18 +3227,25 @@
     <w:rPr>
       <w:rFonts w:cstheme="majorBidi"/>
       <w:color w:val="595959" w:themeColor="text1" w:themeTint="A6"/>
+      <w14:textFill>
+        <w14:solidFill>
+          <w14:schemeClr w14:val="tx1">
+            <w14:lumMod w14:val="65000"/>
+            <w14:lumOff w14:val="35000"/>
+          </w14:schemeClr>
+        </w14:solidFill>
+      </w14:textFill>
     </w:rPr>
   </w:style>
-  <w:style w:type="paragraph" w:styleId="9">
+  <w:style w:type="paragraph" w:styleId="10">
     <w:name w:val="heading 9"/>
-    <w:basedOn w:val="a"/>
-    <w:next w:val="a"/>
-    <w:link w:val="90"/>
-    <w:uiPriority w:val="9"/>
+    <w:basedOn w:val="1"/>
+    <w:next w:val="1"/>
+    <w:link w:val="25"/>
     <w:semiHidden/>
     <w:unhideWhenUsed/>
     <w:qFormat/>
-    <w:rsid w:val="00C23E76"/>
+    <w:uiPriority w:val="9"/>
     <w:pPr>
       <w:keepNext/>
       <w:keepLines/>
@@ -1439,20 +3255,27 @@
     <w:rPr>
       <w:rFonts w:eastAsiaTheme="majorEastAsia" w:cstheme="majorBidi"/>
       <w:color w:val="595959" w:themeColor="text1" w:themeTint="A6"/>
+      <w14:textFill>
+        <w14:solidFill>
+          <w14:schemeClr w14:val="tx1">
+            <w14:lumMod w14:val="65000"/>
+            <w14:lumOff w14:val="35000"/>
+          </w14:schemeClr>
+        </w14:solidFill>
+      </w14:textFill>
     </w:rPr>
   </w:style>
-  <w:style w:type="character" w:default="1" w:styleId="a0">
+  <w:style w:type="character" w:default="1" w:styleId="14">
     <w:name w:val="Default Paragraph Font"/>
+    <w:unhideWhenUsed/>
     <w:uiPriority w:val="1"/>
-    <w:unhideWhenUsed/>
   </w:style>
-  <w:style w:type="table" w:default="1" w:styleId="a1">
+  <w:style w:type="table" w:default="1" w:styleId="13">
     <w:name w:val="Normal Table"/>
-    <w:uiPriority w:val="99"/>
     <w:semiHidden/>
     <w:unhideWhenUsed/>
+    <w:uiPriority w:val="99"/>
     <w:tblPr>
-      <w:tblInd w:w="0" w:type="dxa"/>
       <w:tblCellMar>
         <w:top w:w="0" w:type="dxa"/>
         <w:left w:w="108" w:type="dxa"/>
@@ -1461,211 +3284,249 @@
       </w:tblCellMar>
     </w:tblPr>
   </w:style>
-  <w:style w:type="numbering" w:default="1" w:styleId="a2">
-    <w:name w:val="No List"/>
-    <w:uiPriority w:val="99"/>
-    <w:semiHidden/>
-    <w:unhideWhenUsed/>
-  </w:style>
-  <w:style w:type="character" w:customStyle="1" w:styleId="10">
-    <w:name w:val="标题 1 字符"/>
-    <w:basedOn w:val="a0"/>
-    <w:link w:val="1"/>
-    <w:uiPriority w:val="9"/>
-    <w:rsid w:val="00C23E76"/>
+  <w:style w:type="paragraph" w:styleId="11">
+    <w:name w:val="Subtitle"/>
+    <w:basedOn w:val="1"/>
+    <w:next w:val="1"/>
+    <w:link w:val="27"/>
+    <w:qFormat/>
+    <w:uiPriority w:val="11"/>
+    <w:pPr>
+      <w:jc w:val="center"/>
+    </w:pPr>
     <w:rPr>
-      <w:rFonts w:asciiTheme="majorHAnsi" w:eastAsiaTheme="majorEastAsia" w:hAnsiTheme="majorHAnsi" w:cstheme="majorBidi"/>
-      <w:color w:val="2F5496" w:themeColor="accent1" w:themeShade="BF"/>
-      <w:sz w:val="48"/>
-      <w:szCs w:val="48"/>
+      <w:rFonts w:asciiTheme="majorHAnsi" w:hAnsiTheme="majorHAnsi" w:eastAsiaTheme="majorEastAsia" w:cstheme="majorBidi"/>
+      <w:color w:val="595959" w:themeColor="text1" w:themeTint="A6"/>
+      <w:spacing w:val="15"/>
+      <w:sz w:val="28"/>
+      <w:szCs w:val="28"/>
+      <w14:textFill>
+        <w14:solidFill>
+          <w14:schemeClr w14:val="tx1">
+            <w14:lumMod w14:val="65000"/>
+            <w14:lumOff w14:val="35000"/>
+          </w14:schemeClr>
+        </w14:solidFill>
+      </w14:textFill>
     </w:rPr>
   </w:style>
-  <w:style w:type="character" w:customStyle="1" w:styleId="20">
-    <w:name w:val="标题 2 字符"/>
-    <w:basedOn w:val="a0"/>
-    <w:link w:val="2"/>
-    <w:uiPriority w:val="9"/>
-    <w:semiHidden/>
-    <w:rsid w:val="00C23E76"/>
-    <w:rPr>
-      <w:rFonts w:asciiTheme="majorHAnsi" w:eastAsiaTheme="majorEastAsia" w:hAnsiTheme="majorHAnsi" w:cstheme="majorBidi"/>
-      <w:color w:val="2F5496" w:themeColor="accent1" w:themeShade="BF"/>
-      <w:sz w:val="40"/>
-      <w:szCs w:val="40"/>
-    </w:rPr>
-  </w:style>
-  <w:style w:type="character" w:customStyle="1" w:styleId="30">
-    <w:name w:val="标题 3 字符"/>
-    <w:basedOn w:val="a0"/>
-    <w:link w:val="3"/>
-    <w:uiPriority w:val="9"/>
-    <w:semiHidden/>
-    <w:rsid w:val="00C23E76"/>
-    <w:rPr>
-      <w:rFonts w:asciiTheme="majorHAnsi" w:eastAsiaTheme="majorEastAsia" w:hAnsiTheme="majorHAnsi" w:cstheme="majorBidi"/>
-      <w:color w:val="2F5496" w:themeColor="accent1" w:themeShade="BF"/>
-      <w:sz w:val="32"/>
-      <w:szCs w:val="32"/>
-    </w:rPr>
-  </w:style>
-  <w:style w:type="character" w:customStyle="1" w:styleId="40">
-    <w:name w:val="标题 4 字符"/>
-    <w:basedOn w:val="a0"/>
-    <w:link w:val="4"/>
-    <w:uiPriority w:val="9"/>
-    <w:semiHidden/>
-    <w:rsid w:val="00C23E76"/>
-    <w:rPr>
-      <w:rFonts w:cstheme="majorBidi"/>
-      <w:color w:val="2F5496" w:themeColor="accent1" w:themeShade="BF"/>
-      <w:sz w:val="28"/>
-      <w:szCs w:val="28"/>
-    </w:rPr>
-  </w:style>
-  <w:style w:type="character" w:customStyle="1" w:styleId="50">
-    <w:name w:val="标题 5 字符"/>
-    <w:basedOn w:val="a0"/>
-    <w:link w:val="5"/>
-    <w:uiPriority w:val="9"/>
-    <w:semiHidden/>
-    <w:rsid w:val="00C23E76"/>
-    <w:rPr>
-      <w:rFonts w:cstheme="majorBidi"/>
-      <w:color w:val="2F5496" w:themeColor="accent1" w:themeShade="BF"/>
-      <w:sz w:val="24"/>
-    </w:rPr>
-  </w:style>
-  <w:style w:type="character" w:customStyle="1" w:styleId="60">
-    <w:name w:val="标题 6 字符"/>
-    <w:basedOn w:val="a0"/>
-    <w:link w:val="6"/>
-    <w:uiPriority w:val="9"/>
-    <w:semiHidden/>
-    <w:rsid w:val="00C23E76"/>
-    <w:rPr>
-      <w:rFonts w:cstheme="majorBidi"/>
-      <w:b/>
-      <w:bCs/>
-      <w:color w:val="2F5496" w:themeColor="accent1" w:themeShade="BF"/>
-    </w:rPr>
-  </w:style>
-  <w:style w:type="character" w:customStyle="1" w:styleId="70">
-    <w:name w:val="标题 7 字符"/>
-    <w:basedOn w:val="a0"/>
-    <w:link w:val="7"/>
-    <w:uiPriority w:val="9"/>
-    <w:semiHidden/>
-    <w:rsid w:val="00C23E76"/>
-    <w:rPr>
-      <w:rFonts w:cstheme="majorBidi"/>
-      <w:b/>
-      <w:bCs/>
-      <w:color w:val="595959" w:themeColor="text1" w:themeTint="A6"/>
-    </w:rPr>
-  </w:style>
-  <w:style w:type="character" w:customStyle="1" w:styleId="80">
-    <w:name w:val="标题 8 字符"/>
-    <w:basedOn w:val="a0"/>
-    <w:link w:val="8"/>
-    <w:uiPriority w:val="9"/>
-    <w:semiHidden/>
-    <w:rsid w:val="00C23E76"/>
-    <w:rPr>
-      <w:rFonts w:cstheme="majorBidi"/>
-      <w:color w:val="595959" w:themeColor="text1" w:themeTint="A6"/>
-    </w:rPr>
-  </w:style>
-  <w:style w:type="character" w:customStyle="1" w:styleId="90">
-    <w:name w:val="标题 9 字符"/>
-    <w:basedOn w:val="a0"/>
-    <w:link w:val="9"/>
-    <w:uiPriority w:val="9"/>
-    <w:semiHidden/>
-    <w:rsid w:val="00C23E76"/>
-    <w:rPr>
-      <w:rFonts w:eastAsiaTheme="majorEastAsia" w:cstheme="majorBidi"/>
-      <w:color w:val="595959" w:themeColor="text1" w:themeTint="A6"/>
-    </w:rPr>
-  </w:style>
-  <w:style w:type="paragraph" w:styleId="a3">
+  <w:style w:type="paragraph" w:styleId="12">
     <w:name w:val="Title"/>
-    <w:basedOn w:val="a"/>
-    <w:next w:val="a"/>
-    <w:link w:val="a4"/>
+    <w:basedOn w:val="1"/>
+    <w:next w:val="1"/>
+    <w:link w:val="26"/>
+    <w:qFormat/>
     <w:uiPriority w:val="10"/>
-    <w:qFormat/>
-    <w:rsid w:val="00C23E76"/>
     <w:pPr>
       <w:spacing w:after="80" w:line="240" w:lineRule="auto"/>
       <w:contextualSpacing/>
       <w:jc w:val="center"/>
     </w:pPr>
     <w:rPr>
-      <w:rFonts w:asciiTheme="majorHAnsi" w:eastAsiaTheme="majorEastAsia" w:hAnsiTheme="majorHAnsi" w:cstheme="majorBidi"/>
+      <w:rFonts w:asciiTheme="majorHAnsi" w:hAnsiTheme="majorHAnsi" w:eastAsiaTheme="majorEastAsia" w:cstheme="majorBidi"/>
       <w:spacing w:val="-10"/>
       <w:kern w:val="28"/>
       <w:sz w:val="56"/>
       <w:szCs w:val="56"/>
     </w:rPr>
   </w:style>
-  <w:style w:type="character" w:customStyle="1" w:styleId="a4">
+  <w:style w:type="character" w:styleId="15">
+    <w:name w:val="Strong"/>
+    <w:basedOn w:val="14"/>
+    <w:qFormat/>
+    <w:uiPriority w:val="22"/>
+    <w:rPr>
+      <w:b/>
+    </w:rPr>
+  </w:style>
+  <w:style w:type="character" w:styleId="16">
+    <w:name w:val="HTML Code"/>
+    <w:basedOn w:val="14"/>
+    <w:semiHidden/>
+    <w:unhideWhenUsed/>
+    <w:uiPriority w:val="99"/>
+    <w:rPr>
+      <w:rFonts w:ascii="Courier New" w:hAnsi="Courier New"/>
+      <w:sz w:val="20"/>
+    </w:rPr>
+  </w:style>
+  <w:style w:type="character" w:customStyle="1" w:styleId="17">
+    <w:name w:val="标题 1 字符"/>
+    <w:basedOn w:val="14"/>
+    <w:link w:val="2"/>
+    <w:uiPriority w:val="9"/>
+    <w:rPr>
+      <w:rFonts w:asciiTheme="majorHAnsi" w:hAnsiTheme="majorHAnsi" w:eastAsiaTheme="majorEastAsia" w:cstheme="majorBidi"/>
+      <w:color w:val="2F5597" w:themeColor="accent1" w:themeShade="BF"/>
+      <w:sz w:val="48"/>
+      <w:szCs w:val="48"/>
+    </w:rPr>
+  </w:style>
+  <w:style w:type="character" w:customStyle="1" w:styleId="18">
+    <w:name w:val="标题 2 字符"/>
+    <w:basedOn w:val="14"/>
+    <w:link w:val="3"/>
+    <w:semiHidden/>
+    <w:qFormat/>
+    <w:uiPriority w:val="9"/>
+    <w:rPr>
+      <w:rFonts w:asciiTheme="majorHAnsi" w:hAnsiTheme="majorHAnsi" w:eastAsiaTheme="majorEastAsia" w:cstheme="majorBidi"/>
+      <w:color w:val="2F5597" w:themeColor="accent1" w:themeShade="BF"/>
+      <w:sz w:val="40"/>
+      <w:szCs w:val="40"/>
+    </w:rPr>
+  </w:style>
+  <w:style w:type="character" w:customStyle="1" w:styleId="19">
+    <w:name w:val="标题 3 字符"/>
+    <w:basedOn w:val="14"/>
+    <w:link w:val="4"/>
+    <w:semiHidden/>
+    <w:uiPriority w:val="9"/>
+    <w:rPr>
+      <w:rFonts w:asciiTheme="majorHAnsi" w:hAnsiTheme="majorHAnsi" w:eastAsiaTheme="majorEastAsia" w:cstheme="majorBidi"/>
+      <w:color w:val="2F5597" w:themeColor="accent1" w:themeShade="BF"/>
+      <w:sz w:val="32"/>
+      <w:szCs w:val="32"/>
+    </w:rPr>
+  </w:style>
+  <w:style w:type="character" w:customStyle="1" w:styleId="20">
+    <w:name w:val="标题 4 字符"/>
+    <w:basedOn w:val="14"/>
+    <w:link w:val="5"/>
+    <w:semiHidden/>
+    <w:uiPriority w:val="9"/>
+    <w:rPr>
+      <w:rFonts w:cstheme="majorBidi"/>
+      <w:color w:val="2F5597" w:themeColor="accent1" w:themeShade="BF"/>
+      <w:sz w:val="28"/>
+      <w:szCs w:val="28"/>
+    </w:rPr>
+  </w:style>
+  <w:style w:type="character" w:customStyle="1" w:styleId="21">
+    <w:name w:val="标题 5 字符"/>
+    <w:basedOn w:val="14"/>
+    <w:link w:val="6"/>
+    <w:semiHidden/>
+    <w:uiPriority w:val="9"/>
+    <w:rPr>
+      <w:rFonts w:cstheme="majorBidi"/>
+      <w:color w:val="2F5597" w:themeColor="accent1" w:themeShade="BF"/>
+      <w:sz w:val="24"/>
+    </w:rPr>
+  </w:style>
+  <w:style w:type="character" w:customStyle="1" w:styleId="22">
+    <w:name w:val="标题 6 字符"/>
+    <w:basedOn w:val="14"/>
+    <w:link w:val="7"/>
+    <w:semiHidden/>
+    <w:uiPriority w:val="9"/>
+    <w:rPr>
+      <w:rFonts w:cstheme="majorBidi"/>
+      <w:b/>
+      <w:bCs/>
+      <w:color w:val="2F5597" w:themeColor="accent1" w:themeShade="BF"/>
+    </w:rPr>
+  </w:style>
+  <w:style w:type="character" w:customStyle="1" w:styleId="23">
+    <w:name w:val="标题 7 字符"/>
+    <w:basedOn w:val="14"/>
+    <w:link w:val="8"/>
+    <w:semiHidden/>
+    <w:uiPriority w:val="9"/>
+    <w:rPr>
+      <w:rFonts w:cstheme="majorBidi"/>
+      <w:b/>
+      <w:bCs/>
+      <w:color w:val="595959" w:themeColor="text1" w:themeTint="A6"/>
+      <w14:textFill>
+        <w14:solidFill>
+          <w14:schemeClr w14:val="tx1">
+            <w14:lumMod w14:val="65000"/>
+            <w14:lumOff w14:val="35000"/>
+          </w14:schemeClr>
+        </w14:solidFill>
+      </w14:textFill>
+    </w:rPr>
+  </w:style>
+  <w:style w:type="character" w:customStyle="1" w:styleId="24">
+    <w:name w:val="标题 8 字符"/>
+    <w:basedOn w:val="14"/>
+    <w:link w:val="9"/>
+    <w:semiHidden/>
+    <w:uiPriority w:val="9"/>
+    <w:rPr>
+      <w:rFonts w:cstheme="majorBidi"/>
+      <w:color w:val="595959" w:themeColor="text1" w:themeTint="A6"/>
+      <w14:textFill>
+        <w14:solidFill>
+          <w14:schemeClr w14:val="tx1">
+            <w14:lumMod w14:val="65000"/>
+            <w14:lumOff w14:val="35000"/>
+          </w14:schemeClr>
+        </w14:solidFill>
+      </w14:textFill>
+    </w:rPr>
+  </w:style>
+  <w:style w:type="character" w:customStyle="1" w:styleId="25">
+    <w:name w:val="标题 9 字符"/>
+    <w:basedOn w:val="14"/>
+    <w:link w:val="10"/>
+    <w:semiHidden/>
+    <w:uiPriority w:val="9"/>
+    <w:rPr>
+      <w:rFonts w:eastAsiaTheme="majorEastAsia" w:cstheme="majorBidi"/>
+      <w:color w:val="595959" w:themeColor="text1" w:themeTint="A6"/>
+      <w14:textFill>
+        <w14:solidFill>
+          <w14:schemeClr w14:val="tx1">
+            <w14:lumMod w14:val="65000"/>
+            <w14:lumOff w14:val="35000"/>
+          </w14:schemeClr>
+        </w14:solidFill>
+      </w14:textFill>
+    </w:rPr>
+  </w:style>
+  <w:style w:type="character" w:customStyle="1" w:styleId="26">
     <w:name w:val="标题 字符"/>
-    <w:basedOn w:val="a0"/>
-    <w:link w:val="a3"/>
+    <w:basedOn w:val="14"/>
+    <w:link w:val="12"/>
     <w:uiPriority w:val="10"/>
-    <w:rsid w:val="00C23E76"/>
     <w:rPr>
-      <w:rFonts w:asciiTheme="majorHAnsi" w:eastAsiaTheme="majorEastAsia" w:hAnsiTheme="majorHAnsi" w:cstheme="majorBidi"/>
+      <w:rFonts w:asciiTheme="majorHAnsi" w:hAnsiTheme="majorHAnsi" w:eastAsiaTheme="majorEastAsia" w:cstheme="majorBidi"/>
       <w:spacing w:val="-10"/>
       <w:kern w:val="28"/>
       <w:sz w:val="56"/>
       <w:szCs w:val="56"/>
     </w:rPr>
   </w:style>
-  <w:style w:type="paragraph" w:styleId="a5">
-    <w:name w:val="Subtitle"/>
-    <w:basedOn w:val="a"/>
-    <w:next w:val="a"/>
-    <w:link w:val="a6"/>
+  <w:style w:type="character" w:customStyle="1" w:styleId="27">
+    <w:name w:val="副标题 字符"/>
+    <w:basedOn w:val="14"/>
+    <w:link w:val="11"/>
     <w:uiPriority w:val="11"/>
-    <w:qFormat/>
-    <w:rsid w:val="00C23E76"/>
-    <w:pPr>
-      <w:numPr>
-        <w:ilvl w:val="1"/>
-      </w:numPr>
-      <w:jc w:val="center"/>
-    </w:pPr>
     <w:rPr>
-      <w:rFonts w:asciiTheme="majorHAnsi" w:eastAsiaTheme="majorEastAsia" w:hAnsiTheme="majorHAnsi" w:cstheme="majorBidi"/>
+      <w:rFonts w:asciiTheme="majorHAnsi" w:hAnsiTheme="majorHAnsi" w:eastAsiaTheme="majorEastAsia" w:cstheme="majorBidi"/>
       <w:color w:val="595959" w:themeColor="text1" w:themeTint="A6"/>
       <w:spacing w:val="15"/>
       <w:sz w:val="28"/>
       <w:szCs w:val="28"/>
+      <w14:textFill>
+        <w14:solidFill>
+          <w14:schemeClr w14:val="tx1">
+            <w14:lumMod w14:val="65000"/>
+            <w14:lumOff w14:val="35000"/>
+          </w14:schemeClr>
+        </w14:solidFill>
+      </w14:textFill>
     </w:rPr>
   </w:style>
-  <w:style w:type="character" w:customStyle="1" w:styleId="a6">
-    <w:name w:val="副标题 字符"/>
-    <w:basedOn w:val="a0"/>
-    <w:link w:val="a5"/>
-    <w:uiPriority w:val="11"/>
-    <w:rsid w:val="00C23E76"/>
-    <w:rPr>
-      <w:rFonts w:asciiTheme="majorHAnsi" w:eastAsiaTheme="majorEastAsia" w:hAnsiTheme="majorHAnsi" w:cstheme="majorBidi"/>
-      <w:color w:val="595959" w:themeColor="text1" w:themeTint="A6"/>
-      <w:spacing w:val="15"/>
-      <w:sz w:val="28"/>
-      <w:szCs w:val="28"/>
-    </w:rPr>
-  </w:style>
-  <w:style w:type="paragraph" w:styleId="a7">
+  <w:style w:type="paragraph" w:styleId="28">
     <w:name w:val="Quote"/>
-    <w:basedOn w:val="a"/>
-    <w:next w:val="a"/>
-    <w:link w:val="a8"/>
+    <w:basedOn w:val="1"/>
+    <w:next w:val="1"/>
+    <w:link w:val="29"/>
+    <w:qFormat/>
     <w:uiPriority w:val="29"/>
-    <w:qFormat/>
-    <w:rsid w:val="00C23E76"/>
     <w:pPr>
       <w:spacing w:before="160"/>
       <w:jc w:val="center"/>
@@ -1674,55 +3535,67 @@
       <w:i/>
       <w:iCs/>
       <w:color w:val="404040" w:themeColor="text1" w:themeTint="BF"/>
+      <w14:textFill>
+        <w14:solidFill>
+          <w14:schemeClr w14:val="tx1">
+            <w14:lumMod w14:val="75000"/>
+            <w14:lumOff w14:val="25000"/>
+          </w14:schemeClr>
+        </w14:solidFill>
+      </w14:textFill>
     </w:rPr>
   </w:style>
-  <w:style w:type="character" w:customStyle="1" w:styleId="a8">
+  <w:style w:type="character" w:customStyle="1" w:styleId="29">
     <w:name w:val="引用 字符"/>
-    <w:basedOn w:val="a0"/>
-    <w:link w:val="a7"/>
+    <w:basedOn w:val="14"/>
+    <w:link w:val="28"/>
     <w:uiPriority w:val="29"/>
-    <w:rsid w:val="00C23E76"/>
     <w:rPr>
       <w:i/>
       <w:iCs/>
       <w:color w:val="404040" w:themeColor="text1" w:themeTint="BF"/>
+      <w14:textFill>
+        <w14:solidFill>
+          <w14:schemeClr w14:val="tx1">
+            <w14:lumMod w14:val="75000"/>
+            <w14:lumOff w14:val="25000"/>
+          </w14:schemeClr>
+        </w14:solidFill>
+      </w14:textFill>
     </w:rPr>
   </w:style>
-  <w:style w:type="paragraph" w:styleId="a9">
+  <w:style w:type="paragraph" w:styleId="30">
     <w:name w:val="List Paragraph"/>
-    <w:basedOn w:val="a"/>
+    <w:basedOn w:val="1"/>
+    <w:qFormat/>
     <w:uiPriority w:val="34"/>
-    <w:qFormat/>
-    <w:rsid w:val="00C23E76"/>
     <w:pPr>
       <w:ind w:left="720"/>
       <w:contextualSpacing/>
     </w:pPr>
   </w:style>
-  <w:style w:type="character" w:styleId="aa">
+  <w:style w:type="character" w:customStyle="1" w:styleId="31">
     <w:name w:val="Intense Emphasis"/>
-    <w:basedOn w:val="a0"/>
+    <w:basedOn w:val="14"/>
+    <w:qFormat/>
     <w:uiPriority w:val="21"/>
-    <w:qFormat/>
-    <w:rsid w:val="00C23E76"/>
     <w:rPr>
       <w:i/>
       <w:iCs/>
-      <w:color w:val="2F5496" w:themeColor="accent1" w:themeShade="BF"/>
+      <w:color w:val="2F5597" w:themeColor="accent1" w:themeShade="BF"/>
     </w:rPr>
   </w:style>
-  <w:style w:type="paragraph" w:styleId="ab">
+  <w:style w:type="paragraph" w:styleId="32">
     <w:name w:val="Intense Quote"/>
-    <w:basedOn w:val="a"/>
-    <w:next w:val="a"/>
-    <w:link w:val="ac"/>
+    <w:basedOn w:val="1"/>
+    <w:next w:val="1"/>
+    <w:link w:val="33"/>
+    <w:qFormat/>
     <w:uiPriority w:val="30"/>
-    <w:qFormat/>
-    <w:rsid w:val="00C23E76"/>
     <w:pPr>
       <w:pBdr>
-        <w:top w:val="single" w:sz="4" w:space="10" w:color="2F5496" w:themeColor="accent1" w:themeShade="BF"/>
-        <w:bottom w:val="single" w:sz="4" w:space="10" w:color="2F5496" w:themeColor="accent1" w:themeShade="BF"/>
+        <w:top w:val="single" w:color="2F5496" w:themeColor="accent1" w:themeShade="BF" w:sz="4" w:space="10"/>
+        <w:bottom w:val="single" w:color="2F5496" w:themeColor="accent1" w:themeShade="BF" w:sz="4" w:space="10"/>
       </w:pBdr>
       <w:spacing w:before="360" w:after="360"/>
       <w:ind w:left="864" w:right="864"/>
@@ -1731,32 +3604,30 @@
     <w:rPr>
       <w:i/>
       <w:iCs/>
-      <w:color w:val="2F5496" w:themeColor="accent1" w:themeShade="BF"/>
+      <w:color w:val="2F5597" w:themeColor="accent1" w:themeShade="BF"/>
     </w:rPr>
   </w:style>
-  <w:style w:type="character" w:customStyle="1" w:styleId="ac">
+  <w:style w:type="character" w:customStyle="1" w:styleId="33">
     <w:name w:val="明显引用 字符"/>
-    <w:basedOn w:val="a0"/>
-    <w:link w:val="ab"/>
+    <w:basedOn w:val="14"/>
+    <w:link w:val="32"/>
     <w:uiPriority w:val="30"/>
-    <w:rsid w:val="00C23E76"/>
     <w:rPr>
       <w:i/>
       <w:iCs/>
-      <w:color w:val="2F5496" w:themeColor="accent1" w:themeShade="BF"/>
+      <w:color w:val="2F5597" w:themeColor="accent1" w:themeShade="BF"/>
     </w:rPr>
   </w:style>
-  <w:style w:type="character" w:styleId="ad">
+  <w:style w:type="character" w:customStyle="1" w:styleId="34">
     <w:name w:val="Intense Reference"/>
-    <w:basedOn w:val="a0"/>
+    <w:basedOn w:val="14"/>
+    <w:qFormat/>
     <w:uiPriority w:val="32"/>
-    <w:qFormat/>
-    <w:rsid w:val="00C23E76"/>
     <w:rPr>
       <w:b/>
       <w:bCs/>
       <w:smallCaps/>
-      <w:color w:val="2F5496" w:themeColor="accent1" w:themeShade="BF"/>
+      <w:color w:val="2F5597" w:themeColor="accent1" w:themeShade="BF"/>
       <w:spacing w:val="5"/>
     </w:rPr>
   </w:style>
@@ -1806,7 +3677,7 @@
     </a:clrScheme>
     <a:fontScheme name="Office">
       <a:majorFont>
-        <a:latin typeface="等线 Light" panose="020F0302020204030204"/>
+        <a:latin typeface="等线 Light"/>
         <a:ea typeface=""/>
         <a:cs typeface=""/>
         <a:font script="Jpan" typeface="游ゴシック Light"/>
@@ -1839,26 +3710,9 @@
         <a:font script="Viet" typeface="Times New Roman"/>
         <a:font script="Uigh" typeface="Microsoft Uighur"/>
         <a:font script="Geor" typeface="Sylfaen"/>
-        <a:font script="Armn" typeface="Arial"/>
-        <a:font script="Bugi" typeface="Leelawadee UI"/>
-        <a:font script="Bopo" typeface="Microsoft JhengHei"/>
-        <a:font script="Java" typeface="Javanese Text"/>
-        <a:font script="Lisu" typeface="Segoe UI"/>
-        <a:font script="Mymr" typeface="Myanmar Text"/>
-        <a:font script="Nkoo" typeface="Ebrima"/>
-        <a:font script="Olck" typeface="Nirmala UI"/>
-        <a:font script="Osma" typeface="Ebrima"/>
-        <a:font script="Phag" typeface="Phagspa"/>
-        <a:font script="Syrn" typeface="Estrangelo Edessa"/>
-        <a:font script="Syrj" typeface="Estrangelo Edessa"/>
-        <a:font script="Syre" typeface="Estrangelo Edessa"/>
-        <a:font script="Sora" typeface="Nirmala UI"/>
-        <a:font script="Tale" typeface="Microsoft Tai Le"/>
-        <a:font script="Talu" typeface="Microsoft New Tai Lue"/>
-        <a:font script="Tfng" typeface="Ebrima"/>
       </a:majorFont>
       <a:minorFont>
-        <a:latin typeface="等线" panose="020F0502020204030204"/>
+        <a:latin typeface="等线"/>
         <a:ea typeface=""/>
         <a:cs typeface=""/>
         <a:font script="Jpan" typeface="游明朝"/>
@@ -1891,23 +3745,6 @@
         <a:font script="Viet" typeface="Arial"/>
         <a:font script="Uigh" typeface="Microsoft Uighur"/>
         <a:font script="Geor" typeface="Sylfaen"/>
-        <a:font script="Armn" typeface="Arial"/>
-        <a:font script="Bugi" typeface="Leelawadee UI"/>
-        <a:font script="Bopo" typeface="Microsoft JhengHei"/>
-        <a:font script="Java" typeface="Javanese Text"/>
-        <a:font script="Lisu" typeface="Segoe UI"/>
-        <a:font script="Mymr" typeface="Myanmar Text"/>
-        <a:font script="Nkoo" typeface="Ebrima"/>
-        <a:font script="Olck" typeface="Nirmala UI"/>
-        <a:font script="Osma" typeface="Ebrima"/>
-        <a:font script="Phag" typeface="Phagspa"/>
-        <a:font script="Syrn" typeface="Estrangelo Edessa"/>
-        <a:font script="Syrj" typeface="Estrangelo Edessa"/>
-        <a:font script="Syre" typeface="Estrangelo Edessa"/>
-        <a:font script="Sora" typeface="Nirmala UI"/>
-        <a:font script="Tale" typeface="Microsoft Tai Le"/>
-        <a:font script="Talu" typeface="Microsoft New Tai Lue"/>
-        <a:font script="Tfng" typeface="Ebrima"/>
       </a:minorFont>
     </a:fontScheme>
     <a:fmtScheme name="Office">
@@ -2049,11 +3886,5 @@
     </a:fmtScheme>
   </a:themeElements>
   <a:objectDefaults/>
-  <a:extraClrSchemeLst/>
-  <a:extLst>
-    <a:ext uri="{05A4C25C-085E-4340-85A3-A5531E510DB2}">
-      <thm15:themeFamily xmlns:thm15="http://schemas.microsoft.com/office/thememl/2012/main" name="Office Theme" id="{62F939B6-93AF-4DB8-9C6B-D6C7DFDC589F}" vid="{4A3C46E8-61CC-4603-A589-7422A47A8E4A}"/>
-    </a:ext>
-  </a:extLst>
 </a:theme>
 </file>
--- a/PDS实际测量数据/工作记录.docx
+++ b/PDS实际测量数据/工作记录.docx
@@ -157,12 +157,6 @@
             <w:insideH w:val="single" w:color="auto" w:sz="4" w:space="0"/>
             <w:insideV w:val="single" w:color="auto" w:sz="4" w:space="0"/>
           </w:tblBorders>
-          <w:tblCellMar>
-            <w:top w:w="15" w:type="dxa"/>
-            <w:left w:w="15" w:type="dxa"/>
-            <w:bottom w:w="15" w:type="dxa"/>
-            <w:right w:w="15" w:type="dxa"/>
-          </w:tblCellMar>
         </w:tblPrEx>
         <w:trPr>
           <w:tblHeader/>
@@ -522,6 +516,7 @@
       <w:pPr>
         <w:pStyle w:val="30"/>
         <w:numPr>
+          <w:ilvl w:val="0"/>
           <w:numId w:val="0"/>
         </w:numPr>
         <w:ind w:leftChars="0"/>
@@ -1058,6 +1053,7 @@
     </w:p>
     <w:tbl>
       <w:tblPr>
+        <w:tblStyle w:val="13"/>
         <w:tblW w:w="0" w:type="auto"/>
         <w:tblCellSpacing w:w="15" w:type="dxa"/>
         <w:tblInd w:w="0" w:type="dxa"/>
@@ -1069,7 +1065,7 @@
           <w:insideH w:val="none" w:color="auto" w:sz="0" w:space="0"/>
           <w:insideV w:val="none" w:color="auto" w:sz="0" w:space="0"/>
         </w:tblBorders>
-        <w:shd w:val="clear"/>
+        <w:shd w:val="clear" w:color="auto" w:fill="auto"/>
         <w:tblLayout w:type="autofit"/>
         <w:tblCellMar>
           <w:top w:w="15" w:type="dxa"/>
@@ -1095,6 +1091,1949 @@
             <w:insideH w:val="none" w:color="auto" w:sz="0" w:space="0"/>
             <w:insideV w:val="none" w:color="auto" w:sz="0" w:space="0"/>
           </w:tblBorders>
+          <w:shd w:val="clear" w:color="auto" w:fill="auto"/>
+          <w:tblCellMar>
+            <w:top w:w="15" w:type="dxa"/>
+            <w:left w:w="15" w:type="dxa"/>
+            <w:bottom w:w="15" w:type="dxa"/>
+            <w:right w:w="15" w:type="dxa"/>
+          </w:tblCellMar>
+        </w:tblPrEx>
+        <w:trPr>
+          <w:tblHeader/>
+          <w:tblCellSpacing w:w="15" w:type="dxa"/>
+        </w:trPr>
+        <w:tc>
+          <w:tcPr>
+            <w:tcW w:w="0" w:type="auto"/>
+            <w:shd w:val="clear" w:color="auto" w:fill="auto"/>
+            <w:vAlign w:val="center"/>
+          </w:tcPr>
+          <w:p>
+            <w:pPr>
+              <w:keepNext w:val="0"/>
+              <w:keepLines w:val="0"/>
+              <w:widowControl/>
+              <w:suppressLineNumbers w:val="0"/>
+              <w:jc w:val="center"/>
+              <w:rPr>
+                <w:b/>
+                <w:bCs/>
+              </w:rPr>
+            </w:pPr>
+            <w:r>
+              <w:rPr>
+                <w:rFonts w:ascii="宋体" w:hAnsi="宋体" w:eastAsia="宋体" w:cs="宋体"/>
+                <w:b/>
+                <w:bCs/>
+                <w:kern w:val="0"/>
+                <w:sz w:val="24"/>
+                <w:szCs w:val="24"/>
+                <w:lang w:val="en-US" w:eastAsia="zh-CN" w:bidi="ar"/>
+                <w14:ligatures w14:val="standardContextual"/>
+              </w:rPr>
+              <w:t>时钟</w:t>
+            </w:r>
+          </w:p>
+        </w:tc>
+        <w:tc>
+          <w:tcPr>
+            <w:tcW w:w="0" w:type="auto"/>
+            <w:shd w:val="clear" w:color="auto" w:fill="auto"/>
+            <w:vAlign w:val="center"/>
+          </w:tcPr>
+          <w:p>
+            <w:pPr>
+              <w:keepNext w:val="0"/>
+              <w:keepLines w:val="0"/>
+              <w:widowControl/>
+              <w:suppressLineNumbers w:val="0"/>
+              <w:jc w:val="center"/>
+              <w:rPr>
+                <w:b/>
+                <w:bCs/>
+              </w:rPr>
+            </w:pPr>
+            <w:r>
+              <w:rPr>
+                <w:rFonts w:ascii="宋体" w:hAnsi="宋体" w:eastAsia="宋体" w:cs="宋体"/>
+                <w:b/>
+                <w:bCs/>
+                <w:kern w:val="0"/>
+                <w:sz w:val="24"/>
+                <w:szCs w:val="24"/>
+                <w:lang w:val="en-US" w:eastAsia="zh-CN" w:bidi="ar"/>
+                <w14:ligatures w14:val="standardContextual"/>
+              </w:rPr>
+              <w:t>周期</w:t>
+            </w:r>
+          </w:p>
+        </w:tc>
+        <w:tc>
+          <w:tcPr>
+            <w:tcW w:w="0" w:type="auto"/>
+            <w:shd w:val="clear" w:color="auto" w:fill="auto"/>
+            <w:vAlign w:val="center"/>
+          </w:tcPr>
+          <w:p>
+            <w:pPr>
+              <w:keepNext w:val="0"/>
+              <w:keepLines w:val="0"/>
+              <w:widowControl/>
+              <w:suppressLineNumbers w:val="0"/>
+              <w:jc w:val="center"/>
+              <w:rPr>
+                <w:b/>
+                <w:bCs/>
+              </w:rPr>
+            </w:pPr>
+            <w:r>
+              <w:rPr>
+                <w:rFonts w:ascii="宋体" w:hAnsi="宋体" w:eastAsia="宋体" w:cs="宋体"/>
+                <w:b/>
+                <w:bCs/>
+                <w:kern w:val="0"/>
+                <w:sz w:val="24"/>
+                <w:szCs w:val="24"/>
+                <w:lang w:val="en-US" w:eastAsia="zh-CN" w:bidi="ar"/>
+                <w14:ligatures w14:val="standardContextual"/>
+              </w:rPr>
+              <w:t>上升时刻</w:t>
+            </w:r>
+          </w:p>
+        </w:tc>
+        <w:tc>
+          <w:tcPr>
+            <w:tcW w:w="0" w:type="auto"/>
+            <w:shd w:val="clear" w:color="auto" w:fill="auto"/>
+            <w:vAlign w:val="center"/>
+          </w:tcPr>
+          <w:p>
+            <w:pPr>
+              <w:keepNext w:val="0"/>
+              <w:keepLines w:val="0"/>
+              <w:widowControl/>
+              <w:suppressLineNumbers w:val="0"/>
+              <w:jc w:val="center"/>
+              <w:rPr>
+                <w:b/>
+                <w:bCs/>
+              </w:rPr>
+            </w:pPr>
+            <w:r>
+              <w:rPr>
+                <w:rFonts w:ascii="宋体" w:hAnsi="宋体" w:eastAsia="宋体" w:cs="宋体"/>
+                <w:b/>
+                <w:bCs/>
+                <w:kern w:val="0"/>
+                <w:sz w:val="24"/>
+                <w:szCs w:val="24"/>
+                <w:lang w:val="en-US" w:eastAsia="zh-CN" w:bidi="ar"/>
+                <w14:ligatures w14:val="standardContextual"/>
+              </w:rPr>
+              <w:t>下降时刻</w:t>
+            </w:r>
+          </w:p>
+        </w:tc>
+        <w:tc>
+          <w:tcPr>
+            <w:tcW w:w="0" w:type="auto"/>
+            <w:shd w:val="clear" w:color="auto" w:fill="auto"/>
+            <w:vAlign w:val="center"/>
+          </w:tcPr>
+          <w:p>
+            <w:pPr>
+              <w:keepNext w:val="0"/>
+              <w:keepLines w:val="0"/>
+              <w:widowControl/>
+              <w:suppressLineNumbers w:val="0"/>
+              <w:jc w:val="center"/>
+              <w:rPr>
+                <w:b/>
+                <w:bCs/>
+              </w:rPr>
+            </w:pPr>
+            <w:r>
+              <w:rPr>
+                <w:rFonts w:ascii="宋体" w:hAnsi="宋体" w:eastAsia="宋体" w:cs="宋体"/>
+                <w:b/>
+                <w:bCs/>
+                <w:kern w:val="0"/>
+                <w:sz w:val="24"/>
+                <w:szCs w:val="24"/>
+                <w:lang w:val="en-US" w:eastAsia="zh-CN" w:bidi="ar"/>
+                <w14:ligatures w14:val="standardContextual"/>
+              </w:rPr>
+              <w:t>控制对象</w:t>
+            </w:r>
+          </w:p>
+        </w:tc>
+      </w:tr>
+      <w:tr>
+        <w:tblPrEx>
+          <w:tblBorders>
+            <w:top w:val="none" w:color="auto" w:sz="0" w:space="0"/>
+            <w:left w:val="none" w:color="auto" w:sz="0" w:space="0"/>
+            <w:bottom w:val="none" w:color="auto" w:sz="0" w:space="0"/>
+            <w:right w:val="none" w:color="auto" w:sz="0" w:space="0"/>
+            <w:insideH w:val="none" w:color="auto" w:sz="0" w:space="0"/>
+            <w:insideV w:val="none" w:color="auto" w:sz="0" w:space="0"/>
+          </w:tblBorders>
+          <w:tblCellMar>
+            <w:top w:w="15" w:type="dxa"/>
+            <w:left w:w="15" w:type="dxa"/>
+            <w:bottom w:w="15" w:type="dxa"/>
+            <w:right w:w="15" w:type="dxa"/>
+          </w:tblCellMar>
+        </w:tblPrEx>
+        <w:trPr>
+          <w:tblCellSpacing w:w="15" w:type="dxa"/>
+        </w:trPr>
+        <w:tc>
+          <w:tcPr>
+            <w:tcW w:w="0" w:type="auto"/>
+            <w:shd w:val="clear" w:color="auto" w:fill="auto"/>
+            <w:vAlign w:val="center"/>
+          </w:tcPr>
+          <w:p>
+            <w:pPr>
+              <w:keepNext w:val="0"/>
+              <w:keepLines w:val="0"/>
+              <w:widowControl/>
+              <w:suppressLineNumbers w:val="0"/>
+              <w:jc w:val="left"/>
+            </w:pPr>
+            <w:r>
+              <w:rPr>
+                <w:rStyle w:val="16"/>
+                <w:rFonts w:ascii="宋体" w:hAnsi="宋体" w:eastAsia="宋体" w:cs="宋体"/>
+                <w:kern w:val="0"/>
+                <w:sz w:val="24"/>
+                <w:szCs w:val="24"/>
+                <w:lang w:val="en-US" w:eastAsia="zh-CN" w:bidi="ar"/>
+                <w14:ligatures w14:val="standardContextual"/>
+              </w:rPr>
+              <w:t>transaction_clock</w:t>
+            </w:r>
+          </w:p>
+        </w:tc>
+        <w:tc>
+          <w:tcPr>
+            <w:tcW w:w="0" w:type="auto"/>
+            <w:shd w:val="clear" w:color="auto" w:fill="auto"/>
+            <w:vAlign w:val="center"/>
+          </w:tcPr>
+          <w:p>
+            <w:pPr>
+              <w:keepNext w:val="0"/>
+              <w:keepLines w:val="0"/>
+              <w:widowControl/>
+              <w:suppressLineNumbers w:val="0"/>
+              <w:jc w:val="left"/>
+            </w:pPr>
+            <w:r>
+              <w:rPr>
+                <w:rFonts w:ascii="宋体" w:hAnsi="宋体" w:eastAsia="宋体" w:cs="宋体"/>
+                <w:kern w:val="0"/>
+                <w:sz w:val="24"/>
+                <w:szCs w:val="24"/>
+                <w:lang w:val="en-US" w:eastAsia="zh-CN" w:bidi="ar"/>
+                <w14:ligatures w14:val="standardContextual"/>
+              </w:rPr>
+              <w:t>640 ns</w:t>
+            </w:r>
+          </w:p>
+        </w:tc>
+        <w:tc>
+          <w:tcPr>
+            <w:tcW w:w="0" w:type="auto"/>
+            <w:shd w:val="clear" w:color="auto" w:fill="auto"/>
+            <w:vAlign w:val="center"/>
+          </w:tcPr>
+          <w:p>
+            <w:pPr>
+              <w:keepNext w:val="0"/>
+              <w:keepLines w:val="0"/>
+              <w:widowControl/>
+              <w:suppressLineNumbers w:val="0"/>
+              <w:jc w:val="left"/>
+            </w:pPr>
+            <w:r>
+              <w:rPr>
+                <w:rFonts w:ascii="宋体" w:hAnsi="宋体" w:eastAsia="宋体" w:cs="宋体"/>
+                <w:kern w:val="0"/>
+                <w:sz w:val="24"/>
+                <w:szCs w:val="24"/>
+                <w:lang w:val="en-US" w:eastAsia="zh-CN" w:bidi="ar"/>
+                <w14:ligatures w14:val="standardContextual"/>
+              </w:rPr>
+              <w:t>0 ns</w:t>
+            </w:r>
+          </w:p>
+        </w:tc>
+        <w:tc>
+          <w:tcPr>
+            <w:tcW w:w="0" w:type="auto"/>
+            <w:shd w:val="clear" w:color="auto" w:fill="auto"/>
+            <w:vAlign w:val="center"/>
+          </w:tcPr>
+          <w:p>
+            <w:pPr>
+              <w:keepNext w:val="0"/>
+              <w:keepLines w:val="0"/>
+              <w:widowControl/>
+              <w:suppressLineNumbers w:val="0"/>
+              <w:jc w:val="left"/>
+            </w:pPr>
+            <w:r>
+              <w:rPr>
+                <w:rFonts w:ascii="宋体" w:hAnsi="宋体" w:eastAsia="宋体" w:cs="宋体"/>
+                <w:kern w:val="0"/>
+                <w:sz w:val="24"/>
+                <w:szCs w:val="24"/>
+                <w:lang w:val="en-US" w:eastAsia="zh-CN" w:bidi="ar"/>
+                <w14:ligatures w14:val="standardContextual"/>
+              </w:rPr>
+              <w:t>320 ns</w:t>
+            </w:r>
+          </w:p>
+        </w:tc>
+        <w:tc>
+          <w:tcPr>
+            <w:tcW w:w="0" w:type="auto"/>
+            <w:shd w:val="clear" w:color="auto" w:fill="auto"/>
+            <w:vAlign w:val="center"/>
+          </w:tcPr>
+          <w:p>
+            <w:pPr>
+              <w:keepNext w:val="0"/>
+              <w:keepLines w:val="0"/>
+              <w:widowControl/>
+              <w:suppressLineNumbers w:val="0"/>
+              <w:jc w:val="left"/>
+            </w:pPr>
+            <w:r>
+              <w:rPr>
+                <w:rFonts w:ascii="宋体" w:hAnsi="宋体" w:eastAsia="宋体" w:cs="宋体"/>
+                <w:kern w:val="0"/>
+                <w:sz w:val="24"/>
+                <w:szCs w:val="24"/>
+                <w:lang w:val="en-US" w:eastAsia="zh-CN" w:bidi="ar"/>
+                <w14:ligatures w14:val="standardContextual"/>
+              </w:rPr>
+              <w:t>输入、输出边界的 16 个 FF</w:t>
+            </w:r>
+          </w:p>
+        </w:tc>
+      </w:tr>
+      <w:tr>
+        <w:tblPrEx>
+          <w:tblBorders>
+            <w:top w:val="none" w:color="auto" w:sz="0" w:space="0"/>
+            <w:left w:val="none" w:color="auto" w:sz="0" w:space="0"/>
+            <w:bottom w:val="none" w:color="auto" w:sz="0" w:space="0"/>
+            <w:right w:val="none" w:color="auto" w:sz="0" w:space="0"/>
+            <w:insideH w:val="none" w:color="auto" w:sz="0" w:space="0"/>
+            <w:insideV w:val="none" w:color="auto" w:sz="0" w:space="0"/>
+          </w:tblBorders>
+          <w:tblCellMar>
+            <w:top w:w="15" w:type="dxa"/>
+            <w:left w:w="15" w:type="dxa"/>
+            <w:bottom w:w="15" w:type="dxa"/>
+            <w:right w:w="15" w:type="dxa"/>
+          </w:tblCellMar>
+        </w:tblPrEx>
+        <w:trPr>
+          <w:tblCellSpacing w:w="15" w:type="dxa"/>
+        </w:trPr>
+        <w:tc>
+          <w:tcPr>
+            <w:tcW w:w="0" w:type="auto"/>
+            <w:shd w:val="clear" w:color="auto" w:fill="auto"/>
+            <w:vAlign w:val="center"/>
+          </w:tcPr>
+          <w:p>
+            <w:pPr>
+              <w:keepNext w:val="0"/>
+              <w:keepLines w:val="0"/>
+              <w:widowControl/>
+              <w:suppressLineNumbers w:val="0"/>
+              <w:jc w:val="left"/>
+            </w:pPr>
+            <w:r>
+              <w:rPr>
+                <w:rStyle w:val="16"/>
+                <w:rFonts w:ascii="宋体" w:hAnsi="宋体" w:eastAsia="宋体" w:cs="宋体"/>
+                <w:kern w:val="0"/>
+                <w:sz w:val="24"/>
+                <w:szCs w:val="24"/>
+                <w:lang w:val="en-US" w:eastAsia="zh-CN" w:bidi="ar"/>
+                <w14:ligatures w14:val="standardContextual"/>
+              </w:rPr>
+              <w:t>phase_a</w:t>
+            </w:r>
+          </w:p>
+        </w:tc>
+        <w:tc>
+          <w:tcPr>
+            <w:tcW w:w="0" w:type="auto"/>
+            <w:shd w:val="clear" w:color="auto" w:fill="auto"/>
+            <w:vAlign w:val="center"/>
+          </w:tcPr>
+          <w:p>
+            <w:pPr>
+              <w:keepNext w:val="0"/>
+              <w:keepLines w:val="0"/>
+              <w:widowControl/>
+              <w:suppressLineNumbers w:val="0"/>
+              <w:jc w:val="left"/>
+            </w:pPr>
+            <w:r>
+              <w:rPr>
+                <w:rFonts w:ascii="宋体" w:hAnsi="宋体" w:eastAsia="宋体" w:cs="宋体"/>
+                <w:kern w:val="0"/>
+                <w:sz w:val="24"/>
+                <w:szCs w:val="24"/>
+                <w:lang w:val="en-US" w:eastAsia="zh-CN" w:bidi="ar"/>
+                <w14:ligatures w14:val="standardContextual"/>
+              </w:rPr>
+              <w:t>640 ns</w:t>
+            </w:r>
+          </w:p>
+        </w:tc>
+        <w:tc>
+          <w:tcPr>
+            <w:tcW w:w="0" w:type="auto"/>
+            <w:shd w:val="clear" w:color="auto" w:fill="auto"/>
+            <w:vAlign w:val="center"/>
+          </w:tcPr>
+          <w:p>
+            <w:pPr>
+              <w:keepNext w:val="0"/>
+              <w:keepLines w:val="0"/>
+              <w:widowControl/>
+              <w:suppressLineNumbers w:val="0"/>
+              <w:jc w:val="left"/>
+            </w:pPr>
+            <w:r>
+              <w:rPr>
+                <w:rFonts w:ascii="宋体" w:hAnsi="宋体" w:eastAsia="宋体" w:cs="宋体"/>
+                <w:kern w:val="0"/>
+                <w:sz w:val="24"/>
+                <w:szCs w:val="24"/>
+                <w:lang w:val="en-US" w:eastAsia="zh-CN" w:bidi="ar"/>
+                <w14:ligatures w14:val="standardContextual"/>
+              </w:rPr>
+              <w:t>40 ns</w:t>
+            </w:r>
+          </w:p>
+        </w:tc>
+        <w:tc>
+          <w:tcPr>
+            <w:tcW w:w="0" w:type="auto"/>
+            <w:shd w:val="clear" w:color="auto" w:fill="auto"/>
+            <w:vAlign w:val="center"/>
+          </w:tcPr>
+          <w:p>
+            <w:pPr>
+              <w:keepNext w:val="0"/>
+              <w:keepLines w:val="0"/>
+              <w:widowControl/>
+              <w:suppressLineNumbers w:val="0"/>
+              <w:jc w:val="left"/>
+            </w:pPr>
+            <w:r>
+              <w:rPr>
+                <w:rFonts w:ascii="宋体" w:hAnsi="宋体" w:eastAsia="宋体" w:cs="宋体"/>
+                <w:kern w:val="0"/>
+                <w:sz w:val="24"/>
+                <w:szCs w:val="24"/>
+                <w:lang w:val="en-US" w:eastAsia="zh-CN" w:bidi="ar"/>
+                <w14:ligatures w14:val="standardContextual"/>
+              </w:rPr>
+              <w:t>200 ns</w:t>
+            </w:r>
+          </w:p>
+        </w:tc>
+        <w:tc>
+          <w:tcPr>
+            <w:tcW w:w="0" w:type="auto"/>
+            <w:shd w:val="clear" w:color="auto" w:fill="auto"/>
+            <w:vAlign w:val="center"/>
+          </w:tcPr>
+          <w:p>
+            <w:pPr>
+              <w:keepNext w:val="0"/>
+              <w:keepLines w:val="0"/>
+              <w:widowControl/>
+              <w:suppressLineNumbers w:val="0"/>
+              <w:jc w:val="left"/>
+            </w:pPr>
+            <w:r>
+              <w:rPr>
+                <w:rFonts w:ascii="宋体" w:hAnsi="宋体" w:eastAsia="宋体" w:cs="宋体"/>
+                <w:kern w:val="0"/>
+                <w:sz w:val="24"/>
+                <w:szCs w:val="24"/>
+                <w:lang w:val="en-US" w:eastAsia="zh-CN" w:bidi="ar"/>
+                <w14:ligatures w14:val="standardContextual"/>
+              </w:rPr>
+              <w:t>第一级的 8 个 latch</w:t>
+            </w:r>
+          </w:p>
+        </w:tc>
+      </w:tr>
+      <w:tr>
+        <w:tblPrEx>
+          <w:tblBorders>
+            <w:top w:val="none" w:color="auto" w:sz="0" w:space="0"/>
+            <w:left w:val="none" w:color="auto" w:sz="0" w:space="0"/>
+            <w:bottom w:val="none" w:color="auto" w:sz="0" w:space="0"/>
+            <w:right w:val="none" w:color="auto" w:sz="0" w:space="0"/>
+            <w:insideH w:val="none" w:color="auto" w:sz="0" w:space="0"/>
+            <w:insideV w:val="none" w:color="auto" w:sz="0" w:space="0"/>
+          </w:tblBorders>
+          <w:tblCellMar>
+            <w:top w:w="15" w:type="dxa"/>
+            <w:left w:w="15" w:type="dxa"/>
+            <w:bottom w:w="15" w:type="dxa"/>
+            <w:right w:w="15" w:type="dxa"/>
+          </w:tblCellMar>
+        </w:tblPrEx>
+        <w:trPr>
+          <w:tblCellSpacing w:w="15" w:type="dxa"/>
+        </w:trPr>
+        <w:tc>
+          <w:tcPr>
+            <w:tcW w:w="0" w:type="auto"/>
+            <w:shd w:val="clear" w:color="auto" w:fill="auto"/>
+            <w:vAlign w:val="center"/>
+          </w:tcPr>
+          <w:p>
+            <w:pPr>
+              <w:keepNext w:val="0"/>
+              <w:keepLines w:val="0"/>
+              <w:widowControl/>
+              <w:suppressLineNumbers w:val="0"/>
+              <w:jc w:val="left"/>
+            </w:pPr>
+            <w:r>
+              <w:rPr>
+                <w:rStyle w:val="16"/>
+                <w:rFonts w:ascii="宋体" w:hAnsi="宋体" w:eastAsia="宋体" w:cs="宋体"/>
+                <w:kern w:val="0"/>
+                <w:sz w:val="24"/>
+                <w:szCs w:val="24"/>
+                <w:lang w:val="en-US" w:eastAsia="zh-CN" w:bidi="ar"/>
+                <w14:ligatures w14:val="standardContextual"/>
+              </w:rPr>
+              <w:t>phase_b</w:t>
+            </w:r>
+          </w:p>
+        </w:tc>
+        <w:tc>
+          <w:tcPr>
+            <w:tcW w:w="0" w:type="auto"/>
+            <w:shd w:val="clear" w:color="auto" w:fill="auto"/>
+            <w:vAlign w:val="center"/>
+          </w:tcPr>
+          <w:p>
+            <w:pPr>
+              <w:keepNext w:val="0"/>
+              <w:keepLines w:val="0"/>
+              <w:widowControl/>
+              <w:suppressLineNumbers w:val="0"/>
+              <w:jc w:val="left"/>
+            </w:pPr>
+            <w:r>
+              <w:rPr>
+                <w:rFonts w:ascii="宋体" w:hAnsi="宋体" w:eastAsia="宋体" w:cs="宋体"/>
+                <w:kern w:val="0"/>
+                <w:sz w:val="24"/>
+                <w:szCs w:val="24"/>
+                <w:lang w:val="en-US" w:eastAsia="zh-CN" w:bidi="ar"/>
+                <w14:ligatures w14:val="standardContextual"/>
+              </w:rPr>
+              <w:t>640 ns</w:t>
+            </w:r>
+          </w:p>
+        </w:tc>
+        <w:tc>
+          <w:tcPr>
+            <w:tcW w:w="0" w:type="auto"/>
+            <w:shd w:val="clear" w:color="auto" w:fill="auto"/>
+            <w:vAlign w:val="center"/>
+          </w:tcPr>
+          <w:p>
+            <w:pPr>
+              <w:keepNext w:val="0"/>
+              <w:keepLines w:val="0"/>
+              <w:widowControl/>
+              <w:suppressLineNumbers w:val="0"/>
+              <w:jc w:val="left"/>
+            </w:pPr>
+            <w:r>
+              <w:rPr>
+                <w:rFonts w:ascii="宋体" w:hAnsi="宋体" w:eastAsia="宋体" w:cs="宋体"/>
+                <w:kern w:val="0"/>
+                <w:sz w:val="24"/>
+                <w:szCs w:val="24"/>
+                <w:lang w:val="en-US" w:eastAsia="zh-CN" w:bidi="ar"/>
+                <w14:ligatures w14:val="standardContextual"/>
+              </w:rPr>
+              <w:t>320 ns</w:t>
+            </w:r>
+          </w:p>
+        </w:tc>
+        <w:tc>
+          <w:tcPr>
+            <w:tcW w:w="0" w:type="auto"/>
+            <w:shd w:val="clear" w:color="auto" w:fill="auto"/>
+            <w:vAlign w:val="center"/>
+          </w:tcPr>
+          <w:p>
+            <w:pPr>
+              <w:keepNext w:val="0"/>
+              <w:keepLines w:val="0"/>
+              <w:widowControl/>
+              <w:suppressLineNumbers w:val="0"/>
+              <w:jc w:val="left"/>
+            </w:pPr>
+            <w:r>
+              <w:rPr>
+                <w:rFonts w:ascii="宋体" w:hAnsi="宋体" w:eastAsia="宋体" w:cs="宋体"/>
+                <w:kern w:val="0"/>
+                <w:sz w:val="24"/>
+                <w:szCs w:val="24"/>
+                <w:lang w:val="en-US" w:eastAsia="zh-CN" w:bidi="ar"/>
+                <w14:ligatures w14:val="standardContextual"/>
+              </w:rPr>
+              <w:t>480 ns</w:t>
+            </w:r>
+          </w:p>
+        </w:tc>
+        <w:tc>
+          <w:tcPr>
+            <w:tcW w:w="0" w:type="auto"/>
+            <w:shd w:val="clear" w:color="auto" w:fill="auto"/>
+            <w:vAlign w:val="center"/>
+          </w:tcPr>
+          <w:p>
+            <w:pPr>
+              <w:keepNext w:val="0"/>
+              <w:keepLines w:val="0"/>
+              <w:widowControl/>
+              <w:suppressLineNumbers w:val="0"/>
+              <w:jc w:val="left"/>
+            </w:pPr>
+            <w:r>
+              <w:rPr>
+                <w:rFonts w:ascii="宋体" w:hAnsi="宋体" w:eastAsia="宋体" w:cs="宋体"/>
+                <w:kern w:val="0"/>
+                <w:sz w:val="24"/>
+                <w:szCs w:val="24"/>
+                <w:lang w:val="en-US" w:eastAsia="zh-CN" w:bidi="ar"/>
+                <w14:ligatures w14:val="standardContextual"/>
+              </w:rPr>
+              <w:t>第二级的 8 个 latch</w:t>
+            </w:r>
+          </w:p>
+        </w:tc>
+      </w:tr>
+    </w:tbl>
+    <w:p>
+      <w:pPr>
+        <w:rPr>
+          <w:rFonts w:hint="eastAsia"/>
+          <w:lang w:val="en-US" w:eastAsia="zh-CN"/>
+        </w:rPr>
+      </w:pPr>
+      <w:r>
+        <w:rPr>
+          <w:rFonts w:hint="eastAsia"/>
+          <w:lang w:val="en-US" w:eastAsia="zh-CN"/>
+        </w:rPr>
+        <w:t>之所以采用三个时钟分析，并且将a和b的时钟错开，是为了仿照流水线并防止数据一次性穿过两级。</w:t>
+      </w:r>
+    </w:p>
+    <w:p>
+      <w:pPr>
+        <w:rPr>
+          <w:rFonts w:hint="eastAsia"/>
+          <w:b/>
+          <w:bCs/>
+          <w:color w:val="auto"/>
+          <w:sz w:val="30"/>
+          <w:szCs w:val="30"/>
+          <w:lang w:val="en-US" w:eastAsia="zh-CN"/>
+        </w:rPr>
+      </w:pPr>
+      <w:r>
+        <w:rPr>
+          <w:rFonts w:hint="eastAsia"/>
+          <w:b/>
+          <w:bCs/>
+          <w:color w:val="auto"/>
+          <w:sz w:val="30"/>
+          <w:szCs w:val="30"/>
+          <w:lang w:val="en-US" w:eastAsia="zh-CN"/>
+        </w:rPr>
+        <w:t>2.2 Slow Corner → Worst Case Timing Path → Setup</w:t>
+      </w:r>
+    </w:p>
+    <w:p>
+      <w:pPr>
+        <w:rPr>
+          <w:rFonts w:hint="eastAsia"/>
+          <w:lang w:val="en-US" w:eastAsia="zh-CN"/>
+        </w:rPr>
+      </w:pPr>
+      <w:r>
+        <w:rPr>
+          <w:rFonts w:hint="eastAsia"/>
+          <w:lang w:val="en-US" w:eastAsia="zh-CN"/>
+        </w:rPr>
+        <w:t>第一行从输入 FF 出发，到第一级 latch 的 D 端。PDS 在这里以 phase_a 的开启沿，也就是参考时刻 40 ns，作为名义检查基准。</w:t>
+      </w:r>
+    </w:p>
+    <w:p>
+      <w:pPr>
+        <w:rPr>
+          <w:rFonts w:hint="default"/>
+          <w:lang w:val="en-US" w:eastAsia="zh-CN"/>
+        </w:rPr>
+      </w:pPr>
+      <w:r>
+        <w:rPr>
+          <w:rFonts w:hint="default"/>
+          <w:lang w:val="en-US" w:eastAsia="zh-CN"/>
+        </w:rPr>
+        <w:t>数据到达时刻：7.771 ns</w:t>
+      </w:r>
+    </w:p>
+    <w:p>
+      <w:pPr>
+        <w:rPr>
+          <w:rFonts w:hint="default"/>
+          <w:lang w:val="en-US" w:eastAsia="zh-CN"/>
+        </w:rPr>
+      </w:pPr>
+      <w:r>
+        <w:rPr>
+          <w:rFonts w:hint="default"/>
+          <w:lang w:val="en-US" w:eastAsia="zh-CN"/>
+        </w:rPr>
+        <w:t>开启沿检查基准：</w:t>
+      </w:r>
+    </w:p>
+    <w:p>
+      <w:pPr>
+        <w:rPr>
+          <w:rFonts w:hint="default"/>
+          <w:lang w:val="en-US" w:eastAsia="zh-CN"/>
+        </w:rPr>
+      </w:pPr>
+      <w:r>
+        <w:rPr>
+          <w:rFonts w:hint="default"/>
+          <w:lang w:val="en-US" w:eastAsia="zh-CN"/>
+        </w:rPr>
+        <w:t>40 + 2.391（接收时钟延时）− 0.250（不确定度）= 42.141 ns</w:t>
+      </w:r>
+    </w:p>
+    <w:p>
+      <w:pPr>
+        <w:rPr>
+          <w:rFonts w:hint="default"/>
+          <w:lang w:val="en-US" w:eastAsia="zh-CN"/>
+        </w:rPr>
+      </w:pPr>
+      <w:r>
+        <w:rPr>
+          <w:rFonts w:hint="default"/>
+          <w:lang w:val="en-US" w:eastAsia="zh-CN"/>
+        </w:rPr>
+        <w:t>Slack = 42.141 − 7.771 = 34.370 ns</w:t>
+      </w:r>
+    </w:p>
+    <w:p>
+      <w:pPr>
+        <w:rPr>
+          <w:rFonts w:hint="eastAsia"/>
+          <w:lang w:val="en-US" w:eastAsia="zh-CN"/>
+        </w:rPr>
+      </w:pPr>
+      <w:r>
+        <w:rPr>
+          <w:rFonts w:hint="eastAsia"/>
+          <w:lang w:val="en-US" w:eastAsia="zh-CN"/>
+        </w:rPr>
+        <w:t>不能把这理解成“超过 40 ns 就一定失败”。 Latch 开启后还有透明窗口，晚到的数据可能通过时间借用继续传播，但这条路径的数据在开启前就已经到达，原始报告显示 Time borrow = 0，所以当前没有实际借用时间。</w:t>
+      </w:r>
+    </w:p>
+    <w:p>
+      <w:pPr>
+        <w:rPr>
+          <w:rFonts w:hint="eastAsia"/>
+          <w:lang w:val="en-US" w:eastAsia="zh-CN"/>
+        </w:rPr>
+      </w:pPr>
+    </w:p>
+    <w:p>
+      <w:pPr>
+        <w:rPr>
+          <w:rFonts w:hint="eastAsia"/>
+          <w:lang w:val="en-US" w:eastAsia="zh-CN"/>
+        </w:rPr>
+      </w:pPr>
+      <w:r>
+        <w:rPr>
+          <w:rFonts w:hint="eastAsia"/>
+          <w:lang w:val="en-US" w:eastAsia="zh-CN"/>
+        </w:rPr>
+        <w:t>同理可以分析第一级latch到第二级latch的时序</w:t>
+      </w:r>
+    </w:p>
+    <w:p>
+      <w:pPr>
+        <w:rPr>
+          <w:rFonts w:hint="eastAsia"/>
+          <w:lang w:val="en-US" w:eastAsia="zh-CN"/>
+        </w:rPr>
+      </w:pPr>
+    </w:p>
+    <w:p>
+      <w:pPr>
+        <w:rPr>
+          <w:rFonts w:hint="default"/>
+          <w:lang w:val="en-US" w:eastAsia="zh-CN"/>
+        </w:rPr>
+      </w:pPr>
+      <w:r>
+        <w:rPr>
+          <w:rFonts w:hint="default"/>
+          <w:lang w:val="en-US" w:eastAsia="zh-CN"/>
+        </w:rPr>
+        <w:t>phase_a 的参考开启沿：        40.000 ns</w:t>
+      </w:r>
+    </w:p>
+    <w:p>
+      <w:pPr>
+        <w:rPr>
+          <w:rFonts w:hint="default"/>
+          <w:lang w:val="en-US" w:eastAsia="zh-CN"/>
+        </w:rPr>
+      </w:pPr>
+      <w:r>
+        <w:rPr>
+          <w:rFonts w:hint="default"/>
+          <w:lang w:val="en-US" w:eastAsia="zh-CN"/>
+        </w:rPr>
+        <w:t>传播到第一级 latch 的 G：    +2.905 ns</w:t>
+      </w:r>
+    </w:p>
+    <w:p>
+      <w:pPr>
+        <w:rPr>
+          <w:rFonts w:hint="default"/>
+          <w:lang w:val="en-US" w:eastAsia="zh-CN"/>
+        </w:rPr>
+      </w:pPr>
+      <w:r>
+        <w:rPr>
+          <w:rFonts w:hint="default"/>
+          <w:lang w:val="en-US" w:eastAsia="zh-CN"/>
+        </w:rPr>
+        <w:t xml:space="preserve">                            ─────────</w:t>
+      </w:r>
+    </w:p>
+    <w:p>
+      <w:pPr>
+        <w:rPr>
+          <w:rFonts w:hint="default"/>
+          <w:lang w:val="en-US" w:eastAsia="zh-CN"/>
+        </w:rPr>
+      </w:pPr>
+      <w:r>
+        <w:rPr>
+          <w:rFonts w:hint="default"/>
+          <w:lang w:val="en-US" w:eastAsia="zh-CN"/>
+        </w:rPr>
+        <w:t>第一级 latch 开启：          42.905 ns</w:t>
+      </w:r>
+    </w:p>
+    <w:p>
+      <w:pPr>
+        <w:rPr>
+          <w:rFonts w:hint="default"/>
+          <w:lang w:val="en-US" w:eastAsia="zh-CN"/>
+        </w:rPr>
+      </w:pPr>
+    </w:p>
+    <w:p>
+      <w:pPr>
+        <w:rPr>
+          <w:rFonts w:hint="default"/>
+          <w:lang w:val="en-US" w:eastAsia="zh-CN"/>
+        </w:rPr>
+      </w:pPr>
+      <w:r>
+        <w:rPr>
+          <w:rFonts w:hint="default"/>
+          <w:lang w:val="en-US" w:eastAsia="zh-CN"/>
+        </w:rPr>
+        <w:t>G 开启到 Q 输出的响应：      +0.359 ns</w:t>
+      </w:r>
+    </w:p>
+    <w:p>
+      <w:pPr>
+        <w:rPr>
+          <w:rFonts w:hint="default"/>
+          <w:lang w:val="en-US" w:eastAsia="zh-CN"/>
+        </w:rPr>
+      </w:pPr>
+      <w:r>
+        <w:rPr>
+          <w:rFonts w:hint="default"/>
+          <w:lang w:val="en-US" w:eastAsia="zh-CN"/>
+        </w:rPr>
+        <w:t>连线：                      +0.954 ns</w:t>
+      </w:r>
+    </w:p>
+    <w:p>
+      <w:pPr>
+        <w:rPr>
+          <w:rFonts w:hint="default"/>
+          <w:lang w:val="en-US" w:eastAsia="zh-CN"/>
+        </w:rPr>
+      </w:pPr>
+      <w:r>
+        <w:rPr>
+          <w:rFonts w:hint="default"/>
+          <w:lang w:val="en-US" w:eastAsia="zh-CN"/>
+        </w:rPr>
+        <w:t>这一路的异或映射成反相逻辑： +0.210 ns</w:t>
+      </w:r>
+    </w:p>
+    <w:p>
+      <w:pPr>
+        <w:rPr>
+          <w:rFonts w:hint="default"/>
+          <w:lang w:val="en-US" w:eastAsia="zh-CN"/>
+        </w:rPr>
+      </w:pPr>
+      <w:r>
+        <w:rPr>
+          <w:rFonts w:hint="default"/>
+          <w:lang w:val="en-US" w:eastAsia="zh-CN"/>
+        </w:rPr>
+        <w:t>连线：                      +0.437 ns</w:t>
+      </w:r>
+    </w:p>
+    <w:p>
+      <w:pPr>
+        <w:rPr>
+          <w:rFonts w:hint="default"/>
+          <w:lang w:val="en-US" w:eastAsia="zh-CN"/>
+        </w:rPr>
+      </w:pPr>
+      <w:r>
+        <w:rPr>
+          <w:rFonts w:hint="default"/>
+          <w:lang w:val="en-US" w:eastAsia="zh-CN"/>
+        </w:rPr>
+        <w:t xml:space="preserve">                            ─────────</w:t>
+      </w:r>
+    </w:p>
+    <w:p>
+      <w:pPr>
+        <w:rPr>
+          <w:rFonts w:hint="default"/>
+          <w:lang w:val="en-US" w:eastAsia="zh-CN"/>
+        </w:rPr>
+      </w:pPr>
+      <w:r>
+        <w:rPr>
+          <w:rFonts w:hint="default"/>
+          <w:lang w:val="en-US" w:eastAsia="zh-CN"/>
+        </w:rPr>
+        <w:t>到达第二级 latch 的 D：      44.865 ns</w:t>
+      </w:r>
+    </w:p>
+    <w:p>
+      <w:pPr>
+        <w:rPr>
+          <w:rFonts w:hint="default"/>
+          <w:lang w:val="en-US" w:eastAsia="zh-CN"/>
+        </w:rPr>
+      </w:pPr>
+    </w:p>
+    <w:p>
+      <w:pPr>
+        <w:rPr>
+          <w:rFonts w:hint="default"/>
+          <w:lang w:val="en-US" w:eastAsia="zh-CN"/>
+        </w:rPr>
+      </w:pPr>
+      <w:r>
+        <w:rPr>
+          <w:rFonts w:hint="default"/>
+          <w:lang w:val="en-US" w:eastAsia="zh-CN"/>
+        </w:rPr>
+        <w:t>phase_b 的参考开启沿：       320.000 ns</w:t>
+      </w:r>
+    </w:p>
+    <w:p>
+      <w:pPr>
+        <w:rPr>
+          <w:rFonts w:hint="default"/>
+          <w:lang w:val="en-US" w:eastAsia="zh-CN"/>
+        </w:rPr>
+      </w:pPr>
+      <w:r>
+        <w:rPr>
+          <w:rFonts w:hint="default"/>
+          <w:lang w:val="en-US" w:eastAsia="zh-CN"/>
+        </w:rPr>
+        <w:t>传播到第二级 latch 的 G：     +3.753 ns</w:t>
+      </w:r>
+    </w:p>
+    <w:p>
+      <w:pPr>
+        <w:rPr>
+          <w:rFonts w:hint="default"/>
+          <w:lang w:val="en-US" w:eastAsia="zh-CN"/>
+        </w:rPr>
+      </w:pPr>
+      <w:r>
+        <w:rPr>
+          <w:rFonts w:hint="default"/>
+          <w:lang w:val="en-US" w:eastAsia="zh-CN"/>
+        </w:rPr>
+        <w:t xml:space="preserve">                            ─────────</w:t>
+      </w:r>
+    </w:p>
+    <w:p>
+      <w:pPr>
+        <w:rPr>
+          <w:rFonts w:hint="default"/>
+          <w:lang w:val="en-US" w:eastAsia="zh-CN"/>
+        </w:rPr>
+      </w:pPr>
+      <w:r>
+        <w:rPr>
+          <w:rFonts w:hint="default"/>
+          <w:lang w:val="en-US" w:eastAsia="zh-CN"/>
+        </w:rPr>
+        <w:t>第二级 latch 开启：          323.753 ns</w:t>
+      </w:r>
+    </w:p>
+    <w:p>
+      <w:pPr>
+        <w:rPr>
+          <w:rFonts w:hint="default"/>
+          <w:lang w:val="en-US" w:eastAsia="zh-CN"/>
+        </w:rPr>
+      </w:pPr>
+    </w:p>
+    <w:p>
+      <w:pPr>
+        <w:rPr>
+          <w:rFonts w:hint="default"/>
+          <w:lang w:val="en-US" w:eastAsia="zh-CN"/>
+        </w:rPr>
+      </w:pPr>
+      <w:r>
+        <w:rPr>
+          <w:rFonts w:hint="default"/>
+          <w:lang w:val="en-US" w:eastAsia="zh-CN"/>
+        </w:rPr>
+        <w:t>扣除不确定度的检查基准：</w:t>
+      </w:r>
+    </w:p>
+    <w:p>
+      <w:pPr>
+        <w:rPr>
+          <w:rFonts w:hint="default"/>
+          <w:lang w:val="en-US" w:eastAsia="zh-CN"/>
+        </w:rPr>
+      </w:pPr>
+      <w:r>
+        <w:rPr>
+          <w:rFonts w:hint="default"/>
+          <w:lang w:val="en-US" w:eastAsia="zh-CN"/>
+        </w:rPr>
+        <w:t>323.753 − 0.250 = 323.503 ns</w:t>
+      </w:r>
+    </w:p>
+    <w:p>
+      <w:pPr>
+        <w:rPr>
+          <w:rFonts w:hint="default"/>
+          <w:lang w:val="en-US" w:eastAsia="zh-CN"/>
+        </w:rPr>
+      </w:pPr>
+    </w:p>
+    <w:p>
+      <w:pPr>
+        <w:rPr>
+          <w:rFonts w:hint="default"/>
+          <w:lang w:val="en-US" w:eastAsia="zh-CN"/>
+        </w:rPr>
+      </w:pPr>
+      <w:r>
+        <w:rPr>
+          <w:rFonts w:hint="default"/>
+          <w:lang w:val="en-US" w:eastAsia="zh-CN"/>
+        </w:rPr>
+        <w:t>Slack = 323.503 − 44.865</w:t>
+      </w:r>
+    </w:p>
+    <w:p>
+      <w:pPr>
+        <w:rPr>
+          <w:rFonts w:hint="default"/>
+          <w:lang w:val="en-US" w:eastAsia="zh-CN"/>
+        </w:rPr>
+      </w:pPr>
+      <w:r>
+        <w:rPr>
+          <w:rFonts w:hint="default"/>
+          <w:lang w:val="en-US" w:eastAsia="zh-CN"/>
+        </w:rPr>
+        <w:t xml:space="preserve">      = 278.638 ns</w:t>
+      </w:r>
+    </w:p>
+    <w:p>
+      <w:pPr>
+        <w:rPr>
+          <w:rFonts w:ascii="宋体" w:hAnsi="宋体" w:eastAsia="宋体" w:cs="宋体"/>
+          <w:sz w:val="24"/>
+          <w:szCs w:val="24"/>
+        </w:rPr>
+      </w:pPr>
+      <w:r>
+        <w:rPr>
+          <w:rFonts w:ascii="宋体" w:hAnsi="宋体" w:eastAsia="宋体" w:cs="宋体"/>
+          <w:sz w:val="24"/>
+          <w:szCs w:val="24"/>
+        </w:rPr>
+        <w:t>当前基线很宽松，没有展示实际时间借用收益，也还不能据此比较最高频率。</w:t>
+      </w:r>
+    </w:p>
+    <w:p>
+      <w:pPr>
+        <w:rPr>
+          <w:rFonts w:hint="eastAsia" w:ascii="宋体" w:hAnsi="宋体" w:eastAsia="宋体" w:cs="宋体"/>
+          <w:sz w:val="24"/>
+          <w:szCs w:val="24"/>
+          <w:lang w:val="en-US" w:eastAsia="zh-CN"/>
+        </w:rPr>
+      </w:pPr>
+      <w:r>
+        <w:rPr>
+          <w:rFonts w:hint="eastAsia" w:ascii="宋体" w:hAnsi="宋体" w:eastAsia="宋体" w:cs="宋体"/>
+          <w:sz w:val="24"/>
+          <w:szCs w:val="24"/>
+          <w:lang w:val="en-US" w:eastAsia="zh-CN"/>
+        </w:rPr>
+        <w:t>但是该实验可以继续分析保持时间约束。</w:t>
+      </w:r>
+    </w:p>
+    <w:p>
+      <w:pPr>
+        <w:rPr>
+          <w:rFonts w:hint="eastAsia"/>
+          <w:b/>
+          <w:bCs/>
+          <w:color w:val="auto"/>
+          <w:sz w:val="30"/>
+          <w:szCs w:val="30"/>
+          <w:lang w:val="en-US" w:eastAsia="zh-CN"/>
+        </w:rPr>
+      </w:pPr>
+      <w:r>
+        <w:rPr>
+          <w:rFonts w:hint="eastAsia"/>
+          <w:b/>
+          <w:bCs/>
+          <w:color w:val="auto"/>
+          <w:sz w:val="30"/>
+          <w:szCs w:val="30"/>
+          <w:lang w:val="en-US" w:eastAsia="zh-CN"/>
+        </w:rPr>
+        <w:t>2.3 Fast Corner → Worst Case Timing Path → Hold</w:t>
+      </w:r>
+    </w:p>
+    <w:p>
+      <w:pPr>
+        <w:rPr>
+          <w:rFonts w:hint="eastAsia" w:ascii="宋体" w:hAnsi="宋体" w:eastAsia="宋体" w:cs="宋体"/>
+          <w:sz w:val="24"/>
+          <w:szCs w:val="24"/>
+          <w:lang w:val="en-US" w:eastAsia="zh-CN"/>
+        </w:rPr>
+      </w:pPr>
+      <w:r>
+        <w:rPr>
+          <w:rFonts w:hint="eastAsia" w:ascii="宋体" w:hAnsi="宋体" w:eastAsia="宋体" w:cs="宋体"/>
+          <w:sz w:val="24"/>
+          <w:szCs w:val="24"/>
+          <w:lang w:val="en-US" w:eastAsia="zh-CN"/>
+        </w:rPr>
+        <w:t>下一笔数据最早到达时间</w:t>
+      </w:r>
+    </w:p>
+    <w:p>
+      <w:pPr>
+        <w:rPr>
+          <w:rFonts w:hint="default" w:ascii="宋体" w:hAnsi="宋体" w:eastAsia="宋体" w:cs="宋体"/>
+          <w:sz w:val="24"/>
+          <w:szCs w:val="24"/>
+          <w:lang w:val="en-US" w:eastAsia="zh-CN"/>
+        </w:rPr>
+      </w:pPr>
+      <w:r>
+        <w:rPr>
+          <w:rFonts w:ascii="宋体" w:hAnsi="宋体" w:eastAsia="宋体" w:cs="宋体"/>
+          <w:sz w:val="24"/>
+          <w:szCs w:val="24"/>
+        </w:rPr>
+        <w:t>这条路径是第一级 latch 第 1 位，到第二级 latch 第 4 位。报告使用下一周期 A 的开启沿：</w:t>
+      </w:r>
+    </w:p>
+    <w:p>
+      <w:pPr>
+        <w:rPr>
+          <w:rFonts w:hint="default" w:ascii="宋体" w:hAnsi="宋体" w:eastAsia="宋体" w:cs="宋体"/>
+          <w:sz w:val="24"/>
+          <w:szCs w:val="24"/>
+          <w:lang w:val="en-US" w:eastAsia="zh-CN"/>
+        </w:rPr>
+      </w:pPr>
+      <w:r>
+        <w:rPr>
+          <w:rFonts w:hint="default" w:ascii="宋体" w:hAnsi="宋体" w:eastAsia="宋体" w:cs="宋体"/>
+          <w:sz w:val="24"/>
+          <w:szCs w:val="24"/>
+          <w:lang w:val="en-US" w:eastAsia="zh-CN"/>
+        </w:rPr>
+        <w:t>下一周期 A 开启的参考时刻：       680.000 ns</w:t>
+      </w:r>
+    </w:p>
+    <w:p>
+      <w:pPr>
+        <w:rPr>
+          <w:rFonts w:hint="default" w:ascii="宋体" w:hAnsi="宋体" w:eastAsia="宋体" w:cs="宋体"/>
+          <w:sz w:val="24"/>
+          <w:szCs w:val="24"/>
+          <w:lang w:val="en-US" w:eastAsia="zh-CN"/>
+        </w:rPr>
+      </w:pPr>
+      <w:r>
+        <w:rPr>
+          <w:rFonts w:hint="default" w:ascii="宋体" w:hAnsi="宋体" w:eastAsia="宋体" w:cs="宋体"/>
+          <w:sz w:val="24"/>
+          <w:szCs w:val="24"/>
+          <w:lang w:val="en-US" w:eastAsia="zh-CN"/>
+        </w:rPr>
+        <w:t>时钟传播到第一级 latch：           +1.698 ns</w:t>
+      </w:r>
+    </w:p>
+    <w:p>
+      <w:pPr>
+        <w:rPr>
+          <w:rFonts w:hint="default" w:ascii="宋体" w:hAnsi="宋体" w:eastAsia="宋体" w:cs="宋体"/>
+          <w:sz w:val="24"/>
+          <w:szCs w:val="24"/>
+          <w:lang w:val="en-US" w:eastAsia="zh-CN"/>
+        </w:rPr>
+      </w:pPr>
+      <w:r>
+        <w:rPr>
+          <w:rFonts w:hint="default" w:ascii="宋体" w:hAnsi="宋体" w:eastAsia="宋体" w:cs="宋体"/>
+          <w:sz w:val="24"/>
+          <w:szCs w:val="24"/>
+          <w:lang w:val="en-US" w:eastAsia="zh-CN"/>
+        </w:rPr>
+        <w:t>G 开启到 Q 输出的响应：            +0.198 ns</w:t>
+      </w:r>
+    </w:p>
+    <w:p>
+      <w:pPr>
+        <w:rPr>
+          <w:rFonts w:hint="default" w:ascii="宋体" w:hAnsi="宋体" w:eastAsia="宋体" w:cs="宋体"/>
+          <w:sz w:val="24"/>
+          <w:szCs w:val="24"/>
+          <w:lang w:val="en-US" w:eastAsia="zh-CN"/>
+        </w:rPr>
+      </w:pPr>
+      <w:r>
+        <w:rPr>
+          <w:rFonts w:hint="default" w:ascii="宋体" w:hAnsi="宋体" w:eastAsia="宋体" w:cs="宋体"/>
+          <w:sz w:val="24"/>
+          <w:szCs w:val="24"/>
+          <w:lang w:val="en-US" w:eastAsia="zh-CN"/>
+        </w:rPr>
+        <w:t>数据连线：                        +0.060 ns</w:t>
+      </w:r>
+    </w:p>
+    <w:p>
+      <w:pPr>
+        <w:rPr>
+          <w:rFonts w:hint="default" w:ascii="宋体" w:hAnsi="宋体" w:eastAsia="宋体" w:cs="宋体"/>
+          <w:sz w:val="24"/>
+          <w:szCs w:val="24"/>
+          <w:lang w:val="en-US" w:eastAsia="zh-CN"/>
+        </w:rPr>
+      </w:pPr>
+      <w:r>
+        <w:rPr>
+          <w:rFonts w:hint="default" w:ascii="宋体" w:hAnsi="宋体" w:eastAsia="宋体" w:cs="宋体"/>
+          <w:sz w:val="24"/>
+          <w:szCs w:val="24"/>
+          <w:lang w:val="en-US" w:eastAsia="zh-CN"/>
+        </w:rPr>
+        <w:t xml:space="preserve">                                ─────────</w:t>
+      </w:r>
+    </w:p>
+    <w:p>
+      <w:pPr>
+        <w:rPr>
+          <w:rFonts w:hint="default" w:ascii="宋体" w:hAnsi="宋体" w:eastAsia="宋体" w:cs="宋体"/>
+          <w:sz w:val="24"/>
+          <w:szCs w:val="24"/>
+          <w:lang w:val="en-US" w:eastAsia="zh-CN"/>
+        </w:rPr>
+      </w:pPr>
+      <w:r>
+        <w:rPr>
+          <w:rFonts w:hint="default" w:ascii="宋体" w:hAnsi="宋体" w:eastAsia="宋体" w:cs="宋体"/>
+          <w:sz w:val="24"/>
+          <w:szCs w:val="24"/>
+          <w:lang w:val="en-US" w:eastAsia="zh-CN"/>
+        </w:rPr>
+        <w:t>新数据最早可能到达第二级 D：       681.956 ns</w:t>
+      </w:r>
+    </w:p>
+    <w:p>
+      <w:pPr>
+        <w:rPr>
+          <w:rFonts w:hint="default" w:ascii="宋体" w:hAnsi="宋体" w:eastAsia="宋体" w:cs="宋体"/>
+          <w:sz w:val="24"/>
+          <w:szCs w:val="24"/>
+          <w:lang w:val="en-US" w:eastAsia="zh-CN"/>
+        </w:rPr>
+      </w:pPr>
+    </w:p>
+    <w:p>
+      <w:pPr>
+        <w:rPr>
+          <w:rFonts w:hint="eastAsia" w:ascii="宋体" w:hAnsi="宋体" w:eastAsia="宋体" w:cs="宋体"/>
+          <w:sz w:val="24"/>
+          <w:szCs w:val="24"/>
+          <w:lang w:val="en-US" w:eastAsia="zh-CN"/>
+        </w:rPr>
+      </w:pPr>
+      <w:r>
+        <w:rPr>
+          <w:rFonts w:hint="eastAsia" w:ascii="宋体" w:hAnsi="宋体" w:eastAsia="宋体" w:cs="宋体"/>
+          <w:sz w:val="24"/>
+          <w:szCs w:val="24"/>
+          <w:lang w:val="en-US" w:eastAsia="zh-CN"/>
+        </w:rPr>
+        <w:t>旧数据需要保护到的时间</w:t>
+      </w:r>
+    </w:p>
+    <w:p>
+      <w:pPr>
+        <w:rPr>
+          <w:rFonts w:hint="eastAsia" w:ascii="宋体" w:hAnsi="宋体" w:eastAsia="宋体" w:cs="宋体"/>
+          <w:sz w:val="24"/>
+          <w:szCs w:val="24"/>
+          <w:lang w:val="en-US" w:eastAsia="zh-CN"/>
+        </w:rPr>
+      </w:pPr>
+      <w:r>
+        <w:rPr>
+          <w:rFonts w:ascii="宋体" w:hAnsi="宋体" w:eastAsia="宋体" w:cs="宋体"/>
+          <w:sz w:val="24"/>
+          <w:szCs w:val="24"/>
+        </w:rPr>
+        <w:t>第二级 latch 在本周期 B 的下降沿关闭：</w:t>
+      </w:r>
+    </w:p>
+    <w:p>
+      <w:pPr>
+        <w:rPr>
+          <w:rFonts w:hint="default" w:ascii="宋体" w:hAnsi="宋体" w:eastAsia="宋体" w:cs="宋体"/>
+          <w:sz w:val="24"/>
+          <w:szCs w:val="24"/>
+          <w:lang w:val="en-US" w:eastAsia="zh-CN"/>
+        </w:rPr>
+      </w:pPr>
+      <w:r>
+        <w:rPr>
+          <w:rFonts w:hint="default" w:ascii="宋体" w:hAnsi="宋体" w:eastAsia="宋体" w:cs="宋体"/>
+          <w:sz w:val="24"/>
+          <w:szCs w:val="24"/>
+          <w:lang w:val="en-US" w:eastAsia="zh-CN"/>
+        </w:rPr>
+        <w:t>B 关闭的参考时刻：                480.000 ns</w:t>
+      </w:r>
+    </w:p>
+    <w:p>
+      <w:pPr>
+        <w:rPr>
+          <w:rFonts w:hint="default" w:ascii="宋体" w:hAnsi="宋体" w:eastAsia="宋体" w:cs="宋体"/>
+          <w:sz w:val="24"/>
+          <w:szCs w:val="24"/>
+          <w:lang w:val="en-US" w:eastAsia="zh-CN"/>
+        </w:rPr>
+      </w:pPr>
+      <w:r>
+        <w:rPr>
+          <w:rFonts w:hint="default" w:ascii="宋体" w:hAnsi="宋体" w:eastAsia="宋体" w:cs="宋体"/>
+          <w:sz w:val="24"/>
+          <w:szCs w:val="24"/>
+          <w:lang w:val="en-US" w:eastAsia="zh-CN"/>
+        </w:rPr>
+        <w:t>关闭沿传播到第二级 latch：          +3.674 ns</w:t>
+      </w:r>
+    </w:p>
+    <w:p>
+      <w:pPr>
+        <w:rPr>
+          <w:rFonts w:hint="default" w:ascii="宋体" w:hAnsi="宋体" w:eastAsia="宋体" w:cs="宋体"/>
+          <w:sz w:val="24"/>
+          <w:szCs w:val="24"/>
+          <w:lang w:val="en-US" w:eastAsia="zh-CN"/>
+        </w:rPr>
+      </w:pPr>
+      <w:r>
+        <w:rPr>
+          <w:rFonts w:hint="default" w:ascii="宋体" w:hAnsi="宋体" w:eastAsia="宋体" w:cs="宋体"/>
+          <w:sz w:val="24"/>
+          <w:szCs w:val="24"/>
+          <w:lang w:val="en-US" w:eastAsia="zh-CN"/>
+        </w:rPr>
+        <w:t>时钟不确定度：                    +0.250 ns</w:t>
+      </w:r>
+    </w:p>
+    <w:p>
+      <w:pPr>
+        <w:rPr>
+          <w:rFonts w:hint="default" w:ascii="宋体" w:hAnsi="宋体" w:eastAsia="宋体" w:cs="宋体"/>
+          <w:sz w:val="24"/>
+          <w:szCs w:val="24"/>
+          <w:lang w:val="en-US" w:eastAsia="zh-CN"/>
+        </w:rPr>
+      </w:pPr>
+      <w:r>
+        <w:rPr>
+          <w:rFonts w:hint="default" w:ascii="宋体" w:hAnsi="宋体" w:eastAsia="宋体" w:cs="宋体"/>
+          <w:sz w:val="24"/>
+          <w:szCs w:val="24"/>
+          <w:lang w:val="en-US" w:eastAsia="zh-CN"/>
+        </w:rPr>
+        <w:t>latch 的保持时间要求：             +0.057 ns</w:t>
+      </w:r>
+    </w:p>
+    <w:p>
+      <w:pPr>
+        <w:rPr>
+          <w:rFonts w:hint="default" w:ascii="宋体" w:hAnsi="宋体" w:eastAsia="宋体" w:cs="宋体"/>
+          <w:sz w:val="24"/>
+          <w:szCs w:val="24"/>
+          <w:lang w:val="en-US" w:eastAsia="zh-CN"/>
+        </w:rPr>
+      </w:pPr>
+      <w:r>
+        <w:rPr>
+          <w:rFonts w:hint="default" w:ascii="宋体" w:hAnsi="宋体" w:eastAsia="宋体" w:cs="宋体"/>
+          <w:sz w:val="24"/>
+          <w:szCs w:val="24"/>
+          <w:lang w:val="en-US" w:eastAsia="zh-CN"/>
+        </w:rPr>
+        <w:t xml:space="preserve">                                ─────────</w:t>
+      </w:r>
+    </w:p>
+    <w:p>
+      <w:pPr>
+        <w:rPr>
+          <w:rFonts w:hint="default" w:ascii="宋体" w:hAnsi="宋体" w:eastAsia="宋体" w:cs="宋体"/>
+          <w:sz w:val="24"/>
+          <w:szCs w:val="24"/>
+          <w:lang w:val="en-US" w:eastAsia="zh-CN"/>
+        </w:rPr>
+      </w:pPr>
+      <w:r>
+        <w:rPr>
+          <w:rFonts w:hint="default" w:ascii="宋体" w:hAnsi="宋体" w:eastAsia="宋体" w:cs="宋体"/>
+          <w:sz w:val="24"/>
+          <w:szCs w:val="24"/>
+          <w:lang w:val="en-US" w:eastAsia="zh-CN"/>
+        </w:rPr>
+        <w:t>D 端旧数据需要保持到：             483.981 ns</w:t>
+      </w:r>
+    </w:p>
+    <w:p>
+      <w:pPr>
+        <w:rPr>
+          <w:rFonts w:hint="default" w:ascii="宋体" w:hAnsi="宋体" w:eastAsia="宋体" w:cs="宋体"/>
+          <w:sz w:val="24"/>
+          <w:szCs w:val="24"/>
+          <w:lang w:val="en-US" w:eastAsia="zh-CN"/>
+        </w:rPr>
+      </w:pPr>
+    </w:p>
+    <w:p>
+      <w:pPr>
+        <w:rPr>
+          <w:rFonts w:hint="default" w:ascii="宋体" w:hAnsi="宋体" w:eastAsia="宋体" w:cs="宋体"/>
+          <w:sz w:val="24"/>
+          <w:szCs w:val="24"/>
+          <w:lang w:val="en-US" w:eastAsia="zh-CN"/>
+        </w:rPr>
+      </w:pPr>
+      <w:r>
+        <w:rPr>
+          <w:rFonts w:hint="default" w:ascii="宋体" w:hAnsi="宋体" w:eastAsia="宋体" w:cs="宋体"/>
+          <w:sz w:val="24"/>
+          <w:szCs w:val="24"/>
+          <w:lang w:val="en-US" w:eastAsia="zh-CN"/>
+        </w:rPr>
+        <w:t>Hold Slack = 新数据最早到达时刻 − 旧数据必须保持到的时刻</w:t>
+      </w:r>
+    </w:p>
+    <w:p>
+      <w:pPr>
+        <w:rPr>
+          <w:rFonts w:hint="default" w:ascii="宋体" w:hAnsi="宋体" w:eastAsia="宋体" w:cs="宋体"/>
+          <w:sz w:val="24"/>
+          <w:szCs w:val="24"/>
+          <w:lang w:val="en-US" w:eastAsia="zh-CN"/>
+        </w:rPr>
+      </w:pPr>
+      <w:r>
+        <w:rPr>
+          <w:rFonts w:hint="default" w:ascii="宋体" w:hAnsi="宋体" w:eastAsia="宋体" w:cs="宋体"/>
+          <w:sz w:val="24"/>
+          <w:szCs w:val="24"/>
+          <w:lang w:val="en-US" w:eastAsia="zh-CN"/>
+        </w:rPr>
+        <w:t xml:space="preserve">           = 681.956 − 483.981</w:t>
+      </w:r>
+    </w:p>
+    <w:p>
+      <w:pPr>
+        <w:rPr>
+          <w:rFonts w:hint="default" w:ascii="宋体" w:hAnsi="宋体" w:eastAsia="宋体" w:cs="宋体"/>
+          <w:sz w:val="24"/>
+          <w:szCs w:val="24"/>
+          <w:lang w:val="en-US" w:eastAsia="zh-CN"/>
+        </w:rPr>
+      </w:pPr>
+      <w:r>
+        <w:rPr>
+          <w:rFonts w:hint="default" w:ascii="宋体" w:hAnsi="宋体" w:eastAsia="宋体" w:cs="宋体"/>
+          <w:sz w:val="24"/>
+          <w:szCs w:val="24"/>
+          <w:lang w:val="en-US" w:eastAsia="zh-CN"/>
+        </w:rPr>
+        <w:t xml:space="preserve">           = 197.975 ns</w:t>
+      </w:r>
+    </w:p>
+    <w:p>
+      <w:pPr>
+        <w:rPr>
+          <w:rFonts w:hint="default" w:ascii="宋体" w:hAnsi="宋体" w:eastAsia="宋体" w:cs="宋体"/>
+          <w:sz w:val="24"/>
+          <w:szCs w:val="24"/>
+          <w:lang w:val="en-US" w:eastAsia="zh-CN"/>
+        </w:rPr>
+      </w:pPr>
+    </w:p>
+    <w:p>
+      <w:pPr>
+        <w:rPr>
+          <w:rFonts w:hint="default" w:ascii="宋体" w:hAnsi="宋体" w:eastAsia="宋体" w:cs="宋体"/>
+          <w:sz w:val="24"/>
+          <w:szCs w:val="24"/>
+          <w:lang w:val="en-US" w:eastAsia="zh-CN"/>
+        </w:rPr>
+      </w:pPr>
+    </w:p>
+    <w:p>
+      <w:pPr>
+        <w:rPr>
+          <w:rFonts w:hint="eastAsia"/>
+          <w:sz w:val="44"/>
+          <w:szCs w:val="44"/>
+          <w:lang w:val="en-US" w:eastAsia="zh-CN"/>
+        </w:rPr>
+      </w:pPr>
+      <w:r>
+        <w:rPr>
+          <w:rFonts w:hint="eastAsia"/>
+          <w:sz w:val="44"/>
+          <w:szCs w:val="44"/>
+          <w:lang w:val="en-US" w:eastAsia="zh-CN"/>
+        </w:rPr>
+        <w:t>二.时钟借用实验</w:t>
+      </w:r>
+    </w:p>
+    <w:p>
+      <w:pPr>
+        <w:rPr>
+          <w:rFonts w:hint="eastAsia" w:ascii="宋体" w:hAnsi="宋体" w:eastAsia="宋体" w:cs="宋体"/>
+          <w:sz w:val="24"/>
+          <w:szCs w:val="24"/>
+          <w:lang w:val="en-US" w:eastAsia="zh-CN"/>
+        </w:rPr>
+      </w:pPr>
+      <w:r>
+        <w:rPr>
+          <w:rFonts w:hint="eastAsia" w:ascii="宋体" w:hAnsi="宋体" w:eastAsia="宋体" w:cs="宋体"/>
+          <w:sz w:val="24"/>
+          <w:szCs w:val="24"/>
+          <w:lang w:val="en-US" w:eastAsia="zh-CN"/>
+        </w:rPr>
+        <w:t>时间借用实验的内容在time_borrow内。</w:t>
+      </w:r>
+    </w:p>
+    <w:p>
+      <w:pPr>
+        <w:rPr>
+          <w:rFonts w:hint="eastAsia" w:ascii="宋体" w:hAnsi="宋体" w:eastAsia="宋体" w:cs="宋体"/>
+          <w:sz w:val="24"/>
+          <w:szCs w:val="24"/>
+          <w:lang w:val="en-US" w:eastAsia="zh-CN"/>
+        </w:rPr>
+      </w:pPr>
+      <w:r>
+        <w:rPr>
+          <w:rFonts w:hint="eastAsia" w:ascii="宋体" w:hAnsi="宋体" w:eastAsia="宋体" w:cs="宋体"/>
+          <w:sz w:val="24"/>
+          <w:szCs w:val="24"/>
+          <w:lang w:val="en-US" w:eastAsia="zh-CN"/>
+        </w:rPr>
+        <w:t>本次实验前8条路径均显示slack=0，它们发生了时间借用，并非数据正好在latch开门前到达。</w:t>
+      </w:r>
+    </w:p>
+    <w:p>
+      <w:pPr>
+        <w:rPr>
+          <w:rFonts w:hint="eastAsia" w:ascii="宋体" w:hAnsi="宋体" w:eastAsia="宋体" w:cs="宋体"/>
+          <w:sz w:val="24"/>
+          <w:szCs w:val="24"/>
+          <w:lang w:val="en-US" w:eastAsia="zh-CN"/>
+        </w:rPr>
+      </w:pPr>
+      <w:r>
+        <w:rPr>
+          <w:rFonts w:hint="eastAsia" w:ascii="宋体" w:hAnsi="宋体" w:eastAsia="宋体" w:cs="宋体"/>
+          <w:sz w:val="24"/>
+          <w:szCs w:val="24"/>
+          <w:lang w:val="en-US" w:eastAsia="zh-CN"/>
+        </w:rPr>
+        <w:t>时序报告显示：</w:t>
+      </w:r>
+    </w:p>
+    <w:p>
+      <w:pPr>
+        <w:rPr>
+          <w:rFonts w:hint="eastAsia" w:ascii="宋体" w:hAnsi="宋体" w:eastAsia="宋体" w:cs="宋体"/>
+          <w:sz w:val="24"/>
+          <w:szCs w:val="24"/>
+          <w:lang w:val="en-US" w:eastAsia="zh-CN"/>
+        </w:rPr>
+      </w:pPr>
+      <w:r>
+        <w:rPr>
+          <w:rFonts w:hint="eastAsia" w:ascii="宋体" w:hAnsi="宋体" w:eastAsia="宋体" w:cs="宋体"/>
+          <w:sz w:val="24"/>
+          <w:szCs w:val="24"/>
+          <w:lang w:val="en-US" w:eastAsia="zh-CN"/>
+        </w:rPr>
+        <w:t>latch 开启时刻 = 2.000 + 2.275</w:t>
+      </w:r>
+    </w:p>
+    <w:p>
+      <w:pPr>
+        <w:rPr>
+          <w:rFonts w:hint="eastAsia" w:ascii="宋体" w:hAnsi="宋体" w:eastAsia="宋体" w:cs="宋体"/>
+          <w:sz w:val="24"/>
+          <w:szCs w:val="24"/>
+          <w:lang w:val="en-US" w:eastAsia="zh-CN"/>
+        </w:rPr>
+      </w:pPr>
+      <w:r>
+        <w:rPr>
+          <w:rFonts w:hint="eastAsia" w:ascii="宋体" w:hAnsi="宋体" w:eastAsia="宋体" w:cs="宋体"/>
+          <w:sz w:val="24"/>
+          <w:szCs w:val="24"/>
+          <w:lang w:val="en-US" w:eastAsia="zh-CN"/>
+        </w:rPr>
+        <w:t xml:space="preserve">               = 4.275 ns</w:t>
+      </w:r>
+    </w:p>
+    <w:p>
+      <w:pPr>
+        <w:rPr>
+          <w:rFonts w:hint="eastAsia" w:ascii="宋体" w:hAnsi="宋体" w:eastAsia="宋体" w:cs="宋体"/>
+          <w:sz w:val="24"/>
+          <w:szCs w:val="24"/>
+          <w:lang w:val="en-US" w:eastAsia="zh-CN"/>
+        </w:rPr>
+      </w:pPr>
+    </w:p>
+    <w:p>
+      <w:pPr>
+        <w:rPr>
+          <w:rFonts w:hint="eastAsia" w:ascii="宋体" w:hAnsi="宋体" w:eastAsia="宋体" w:cs="宋体"/>
+          <w:sz w:val="24"/>
+          <w:szCs w:val="24"/>
+          <w:lang w:val="en-US" w:eastAsia="zh-CN"/>
+        </w:rPr>
+      </w:pPr>
+      <w:r>
+        <w:rPr>
+          <w:rFonts w:hint="eastAsia" w:ascii="宋体" w:hAnsi="宋体" w:eastAsia="宋体" w:cs="宋体"/>
+          <w:sz w:val="24"/>
+          <w:szCs w:val="24"/>
+          <w:lang w:val="en-US" w:eastAsia="zh-CN"/>
+        </w:rPr>
+        <w:t>扣除不确定度的名义检查基准：</w:t>
+      </w:r>
+    </w:p>
+    <w:p>
+      <w:pPr>
+        <w:rPr>
+          <w:rFonts w:hint="eastAsia" w:ascii="宋体" w:hAnsi="宋体" w:eastAsia="宋体" w:cs="宋体"/>
+          <w:sz w:val="24"/>
+          <w:szCs w:val="24"/>
+          <w:lang w:val="en-US" w:eastAsia="zh-CN"/>
+        </w:rPr>
+      </w:pPr>
+      <w:r>
+        <w:rPr>
+          <w:rFonts w:hint="eastAsia" w:ascii="宋体" w:hAnsi="宋体" w:eastAsia="宋体" w:cs="宋体"/>
+          <w:sz w:val="24"/>
+          <w:szCs w:val="24"/>
+          <w:lang w:val="en-US" w:eastAsia="zh-CN"/>
+        </w:rPr>
+        <w:t>4.275 − 0.250 = 4.025 ns</w:t>
+      </w:r>
+    </w:p>
+    <w:p>
+      <w:pPr>
+        <w:rPr>
+          <w:rFonts w:hint="eastAsia" w:ascii="宋体" w:hAnsi="宋体" w:eastAsia="宋体" w:cs="宋体"/>
+          <w:sz w:val="24"/>
+          <w:szCs w:val="24"/>
+          <w:lang w:val="en-US" w:eastAsia="zh-CN"/>
+        </w:rPr>
+      </w:pPr>
+    </w:p>
+    <w:p>
+      <w:pPr>
+        <w:rPr>
+          <w:rFonts w:hint="default" w:ascii="宋体" w:hAnsi="宋体" w:eastAsia="宋体" w:cs="宋体"/>
+          <w:sz w:val="24"/>
+          <w:szCs w:val="24"/>
+          <w:lang w:val="en-US" w:eastAsia="zh-CN"/>
+        </w:rPr>
+      </w:pPr>
+      <w:r>
+        <w:rPr>
+          <w:rFonts w:hint="eastAsia" w:ascii="宋体" w:hAnsi="宋体" w:eastAsia="宋体" w:cs="宋体"/>
+          <w:sz w:val="24"/>
+          <w:szCs w:val="24"/>
+          <w:lang w:val="en-US" w:eastAsia="zh-CN"/>
+        </w:rPr>
+        <w:t>数据到达 D 端：6.624 ns</w:t>
+      </w:r>
+    </w:p>
+    <w:p>
+      <w:pPr>
+        <w:rPr>
+          <w:rFonts w:hint="eastAsia" w:ascii="宋体" w:hAnsi="宋体" w:eastAsia="宋体" w:cs="宋体"/>
+          <w:sz w:val="24"/>
+          <w:szCs w:val="24"/>
+          <w:lang w:val="en-US" w:eastAsia="zh-CN"/>
+        </w:rPr>
+      </w:pPr>
+      <w:r>
+        <w:rPr>
+          <w:rFonts w:hint="eastAsia" w:ascii="宋体" w:hAnsi="宋体" w:eastAsia="宋体" w:cs="宋体"/>
+          <w:sz w:val="24"/>
+          <w:szCs w:val="24"/>
+          <w:lang w:val="en-US" w:eastAsia="zh-CN"/>
+        </w:rPr>
+        <w:t>数据在latch开启之后才到达，但是latch依然透明，因此可以继续传播。</w:t>
+      </w:r>
+    </w:p>
+    <w:p>
+      <w:pPr>
+        <w:rPr>
+          <w:rFonts w:hint="default" w:ascii="宋体" w:hAnsi="宋体" w:eastAsia="宋体" w:cs="宋体"/>
+          <w:sz w:val="24"/>
+          <w:szCs w:val="24"/>
+          <w:lang w:val="en-US" w:eastAsia="zh-CN"/>
+        </w:rPr>
+      </w:pPr>
+      <w:r>
+        <w:rPr>
+          <w:rFonts w:hint="default" w:ascii="宋体" w:hAnsi="宋体" w:eastAsia="宋体" w:cs="宋体"/>
+          <w:sz w:val="24"/>
+          <w:szCs w:val="24"/>
+          <w:lang w:val="en-US" w:eastAsia="zh-CN"/>
+        </w:rPr>
+        <w:t>报告借用量 = 6.624 − 4.025 = 2.599 ns</w:t>
+      </w:r>
+    </w:p>
+    <w:p>
+      <w:pPr>
+        <w:rPr>
+          <w:rFonts w:hint="default" w:ascii="宋体" w:hAnsi="宋体" w:eastAsia="宋体" w:cs="宋体"/>
+          <w:sz w:val="24"/>
+          <w:szCs w:val="24"/>
+          <w:lang w:val="en-US" w:eastAsia="zh-CN"/>
+        </w:rPr>
+      </w:pPr>
+    </w:p>
+    <w:p>
+      <w:pPr>
+        <w:rPr>
+          <w:rFonts w:hint="default" w:ascii="宋体" w:hAnsi="宋体" w:eastAsia="宋体" w:cs="宋体"/>
+          <w:sz w:val="24"/>
+          <w:szCs w:val="24"/>
+          <w:lang w:val="en-US" w:eastAsia="zh-CN"/>
+        </w:rPr>
+      </w:pPr>
+      <w:r>
+        <w:rPr>
+          <w:rFonts w:hint="default" w:ascii="宋体" w:hAnsi="宋体" w:eastAsia="宋体" w:cs="宋体"/>
+          <w:sz w:val="24"/>
+          <w:szCs w:val="24"/>
+          <w:lang w:val="en-US" w:eastAsia="zh-CN"/>
+        </w:rPr>
+        <w:t>加入借用后的检查时刻：</w:t>
+      </w:r>
+    </w:p>
+    <w:p>
+      <w:pPr>
+        <w:rPr>
+          <w:rFonts w:hint="default" w:ascii="宋体" w:hAnsi="宋体" w:eastAsia="宋体" w:cs="宋体"/>
+          <w:sz w:val="24"/>
+          <w:szCs w:val="24"/>
+          <w:lang w:val="en-US" w:eastAsia="zh-CN"/>
+        </w:rPr>
+      </w:pPr>
+      <w:r>
+        <w:rPr>
+          <w:rFonts w:hint="default" w:ascii="宋体" w:hAnsi="宋体" w:eastAsia="宋体" w:cs="宋体"/>
+          <w:sz w:val="24"/>
+          <w:szCs w:val="24"/>
+          <w:lang w:val="en-US" w:eastAsia="zh-CN"/>
+        </w:rPr>
+        <w:t>4.025 + 2.599 = 6.624 ns</w:t>
+      </w:r>
+    </w:p>
+    <w:p>
+      <w:pPr>
+        <w:rPr>
+          <w:rFonts w:hint="default" w:ascii="宋体" w:hAnsi="宋体" w:eastAsia="宋体" w:cs="宋体"/>
+          <w:sz w:val="24"/>
+          <w:szCs w:val="24"/>
+          <w:lang w:val="en-US" w:eastAsia="zh-CN"/>
+        </w:rPr>
+      </w:pPr>
+      <w:r>
+        <w:rPr>
+          <w:rFonts w:hint="default" w:ascii="宋体" w:hAnsi="宋体" w:eastAsia="宋体" w:cs="宋体"/>
+          <w:sz w:val="24"/>
+          <w:szCs w:val="24"/>
+          <w:lang w:val="en-US" w:eastAsia="zh-CN"/>
+        </w:rPr>
+        <w:t>Slack = 6.624 − 6.624 = 0</w:t>
+      </w:r>
+    </w:p>
+    <w:p>
+      <w:pPr>
+        <w:rPr>
+          <w:rFonts w:hint="eastAsia" w:ascii="宋体" w:hAnsi="宋体" w:eastAsia="宋体" w:cs="宋体"/>
+          <w:sz w:val="24"/>
+          <w:szCs w:val="24"/>
+          <w:lang w:val="en-US" w:eastAsia="zh-CN"/>
+        </w:rPr>
+      </w:pPr>
+      <w:r>
+        <w:rPr>
+          <w:rFonts w:hint="eastAsia" w:ascii="宋体" w:hAnsi="宋体" w:eastAsia="宋体" w:cs="宋体"/>
+          <w:sz w:val="24"/>
+          <w:szCs w:val="24"/>
+          <w:lang w:val="en-US" w:eastAsia="zh-CN"/>
+        </w:rPr>
+        <w:t>这里物理开启时刻后的迟到量是2.349ns，报告的借用量是2.599ns，因为这里还包含0.25ns的不确定量。报告同时指出Max time borrow=160.012ns，这条路径没有超过其允许借用量。所以实际上这里的slack=0，并不代表透明窗口已经耗尽，也不代表达到最高频率，它是加入借用后的检查结果。</w:t>
+      </w:r>
+    </w:p>
+    <w:p>
+      <w:pPr>
+        <w:rPr>
+          <w:rFonts w:hint="eastAsia" w:ascii="宋体" w:hAnsi="宋体" w:eastAsia="宋体" w:cs="宋体"/>
+          <w:sz w:val="24"/>
+          <w:szCs w:val="24"/>
+          <w:lang w:val="en-US" w:eastAsia="zh-CN"/>
+        </w:rPr>
+      </w:pPr>
+      <w:r>
+        <w:rPr>
+          <w:rFonts w:hint="eastAsia" w:ascii="宋体" w:hAnsi="宋体" w:eastAsia="宋体" w:cs="宋体"/>
+          <w:sz w:val="24"/>
+          <w:szCs w:val="24"/>
+          <w:lang w:val="en-US" w:eastAsia="zh-CN"/>
+        </w:rPr>
+        <w:t>这里物理开启时刻后的迟到量是2.349ns，报告的借用量是2.599ns，因为这里还包含0.25ns的不确定量。报告同时指出Max time borrow=160.012ns，这条路径没有超过其允许借用量。所以实际上这里的slack=0，并不代表透明窗口已经耗尽，也不代表达到最高频率，它是加入借用后的检查结果。</w:t>
+      </w:r>
+    </w:p>
+    <w:tbl>
+      <w:tblPr>
+        <w:tblW w:w="0" w:type="auto"/>
+        <w:tblCellSpacing w:w="15" w:type="dxa"/>
+        <w:tblInd w:w="0" w:type="dxa"/>
+        <w:tblBorders>
+          <w:top w:val="none" w:color="auto" w:sz="0" w:space="0"/>
+          <w:left w:val="none" w:color="auto" w:sz="0" w:space="0"/>
+          <w:bottom w:val="none" w:color="auto" w:sz="0" w:space="0"/>
+          <w:right w:val="none" w:color="auto" w:sz="0" w:space="0"/>
+          <w:insideH w:val="none" w:color="auto" w:sz="0" w:space="0"/>
+          <w:insideV w:val="none" w:color="auto" w:sz="0" w:space="0"/>
+        </w:tblBorders>
+        <w:shd w:val="clear"/>
+        <w:tblLayout w:type="autofit"/>
+        <w:tblCellMar>
+          <w:top w:w="15" w:type="dxa"/>
+          <w:left w:w="15" w:type="dxa"/>
+          <w:bottom w:w="15" w:type="dxa"/>
+          <w:right w:w="15" w:type="dxa"/>
+        </w:tblCellMar>
+      </w:tblPr>
+      <w:tblGrid>
+        <w:gridCol w:w="5595"/>
+        <w:gridCol w:w="1043"/>
+      </w:tblGrid>
+      <w:tr>
+        <w:tblPrEx>
+          <w:tblBorders>
+            <w:top w:val="none" w:color="auto" w:sz="0" w:space="0"/>
+            <w:left w:val="none" w:color="auto" w:sz="0" w:space="0"/>
+            <w:bottom w:val="none" w:color="auto" w:sz="0" w:space="0"/>
+            <w:right w:val="none" w:color="auto" w:sz="0" w:space="0"/>
+            <w:insideH w:val="none" w:color="auto" w:sz="0" w:space="0"/>
+            <w:insideV w:val="none" w:color="auto" w:sz="0" w:space="0"/>
+          </w:tblBorders>
           <w:shd w:val="clear"/>
           <w:tblCellMar>
             <w:top w:w="15" w:type="dxa"/>
@@ -1136,7 +3075,7 @@
                 <w:lang w:val="en-US" w:eastAsia="zh-CN" w:bidi="ar"/>
                 <w14:ligatures w14:val="standardContextual"/>
               </w:rPr>
-              <w:t>时钟</w:t>
+              <w:t>步骤</w:t>
             </w:r>
           </w:p>
         </w:tc>
@@ -1169,10 +3108,31 @@
                 <w:lang w:val="en-US" w:eastAsia="zh-CN" w:bidi="ar"/>
                 <w14:ligatures w14:val="standardContextual"/>
               </w:rPr>
-              <w:t>周期</w:t>
-            </w:r>
-          </w:p>
-        </w:tc>
+              <w:t>时刻</w:t>
+            </w:r>
+          </w:p>
+        </w:tc>
+      </w:tr>
+      <w:tr>
+        <w:tblPrEx>
+          <w:tblBorders>
+            <w:top w:val="none" w:color="auto" w:sz="0" w:space="0"/>
+            <w:left w:val="none" w:color="auto" w:sz="0" w:space="0"/>
+            <w:bottom w:val="none" w:color="auto" w:sz="0" w:space="0"/>
+            <w:right w:val="none" w:color="auto" w:sz="0" w:space="0"/>
+            <w:insideH w:val="none" w:color="auto" w:sz="0" w:space="0"/>
+            <w:insideV w:val="none" w:color="auto" w:sz="0" w:space="0"/>
+          </w:tblBorders>
+          <w:tblCellMar>
+            <w:top w:w="15" w:type="dxa"/>
+            <w:left w:w="15" w:type="dxa"/>
+            <w:bottom w:w="15" w:type="dxa"/>
+            <w:right w:w="15" w:type="dxa"/>
+          </w:tblCellMar>
+        </w:tblPrEx>
+        <w:trPr>
+          <w:tblCellSpacing w:w="15" w:type="dxa"/>
+        </w:trPr>
         <w:tc>
           <w:tcPr>
             <w:tcW w:w="0" w:type="auto"/>
@@ -1185,24 +3145,18 @@
               <w:keepLines w:val="0"/>
               <w:widowControl/>
               <w:suppressLineNumbers w:val="0"/>
-              <w:jc w:val="center"/>
-              <w:rPr>
-                <w:b/>
-                <w:bCs/>
-              </w:rPr>
+              <w:jc w:val="left"/>
             </w:pPr>
             <w:r>
               <w:rPr>
                 <w:rFonts w:ascii="宋体" w:hAnsi="宋体" w:eastAsia="宋体" w:cs="宋体"/>
-                <w:b/>
-                <w:bCs/>
                 <w:kern w:val="0"/>
                 <w:sz w:val="24"/>
                 <w:szCs w:val="24"/>
                 <w:lang w:val="en-US" w:eastAsia="zh-CN" w:bidi="ar"/>
                 <w14:ligatures w14:val="standardContextual"/>
               </w:rPr>
-              <w:t>上升时刻</w:t>
+              <w:t>A 相在输入端上升</w:t>
             </w:r>
           </w:p>
         </w:tc>
@@ -1218,27 +3172,42 @@
               <w:keepLines w:val="0"/>
               <w:widowControl/>
               <w:suppressLineNumbers w:val="0"/>
-              <w:jc w:val="center"/>
-              <w:rPr>
-                <w:b/>
-                <w:bCs/>
-              </w:rPr>
+              <w:jc w:val="left"/>
             </w:pPr>
             <w:r>
               <w:rPr>
                 <w:rFonts w:ascii="宋体" w:hAnsi="宋体" w:eastAsia="宋体" w:cs="宋体"/>
-                <w:b/>
-                <w:bCs/>
                 <w:kern w:val="0"/>
                 <w:sz w:val="24"/>
                 <w:szCs w:val="24"/>
                 <w:lang w:val="en-US" w:eastAsia="zh-CN" w:bidi="ar"/>
                 <w14:ligatures w14:val="standardContextual"/>
               </w:rPr>
-              <w:t>下降时刻</w:t>
-            </w:r>
-          </w:p>
-        </w:tc>
+              <w:t>2.000 ns</w:t>
+            </w:r>
+          </w:p>
+        </w:tc>
+      </w:tr>
+      <w:tr>
+        <w:tblPrEx>
+          <w:tblBorders>
+            <w:top w:val="none" w:color="auto" w:sz="0" w:space="0"/>
+            <w:left w:val="none" w:color="auto" w:sz="0" w:space="0"/>
+            <w:bottom w:val="none" w:color="auto" w:sz="0" w:space="0"/>
+            <w:right w:val="none" w:color="auto" w:sz="0" w:space="0"/>
+            <w:insideH w:val="none" w:color="auto" w:sz="0" w:space="0"/>
+            <w:insideV w:val="none" w:color="auto" w:sz="0" w:space="0"/>
+          </w:tblBorders>
+          <w:tblCellMar>
+            <w:top w:w="15" w:type="dxa"/>
+            <w:left w:w="15" w:type="dxa"/>
+            <w:bottom w:w="15" w:type="dxa"/>
+            <w:right w:w="15" w:type="dxa"/>
+          </w:tblCellMar>
+        </w:tblPrEx>
+        <w:trPr>
+          <w:tblCellSpacing w:w="15" w:type="dxa"/>
+        </w:trPr>
         <w:tc>
           <w:tcPr>
             <w:tcW w:w="0" w:type="auto"/>
@@ -1251,24 +3220,45 @@
               <w:keepLines w:val="0"/>
               <w:widowControl/>
               <w:suppressLineNumbers w:val="0"/>
-              <w:jc w:val="center"/>
-              <w:rPr>
-                <w:b/>
-                <w:bCs/>
-              </w:rPr>
+              <w:jc w:val="left"/>
             </w:pPr>
             <w:r>
               <w:rPr>
                 <w:rFonts w:ascii="宋体" w:hAnsi="宋体" w:eastAsia="宋体" w:cs="宋体"/>
-                <w:b/>
-                <w:bCs/>
                 <w:kern w:val="0"/>
                 <w:sz w:val="24"/>
                 <w:szCs w:val="24"/>
                 <w:lang w:val="en-US" w:eastAsia="zh-CN" w:bidi="ar"/>
                 <w14:ligatures w14:val="standardContextual"/>
               </w:rPr>
-              <w:t>控制对象</w:t>
+              <w:t>经过时钟网络，到达这个 latch 的 G 端，开始透明</w:t>
+            </w:r>
+          </w:p>
+        </w:tc>
+        <w:tc>
+          <w:tcPr>
+            <w:tcW w:w="0" w:type="auto"/>
+            <w:shd w:val="clear"/>
+            <w:vAlign w:val="center"/>
+          </w:tcPr>
+          <w:p>
+            <w:pPr>
+              <w:keepNext w:val="0"/>
+              <w:keepLines w:val="0"/>
+              <w:widowControl/>
+              <w:suppressLineNumbers w:val="0"/>
+              <w:jc w:val="left"/>
+            </w:pPr>
+            <w:r>
+              <w:rPr>
+                <w:rFonts w:ascii="宋体" w:hAnsi="宋体" w:eastAsia="宋体" w:cs="宋体"/>
+                <w:kern w:val="0"/>
+                <w:sz w:val="24"/>
+                <w:szCs w:val="24"/>
+                <w:lang w:val="en-US" w:eastAsia="zh-CN" w:bidi="ar"/>
+                <w14:ligatures w14:val="standardContextual"/>
+              </w:rPr>
+              <w:t>4.275 ns</w:t>
             </w:r>
           </w:p>
         </w:tc>
@@ -1310,7 +3300,6 @@
             </w:pPr>
             <w:r>
               <w:rPr>
-                <w:rStyle w:val="16"/>
                 <w:rFonts w:ascii="宋体" w:hAnsi="宋体" w:eastAsia="宋体" w:cs="宋体"/>
                 <w:kern w:val="0"/>
                 <w:sz w:val="24"/>
@@ -1318,7 +3307,7 @@
                 <w:lang w:val="en-US" w:eastAsia="zh-CN" w:bidi="ar"/>
                 <w14:ligatures w14:val="standardContextual"/>
               </w:rPr>
-              <w:t>transaction_clock</w:t>
+              <w:t>扣除不确定度后的分析参考时刻</w:t>
             </w:r>
           </w:p>
         </w:tc>
@@ -1345,88 +3334,7 @@
                 <w:lang w:val="en-US" w:eastAsia="zh-CN" w:bidi="ar"/>
                 <w14:ligatures w14:val="standardContextual"/>
               </w:rPr>
-              <w:t>640 ns</w:t>
-            </w:r>
-          </w:p>
-        </w:tc>
-        <w:tc>
-          <w:tcPr>
-            <w:tcW w:w="0" w:type="auto"/>
-            <w:shd w:val="clear"/>
-            <w:vAlign w:val="center"/>
-          </w:tcPr>
-          <w:p>
-            <w:pPr>
-              <w:keepNext w:val="0"/>
-              <w:keepLines w:val="0"/>
-              <w:widowControl/>
-              <w:suppressLineNumbers w:val="0"/>
-              <w:jc w:val="left"/>
-            </w:pPr>
-            <w:r>
-              <w:rPr>
-                <w:rFonts w:ascii="宋体" w:hAnsi="宋体" w:eastAsia="宋体" w:cs="宋体"/>
-                <w:kern w:val="0"/>
-                <w:sz w:val="24"/>
-                <w:szCs w:val="24"/>
-                <w:lang w:val="en-US" w:eastAsia="zh-CN" w:bidi="ar"/>
-                <w14:ligatures w14:val="standardContextual"/>
-              </w:rPr>
-              <w:t>0 ns</w:t>
-            </w:r>
-          </w:p>
-        </w:tc>
-        <w:tc>
-          <w:tcPr>
-            <w:tcW w:w="0" w:type="auto"/>
-            <w:shd w:val="clear"/>
-            <w:vAlign w:val="center"/>
-          </w:tcPr>
-          <w:p>
-            <w:pPr>
-              <w:keepNext w:val="0"/>
-              <w:keepLines w:val="0"/>
-              <w:widowControl/>
-              <w:suppressLineNumbers w:val="0"/>
-              <w:jc w:val="left"/>
-            </w:pPr>
-            <w:r>
-              <w:rPr>
-                <w:rFonts w:ascii="宋体" w:hAnsi="宋体" w:eastAsia="宋体" w:cs="宋体"/>
-                <w:kern w:val="0"/>
-                <w:sz w:val="24"/>
-                <w:szCs w:val="24"/>
-                <w:lang w:val="en-US" w:eastAsia="zh-CN" w:bidi="ar"/>
-                <w14:ligatures w14:val="standardContextual"/>
-              </w:rPr>
-              <w:t>320 ns</w:t>
-            </w:r>
-          </w:p>
-        </w:tc>
-        <w:tc>
-          <w:tcPr>
-            <w:tcW w:w="0" w:type="auto"/>
-            <w:shd w:val="clear"/>
-            <w:vAlign w:val="center"/>
-          </w:tcPr>
-          <w:p>
-            <w:pPr>
-              <w:keepNext w:val="0"/>
-              <w:keepLines w:val="0"/>
-              <w:widowControl/>
-              <w:suppressLineNumbers w:val="0"/>
-              <w:jc w:val="left"/>
-            </w:pPr>
-            <w:r>
-              <w:rPr>
-                <w:rFonts w:ascii="宋体" w:hAnsi="宋体" w:eastAsia="宋体" w:cs="宋体"/>
-                <w:kern w:val="0"/>
-                <w:sz w:val="24"/>
-                <w:szCs w:val="24"/>
-                <w:lang w:val="en-US" w:eastAsia="zh-CN" w:bidi="ar"/>
-                <w14:ligatures w14:val="standardContextual"/>
-              </w:rPr>
-              <w:t>输入、输出边界的 16 个 FF</w:t>
+              <w:t>4.025 ns</w:t>
             </w:r>
           </w:p>
         </w:tc>
@@ -1468,7 +3376,6 @@
             </w:pPr>
             <w:r>
               <w:rPr>
-                <w:rStyle w:val="16"/>
                 <w:rFonts w:ascii="宋体" w:hAnsi="宋体" w:eastAsia="宋体" w:cs="宋体"/>
                 <w:kern w:val="0"/>
                 <w:sz w:val="24"/>
@@ -1476,7 +3383,7 @@
                 <w:lang w:val="en-US" w:eastAsia="zh-CN" w:bidi="ar"/>
                 <w14:ligatures w14:val="standardContextual"/>
               </w:rPr>
-              <w:t>phase_a</w:t>
+              <w:t>数据实际到达 latch 的 D 端</w:t>
             </w:r>
           </w:p>
         </w:tc>
@@ -1503,10 +3410,31 @@
                 <w:lang w:val="en-US" w:eastAsia="zh-CN" w:bidi="ar"/>
                 <w14:ligatures w14:val="standardContextual"/>
               </w:rPr>
-              <w:t>640 ns</w:t>
-            </w:r>
-          </w:p>
-        </w:tc>
+              <w:t>6.624 ns</w:t>
+            </w:r>
+          </w:p>
+        </w:tc>
+      </w:tr>
+      <w:tr>
+        <w:tblPrEx>
+          <w:tblBorders>
+            <w:top w:val="none" w:color="auto" w:sz="0" w:space="0"/>
+            <w:left w:val="none" w:color="auto" w:sz="0" w:space="0"/>
+            <w:bottom w:val="none" w:color="auto" w:sz="0" w:space="0"/>
+            <w:right w:val="none" w:color="auto" w:sz="0" w:space="0"/>
+            <w:insideH w:val="none" w:color="auto" w:sz="0" w:space="0"/>
+            <w:insideV w:val="none" w:color="auto" w:sz="0" w:space="0"/>
+          </w:tblBorders>
+          <w:tblCellMar>
+            <w:top w:w="15" w:type="dxa"/>
+            <w:left w:w="15" w:type="dxa"/>
+            <w:bottom w:w="15" w:type="dxa"/>
+            <w:right w:w="15" w:type="dxa"/>
+          </w:tblCellMar>
+        </w:tblPrEx>
+        <w:trPr>
+          <w:tblCellSpacing w:w="15" w:type="dxa"/>
+        </w:trPr>
         <w:tc>
           <w:tcPr>
             <w:tcW w:w="0" w:type="auto"/>
@@ -1530,7 +3458,7 @@
                 <w:lang w:val="en-US" w:eastAsia="zh-CN" w:bidi="ar"/>
                 <w14:ligatures w14:val="standardContextual"/>
               </w:rPr>
-              <w:t>40 ns</w:t>
+              <w:t>相对分析参考时刻，需要借用</w:t>
             </w:r>
           </w:p>
         </w:tc>
@@ -1550,6 +3478,7 @@
             </w:pPr>
             <w:r>
               <w:rPr>
+                <w:rStyle w:val="15"/>
                 <w:rFonts w:ascii="宋体" w:hAnsi="宋体" w:eastAsia="宋体" w:cs="宋体"/>
                 <w:kern w:val="0"/>
                 <w:sz w:val="24"/>
@@ -1557,10 +3486,147 @@
                 <w:lang w:val="en-US" w:eastAsia="zh-CN" w:bidi="ar"/>
                 <w14:ligatures w14:val="standardContextual"/>
               </w:rPr>
-              <w:t>200 ns</w:t>
-            </w:r>
-          </w:p>
-        </w:tc>
+              <w:t>2.599 ns</w:t>
+            </w:r>
+          </w:p>
+        </w:tc>
+      </w:tr>
+    </w:tbl>
+    <w:p>
+      <w:pPr>
+        <w:rPr>
+          <w:rFonts w:hint="eastAsia" w:ascii="宋体" w:hAnsi="宋体" w:eastAsia="宋体" w:cs="宋体"/>
+          <w:sz w:val="24"/>
+          <w:szCs w:val="24"/>
+          <w:lang w:val="en-US" w:eastAsia="zh-CN"/>
+        </w:rPr>
+      </w:pPr>
+    </w:p>
+    <w:p>
+      <w:pPr>
+        <w:rPr>
+          <w:rFonts w:hint="eastAsia" w:ascii="宋体" w:hAnsi="宋体" w:eastAsia="宋体" w:cs="宋体"/>
+          <w:sz w:val="24"/>
+          <w:szCs w:val="24"/>
+          <w:lang w:val="en-US" w:eastAsia="zh-CN"/>
+        </w:rPr>
+      </w:pPr>
+      <w:r>
+        <w:rPr>
+          <w:rFonts w:hint="eastAsia" w:ascii="宋体" w:hAnsi="宋体" w:eastAsia="宋体" w:cs="宋体"/>
+          <w:sz w:val="24"/>
+          <w:szCs w:val="24"/>
+          <w:lang w:val="en-US" w:eastAsia="zh-CN"/>
+        </w:rPr>
+        <w:t>接下来看时间借用如何传递到下一级。</w:t>
+      </w:r>
+    </w:p>
+    <w:p>
+      <w:pPr>
+        <w:rPr>
+          <w:rFonts w:hint="default" w:ascii="宋体" w:hAnsi="宋体" w:eastAsia="宋体" w:cs="宋体"/>
+          <w:sz w:val="24"/>
+          <w:szCs w:val="24"/>
+          <w:lang w:val="en-US" w:eastAsia="zh-CN"/>
+        </w:rPr>
+      </w:pPr>
+      <w:r>
+        <w:rPr>
+          <w:rFonts w:hint="default" w:ascii="宋体" w:hAnsi="宋体" w:eastAsia="宋体" w:cs="宋体"/>
+          <w:sz w:val="24"/>
+          <w:szCs w:val="24"/>
+          <w:lang w:val="en-US" w:eastAsia="zh-CN"/>
+        </w:rPr>
+        <w:t>第一级 latch 的 bit[0] 的 D</w:t>
+      </w:r>
+    </w:p>
+    <w:p>
+      <w:pPr>
+        <w:rPr>
+          <w:rFonts w:hint="default" w:ascii="宋体" w:hAnsi="宋体" w:eastAsia="宋体" w:cs="宋体"/>
+          <w:sz w:val="24"/>
+          <w:szCs w:val="24"/>
+          <w:lang w:val="en-US" w:eastAsia="zh-CN"/>
+        </w:rPr>
+      </w:pPr>
+      <w:r>
+        <w:rPr>
+          <w:rFonts w:hint="default" w:ascii="宋体" w:hAnsi="宋体" w:eastAsia="宋体" w:cs="宋体"/>
+          <w:sz w:val="24"/>
+          <w:szCs w:val="24"/>
+          <w:lang w:val="en-US" w:eastAsia="zh-CN"/>
+        </w:rPr>
+        <w:t xml:space="preserve">        → 经过这个 latch → Q → 连线</w:t>
+      </w:r>
+    </w:p>
+    <w:p>
+      <w:pPr>
+        <w:rPr>
+          <w:rFonts w:hint="default" w:ascii="宋体" w:hAnsi="宋体" w:eastAsia="宋体" w:cs="宋体"/>
+          <w:sz w:val="24"/>
+          <w:szCs w:val="24"/>
+          <w:lang w:val="en-US" w:eastAsia="zh-CN"/>
+        </w:rPr>
+      </w:pPr>
+      <w:r>
+        <w:rPr>
+          <w:rFonts w:hint="default" w:ascii="宋体" w:hAnsi="宋体" w:eastAsia="宋体" w:cs="宋体"/>
+          <w:sz w:val="24"/>
+          <w:szCs w:val="24"/>
+          <w:lang w:val="en-US" w:eastAsia="zh-CN"/>
+        </w:rPr>
+        <w:t xml:space="preserve">        → 第二级 latch 的 bit[3] 的 D</w:t>
+      </w:r>
+    </w:p>
+    <w:tbl>
+      <w:tblPr>
+        <w:tblW w:w="0" w:type="auto"/>
+        <w:tblCellSpacing w:w="15" w:type="dxa"/>
+        <w:tblInd w:w="0" w:type="dxa"/>
+        <w:tblBorders>
+          <w:top w:val="none" w:color="auto" w:sz="0" w:space="0"/>
+          <w:left w:val="none" w:color="auto" w:sz="0" w:space="0"/>
+          <w:bottom w:val="none" w:color="auto" w:sz="0" w:space="0"/>
+          <w:right w:val="none" w:color="auto" w:sz="0" w:space="0"/>
+          <w:insideH w:val="none" w:color="auto" w:sz="0" w:space="0"/>
+          <w:insideV w:val="none" w:color="auto" w:sz="0" w:space="0"/>
+        </w:tblBorders>
+        <w:shd w:val="clear"/>
+        <w:tblLayout w:type="autofit"/>
+        <w:tblCellMar>
+          <w:top w:w="15" w:type="dxa"/>
+          <w:left w:w="15" w:type="dxa"/>
+          <w:bottom w:w="15" w:type="dxa"/>
+          <w:right w:w="15" w:type="dxa"/>
+        </w:tblCellMar>
+      </w:tblPr>
+      <w:tblGrid>
+        <w:gridCol w:w="795"/>
+        <w:gridCol w:w="4740"/>
+        <w:gridCol w:w="1039"/>
+      </w:tblGrid>
+      <w:tr>
+        <w:tblPrEx>
+          <w:tblBorders>
+            <w:top w:val="none" w:color="auto" w:sz="0" w:space="0"/>
+            <w:left w:val="none" w:color="auto" w:sz="0" w:space="0"/>
+            <w:bottom w:val="none" w:color="auto" w:sz="0" w:space="0"/>
+            <w:right w:val="none" w:color="auto" w:sz="0" w:space="0"/>
+            <w:insideH w:val="none" w:color="auto" w:sz="0" w:space="0"/>
+            <w:insideV w:val="none" w:color="auto" w:sz="0" w:space="0"/>
+          </w:tblBorders>
+          <w:shd w:val="clear"/>
+          <w:tblCellMar>
+            <w:top w:w="15" w:type="dxa"/>
+            <w:left w:w="15" w:type="dxa"/>
+            <w:bottom w:w="15" w:type="dxa"/>
+            <w:right w:w="15" w:type="dxa"/>
+          </w:tblCellMar>
+        </w:tblPrEx>
+        <w:trPr>
+          <w:tblHeader/>
+          <w:tblCellSpacing w:w="15" w:type="dxa"/>
+        </w:trPr>
         <w:tc>
           <w:tcPr>
             <w:tcW w:w="0" w:type="auto"/>
@@ -1573,18 +3639,90 @@
               <w:keepLines w:val="0"/>
               <w:widowControl/>
               <w:suppressLineNumbers w:val="0"/>
-              <w:jc w:val="left"/>
+              <w:jc w:val="center"/>
+              <w:rPr>
+                <w:b/>
+                <w:bCs/>
+              </w:rPr>
             </w:pPr>
             <w:r>
               <w:rPr>
                 <w:rFonts w:ascii="宋体" w:hAnsi="宋体" w:eastAsia="宋体" w:cs="宋体"/>
+                <w:b/>
+                <w:bCs/>
                 <w:kern w:val="0"/>
                 <w:sz w:val="24"/>
                 <w:szCs w:val="24"/>
                 <w:lang w:val="en-US" w:eastAsia="zh-CN" w:bidi="ar"/>
                 <w14:ligatures w14:val="standardContextual"/>
               </w:rPr>
-              <w:t>第一级的 8 个 latch</w:t>
+              <w:t>行</w:t>
+            </w:r>
+          </w:p>
+        </w:tc>
+        <w:tc>
+          <w:tcPr>
+            <w:tcW w:w="0" w:type="auto"/>
+            <w:shd w:val="clear"/>
+            <w:vAlign w:val="center"/>
+          </w:tcPr>
+          <w:p>
+            <w:pPr>
+              <w:keepNext w:val="0"/>
+              <w:keepLines w:val="0"/>
+              <w:widowControl/>
+              <w:suppressLineNumbers w:val="0"/>
+              <w:jc w:val="center"/>
+              <w:rPr>
+                <w:b/>
+                <w:bCs/>
+              </w:rPr>
+            </w:pPr>
+            <w:r>
+              <w:rPr>
+                <w:rFonts w:ascii="宋体" w:hAnsi="宋体" w:eastAsia="宋体" w:cs="宋体"/>
+                <w:b/>
+                <w:bCs/>
+                <w:kern w:val="0"/>
+                <w:sz w:val="24"/>
+                <w:szCs w:val="24"/>
+                <w:lang w:val="en-US" w:eastAsia="zh-CN" w:bidi="ar"/>
+                <w14:ligatures w14:val="standardContextual"/>
+              </w:rPr>
+              <w:t>含义</w:t>
+            </w:r>
+          </w:p>
+        </w:tc>
+        <w:tc>
+          <w:tcPr>
+            <w:tcW w:w="0" w:type="auto"/>
+            <w:shd w:val="clear"/>
+            <w:vAlign w:val="center"/>
+          </w:tcPr>
+          <w:p>
+            <w:pPr>
+              <w:keepNext w:val="0"/>
+              <w:keepLines w:val="0"/>
+              <w:widowControl/>
+              <w:suppressLineNumbers w:val="0"/>
+              <w:jc w:val="center"/>
+              <w:rPr>
+                <w:b/>
+                <w:bCs/>
+              </w:rPr>
+            </w:pPr>
+            <w:r>
+              <w:rPr>
+                <w:rFonts w:ascii="宋体" w:hAnsi="宋体" w:eastAsia="宋体" w:cs="宋体"/>
+                <w:b/>
+                <w:bCs/>
+                <w:kern w:val="0"/>
+                <w:sz w:val="24"/>
+                <w:szCs w:val="24"/>
+                <w:lang w:val="en-US" w:eastAsia="zh-CN" w:bidi="ar"/>
+                <w14:ligatures w14:val="standardContextual"/>
+              </w:rPr>
+              <w:t>累计时刻</w:t>
             </w:r>
           </w:p>
         </w:tc>
@@ -1626,7 +3764,6 @@
             </w:pPr>
             <w:r>
               <w:rPr>
-                <w:rStyle w:val="16"/>
                 <w:rFonts w:ascii="宋体" w:hAnsi="宋体" w:eastAsia="宋体" w:cs="宋体"/>
                 <w:kern w:val="0"/>
                 <w:sz w:val="24"/>
@@ -1634,7 +3771,7 @@
                 <w:lang w:val="en-US" w:eastAsia="zh-CN" w:bidi="ar"/>
                 <w14:ligatures w14:val="standardContextual"/>
               </w:rPr>
-              <w:t>phase_b</w:t>
+              <w:t>8</w:t>
             </w:r>
           </w:p>
         </w:tc>
@@ -1661,7 +3798,7 @@
                 <w:lang w:val="en-US" w:eastAsia="zh-CN" w:bidi="ar"/>
                 <w14:ligatures w14:val="standardContextual"/>
               </w:rPr>
-              <w:t>640 ns</w:t>
+              <w:t>A 相到达第一级 latch 的 G 端</w:t>
             </w:r>
           </w:p>
         </w:tc>
@@ -1688,10 +3825,32 @@
                 <w:lang w:val="en-US" w:eastAsia="zh-CN" w:bidi="ar"/>
                 <w14:ligatures w14:val="standardContextual"/>
               </w:rPr>
-              <w:t>320 ns</w:t>
-            </w:r>
-          </w:p>
-        </w:tc>
+              <w:t>4.754 ns</w:t>
+            </w:r>
+          </w:p>
+        </w:tc>
+      </w:tr>
+      <w:tr>
+        <w:tblPrEx>
+          <w:tblBorders>
+            <w:top w:val="none" w:color="auto" w:sz="0" w:space="0"/>
+            <w:left w:val="none" w:color="auto" w:sz="0" w:space="0"/>
+            <w:bottom w:val="none" w:color="auto" w:sz="0" w:space="0"/>
+            <w:right w:val="none" w:color="auto" w:sz="0" w:space="0"/>
+            <w:insideH w:val="none" w:color="auto" w:sz="0" w:space="0"/>
+            <w:insideV w:val="none" w:color="auto" w:sz="0" w:space="0"/>
+          </w:tblBorders>
+          <w:shd w:val="clear"/>
+          <w:tblCellMar>
+            <w:top w:w="15" w:type="dxa"/>
+            <w:left w:w="15" w:type="dxa"/>
+            <w:bottom w:w="15" w:type="dxa"/>
+            <w:right w:w="15" w:type="dxa"/>
+          </w:tblCellMar>
+        </w:tblPrEx>
+        <w:trPr>
+          <w:tblCellSpacing w:w="15" w:type="dxa"/>
+        </w:trPr>
         <w:tc>
           <w:tcPr>
             <w:tcW w:w="0" w:type="auto"/>
@@ -1715,7 +3874,7 @@
                 <w:lang w:val="en-US" w:eastAsia="zh-CN" w:bidi="ar"/>
                 <w14:ligatures w14:val="standardContextual"/>
               </w:rPr>
-              <w:t>480 ns</w:t>
+              <w:t>9–10</w:t>
             </w:r>
           </w:p>
         </w:tc>
@@ -1742,7 +3901,238 @@
                 <w:lang w:val="en-US" w:eastAsia="zh-CN" w:bidi="ar"/>
                 <w14:ligatures w14:val="standardContextual"/>
               </w:rPr>
-              <w:t>第二级的 8 个 latch</w:t>
+              <w:t>计入上一级传来的晚到，得到 D 端分析时刻</w:t>
+            </w:r>
+          </w:p>
+        </w:tc>
+        <w:tc>
+          <w:tcPr>
+            <w:tcW w:w="0" w:type="auto"/>
+            <w:shd w:val="clear"/>
+            <w:vAlign w:val="center"/>
+          </w:tcPr>
+          <w:p>
+            <w:pPr>
+              <w:keepNext w:val="0"/>
+              <w:keepLines w:val="0"/>
+              <w:widowControl/>
+              <w:suppressLineNumbers w:val="0"/>
+              <w:jc w:val="left"/>
+            </w:pPr>
+            <w:r>
+              <w:rPr>
+                <w:rFonts w:ascii="宋体" w:hAnsi="宋体" w:eastAsia="宋体" w:cs="宋体"/>
+                <w:kern w:val="0"/>
+                <w:sz w:val="24"/>
+                <w:szCs w:val="24"/>
+                <w:lang w:val="en-US" w:eastAsia="zh-CN" w:bidi="ar"/>
+                <w14:ligatures w14:val="standardContextual"/>
+              </w:rPr>
+              <w:t>7.103 ns</w:t>
+            </w:r>
+          </w:p>
+        </w:tc>
+      </w:tr>
+      <w:tr>
+        <w:tblPrEx>
+          <w:tblBorders>
+            <w:top w:val="none" w:color="auto" w:sz="0" w:space="0"/>
+            <w:left w:val="none" w:color="auto" w:sz="0" w:space="0"/>
+            <w:bottom w:val="none" w:color="auto" w:sz="0" w:space="0"/>
+            <w:right w:val="none" w:color="auto" w:sz="0" w:space="0"/>
+            <w:insideH w:val="none" w:color="auto" w:sz="0" w:space="0"/>
+            <w:insideV w:val="none" w:color="auto" w:sz="0" w:space="0"/>
+          </w:tblBorders>
+          <w:tblCellMar>
+            <w:top w:w="15" w:type="dxa"/>
+            <w:left w:w="15" w:type="dxa"/>
+            <w:bottom w:w="15" w:type="dxa"/>
+            <w:right w:w="15" w:type="dxa"/>
+          </w:tblCellMar>
+        </w:tblPrEx>
+        <w:trPr>
+          <w:tblCellSpacing w:w="15" w:type="dxa"/>
+        </w:trPr>
+        <w:tc>
+          <w:tcPr>
+            <w:tcW w:w="0" w:type="auto"/>
+            <w:shd w:val="clear"/>
+            <w:vAlign w:val="center"/>
+          </w:tcPr>
+          <w:p>
+            <w:pPr>
+              <w:keepNext w:val="0"/>
+              <w:keepLines w:val="0"/>
+              <w:widowControl/>
+              <w:suppressLineNumbers w:val="0"/>
+              <w:jc w:val="left"/>
+            </w:pPr>
+            <w:r>
+              <w:rPr>
+                <w:rFonts w:ascii="宋体" w:hAnsi="宋体" w:eastAsia="宋体" w:cs="宋体"/>
+                <w:kern w:val="0"/>
+                <w:sz w:val="24"/>
+                <w:szCs w:val="24"/>
+                <w:lang w:val="en-US" w:eastAsia="zh-CN" w:bidi="ar"/>
+                <w14:ligatures w14:val="standardContextual"/>
+              </w:rPr>
+              <w:t>11</w:t>
+            </w:r>
+          </w:p>
+        </w:tc>
+        <w:tc>
+          <w:tcPr>
+            <w:tcW w:w="0" w:type="auto"/>
+            <w:shd w:val="clear"/>
+            <w:vAlign w:val="center"/>
+          </w:tcPr>
+          <w:p>
+            <w:pPr>
+              <w:keepNext w:val="0"/>
+              <w:keepLines w:val="0"/>
+              <w:widowControl/>
+              <w:suppressLineNumbers w:val="0"/>
+              <w:jc w:val="left"/>
+            </w:pPr>
+            <w:r>
+              <w:rPr>
+                <w:rFonts w:ascii="宋体" w:hAnsi="宋体" w:eastAsia="宋体" w:cs="宋体"/>
+                <w:kern w:val="0"/>
+                <w:sz w:val="24"/>
+                <w:szCs w:val="24"/>
+                <w:lang w:val="en-US" w:eastAsia="zh-CN" w:bidi="ar"/>
+                <w14:ligatures w14:val="standardContextual"/>
+              </w:rPr>
+              <w:t>数据通过 latch，D→Q 耗时 0.212 ns</w:t>
+            </w:r>
+          </w:p>
+        </w:tc>
+        <w:tc>
+          <w:tcPr>
+            <w:tcW w:w="0" w:type="auto"/>
+            <w:shd w:val="clear"/>
+            <w:vAlign w:val="center"/>
+          </w:tcPr>
+          <w:p>
+            <w:pPr>
+              <w:keepNext w:val="0"/>
+              <w:keepLines w:val="0"/>
+              <w:widowControl/>
+              <w:suppressLineNumbers w:val="0"/>
+              <w:jc w:val="left"/>
+            </w:pPr>
+            <w:r>
+              <w:rPr>
+                <w:rFonts w:ascii="宋体" w:hAnsi="宋体" w:eastAsia="宋体" w:cs="宋体"/>
+                <w:kern w:val="0"/>
+                <w:sz w:val="24"/>
+                <w:szCs w:val="24"/>
+                <w:lang w:val="en-US" w:eastAsia="zh-CN" w:bidi="ar"/>
+                <w14:ligatures w14:val="standardContextual"/>
+              </w:rPr>
+              <w:t>7.315 ns</w:t>
+            </w:r>
+          </w:p>
+        </w:tc>
+      </w:tr>
+      <w:tr>
+        <w:tblPrEx>
+          <w:tblBorders>
+            <w:top w:val="none" w:color="auto" w:sz="0" w:space="0"/>
+            <w:left w:val="none" w:color="auto" w:sz="0" w:space="0"/>
+            <w:bottom w:val="none" w:color="auto" w:sz="0" w:space="0"/>
+            <w:right w:val="none" w:color="auto" w:sz="0" w:space="0"/>
+            <w:insideH w:val="none" w:color="auto" w:sz="0" w:space="0"/>
+            <w:insideV w:val="none" w:color="auto" w:sz="0" w:space="0"/>
+          </w:tblBorders>
+          <w:tblCellMar>
+            <w:top w:w="15" w:type="dxa"/>
+            <w:left w:w="15" w:type="dxa"/>
+            <w:bottom w:w="15" w:type="dxa"/>
+            <w:right w:w="15" w:type="dxa"/>
+          </w:tblCellMar>
+        </w:tblPrEx>
+        <w:trPr>
+          <w:tblCellSpacing w:w="15" w:type="dxa"/>
+        </w:trPr>
+        <w:tc>
+          <w:tcPr>
+            <w:tcW w:w="0" w:type="auto"/>
+            <w:shd w:val="clear"/>
+            <w:vAlign w:val="center"/>
+          </w:tcPr>
+          <w:p>
+            <w:pPr>
+              <w:keepNext w:val="0"/>
+              <w:keepLines w:val="0"/>
+              <w:widowControl/>
+              <w:suppressLineNumbers w:val="0"/>
+              <w:jc w:val="left"/>
+            </w:pPr>
+            <w:r>
+              <w:rPr>
+                <w:rFonts w:ascii="宋体" w:hAnsi="宋体" w:eastAsia="宋体" w:cs="宋体"/>
+                <w:kern w:val="0"/>
+                <w:sz w:val="24"/>
+                <w:szCs w:val="24"/>
+                <w:lang w:val="en-US" w:eastAsia="zh-CN" w:bidi="ar"/>
+                <w14:ligatures w14:val="standardContextual"/>
+              </w:rPr>
+              <w:t>12–13</w:t>
+            </w:r>
+          </w:p>
+        </w:tc>
+        <w:tc>
+          <w:tcPr>
+            <w:tcW w:w="0" w:type="auto"/>
+            <w:shd w:val="clear"/>
+            <w:vAlign w:val="center"/>
+          </w:tcPr>
+          <w:p>
+            <w:pPr>
+              <w:keepNext w:val="0"/>
+              <w:keepLines w:val="0"/>
+              <w:widowControl/>
+              <w:suppressLineNumbers w:val="0"/>
+              <w:jc w:val="left"/>
+            </w:pPr>
+            <w:r>
+              <w:rPr>
+                <w:rFonts w:ascii="宋体" w:hAnsi="宋体" w:eastAsia="宋体" w:cs="宋体"/>
+                <w:kern w:val="0"/>
+                <w:sz w:val="24"/>
+                <w:szCs w:val="24"/>
+                <w:lang w:val="en-US" w:eastAsia="zh-CN" w:bidi="ar"/>
+                <w14:ligatures w14:val="standardContextual"/>
+              </w:rPr>
+              <w:t>再经过 0.807 ns 连线，到达第二级 D 端</w:t>
+            </w:r>
+          </w:p>
+        </w:tc>
+        <w:tc>
+          <w:tcPr>
+            <w:tcW w:w="0" w:type="auto"/>
+            <w:shd w:val="clear"/>
+            <w:vAlign w:val="center"/>
+          </w:tcPr>
+          <w:p>
+            <w:pPr>
+              <w:keepNext w:val="0"/>
+              <w:keepLines w:val="0"/>
+              <w:widowControl/>
+              <w:suppressLineNumbers w:val="0"/>
+              <w:jc w:val="left"/>
+            </w:pPr>
+            <w:r>
+              <w:rPr>
+                <w:rFonts w:ascii="宋体" w:hAnsi="宋体" w:eastAsia="宋体" w:cs="宋体"/>
+                <w:kern w:val="0"/>
+                <w:sz w:val="24"/>
+                <w:szCs w:val="24"/>
+                <w:lang w:val="en-US" w:eastAsia="zh-CN" w:bidi="ar"/>
+                <w14:ligatures w14:val="standardContextual"/>
+              </w:rPr>
+              <w:t>8.122 ns</w:t>
             </w:r>
           </w:p>
         </w:tc>
@@ -1751,964 +4141,44 @@
     <w:p>
       <w:pPr>
         <w:rPr>
-          <w:rFonts w:hint="eastAsia"/>
-          <w:lang w:val="en-US" w:eastAsia="zh-CN"/>
-        </w:rPr>
-      </w:pPr>
-      <w:r>
-        <w:rPr>
-          <w:rFonts w:hint="eastAsia"/>
-          <w:lang w:val="en-US" w:eastAsia="zh-CN"/>
-        </w:rPr>
-        <w:t>之所以采用三个时钟分析，并且将a和b的时钟错开，是为了仿照流水线并防止数据一次性穿过两级。</w:t>
-      </w:r>
-    </w:p>
-    <w:p>
-      <w:pPr>
-        <w:rPr>
-          <w:rFonts w:hint="eastAsia"/>
-          <w:b/>
+          <w:rFonts w:hint="default" w:ascii="宋体" w:hAnsi="宋体" w:eastAsia="宋体" w:cs="宋体"/>
+          <w:sz w:val="24"/>
+          <w:szCs w:val="24"/>
+          <w:lang w:val="en-US" w:eastAsia="zh-CN"/>
+        </w:rPr>
+      </w:pPr>
+      <w:r>
+        <w:rPr>
+          <w:rStyle w:val="15"/>
+          <w:rFonts w:ascii="宋体" w:hAnsi="宋体" w:eastAsia="宋体" w:cs="宋体"/>
+          <w:b w:val="0"/>
           <w:bCs/>
-          <w:color w:val="auto"/>
-          <w:sz w:val="30"/>
-          <w:szCs w:val="30"/>
-          <w:lang w:val="en-US" w:eastAsia="zh-CN"/>
-        </w:rPr>
-      </w:pPr>
-      <w:r>
-        <w:rPr>
-          <w:rFonts w:hint="eastAsia"/>
-          <w:b/>
-          <w:bCs/>
-          <w:color w:val="auto"/>
-          <w:sz w:val="30"/>
-          <w:szCs w:val="30"/>
-          <w:lang w:val="en-US" w:eastAsia="zh-CN"/>
-        </w:rPr>
-        <w:t>2.2 Slow Corner → Worst Case Timing Path → Setup</w:t>
-      </w:r>
-    </w:p>
-    <w:p>
-      <w:pPr>
-        <w:rPr>
-          <w:rFonts w:hint="eastAsia"/>
-          <w:lang w:val="en-US" w:eastAsia="zh-CN"/>
-        </w:rPr>
-      </w:pPr>
-      <w:r>
-        <w:rPr>
-          <w:rFonts w:hint="eastAsia"/>
-          <w:lang w:val="en-US" w:eastAsia="zh-CN"/>
-        </w:rPr>
-        <w:t>第一行从输入 FF 出发，到第一级 latch 的 D 端。PDS 在这里以 phase_a 的开启沿，也就是参考时刻 40 ns，作为名义检查基准。</w:t>
-      </w:r>
-    </w:p>
-    <w:p>
-      <w:pPr>
-        <w:rPr>
-          <w:rFonts w:hint="default"/>
-          <w:lang w:val="en-US" w:eastAsia="zh-CN"/>
-        </w:rPr>
-      </w:pPr>
-      <w:r>
-        <w:rPr>
-          <w:rFonts w:hint="default"/>
-          <w:lang w:val="en-US" w:eastAsia="zh-CN"/>
-        </w:rPr>
-        <w:t>数据到达时刻：7.771 ns</w:t>
-      </w:r>
-    </w:p>
-    <w:p>
-      <w:pPr>
-        <w:rPr>
-          <w:rFonts w:hint="default"/>
-          <w:lang w:val="en-US" w:eastAsia="zh-CN"/>
-        </w:rPr>
-      </w:pPr>
-      <w:r>
-        <w:rPr>
-          <w:rFonts w:hint="default"/>
-          <w:lang w:val="en-US" w:eastAsia="zh-CN"/>
-        </w:rPr>
-        <w:t>开启沿检查基准：</w:t>
-      </w:r>
-    </w:p>
-    <w:p>
-      <w:pPr>
-        <w:rPr>
-          <w:rFonts w:hint="default"/>
-          <w:lang w:val="en-US" w:eastAsia="zh-CN"/>
-        </w:rPr>
-      </w:pPr>
-      <w:r>
-        <w:rPr>
-          <w:rFonts w:hint="default"/>
-          <w:lang w:val="en-US" w:eastAsia="zh-CN"/>
-        </w:rPr>
-        <w:t>40 + 2.391（接收时钟延时）− 0.250（不确定度）= 42.141 ns</w:t>
-      </w:r>
-    </w:p>
-    <w:p>
-      <w:pPr>
-        <w:rPr>
-          <w:rFonts w:hint="default"/>
-          <w:lang w:val="en-US" w:eastAsia="zh-CN"/>
-        </w:rPr>
-      </w:pPr>
-      <w:r>
-        <w:rPr>
-          <w:rFonts w:hint="default"/>
-          <w:lang w:val="en-US" w:eastAsia="zh-CN"/>
-        </w:rPr>
-        <w:t>Slack = 42.141 − 7.771 = 34.370 ns</w:t>
-      </w:r>
-    </w:p>
-    <w:p>
-      <w:pPr>
-        <w:rPr>
-          <w:rFonts w:hint="eastAsia"/>
-          <w:lang w:val="en-US" w:eastAsia="zh-CN"/>
-        </w:rPr>
-      </w:pPr>
-      <w:r>
-        <w:rPr>
-          <w:rFonts w:hint="eastAsia"/>
-          <w:lang w:val="en-US" w:eastAsia="zh-CN"/>
-        </w:rPr>
-        <w:t>不能把这理解成“超过 40 ns 就一定失败”。 Latch 开启后还有透明窗口，晚到的数据可能通过时间借用继续传播，但这条路径的数据在开启前就已经到达，原始报告显示 Time borrow = 0，所以当前没有实际借用时间。</w:t>
-      </w:r>
-    </w:p>
-    <w:p>
-      <w:pPr>
-        <w:rPr>
-          <w:rFonts w:hint="eastAsia"/>
-          <w:lang w:val="en-US" w:eastAsia="zh-CN"/>
-        </w:rPr>
-      </w:pPr>
-    </w:p>
-    <w:p>
-      <w:pPr>
-        <w:rPr>
-          <w:rFonts w:hint="eastAsia"/>
-          <w:lang w:val="en-US" w:eastAsia="zh-CN"/>
-        </w:rPr>
-      </w:pPr>
-      <w:r>
-        <w:rPr>
-          <w:rFonts w:hint="eastAsia"/>
-          <w:lang w:val="en-US" w:eastAsia="zh-CN"/>
-        </w:rPr>
-        <w:t>同理可以分析第一级latch到第二级latch的时序</w:t>
-      </w:r>
-    </w:p>
-    <w:p>
-      <w:pPr>
-        <w:rPr>
-          <w:rFonts w:hint="eastAsia"/>
-          <w:lang w:val="en-US" w:eastAsia="zh-CN"/>
-        </w:rPr>
-      </w:pPr>
-    </w:p>
-    <w:p>
-      <w:pPr>
-        <w:rPr>
-          <w:rFonts w:hint="default"/>
-          <w:lang w:val="en-US" w:eastAsia="zh-CN"/>
-        </w:rPr>
-      </w:pPr>
-      <w:r>
-        <w:rPr>
-          <w:rFonts w:hint="default"/>
-          <w:lang w:val="en-US" w:eastAsia="zh-CN"/>
-        </w:rPr>
-        <w:t>phase_a 的参考开启沿：        40.000 ns</w:t>
-      </w:r>
-    </w:p>
-    <w:p>
-      <w:pPr>
-        <w:rPr>
-          <w:rFonts w:hint="default"/>
-          <w:lang w:val="en-US" w:eastAsia="zh-CN"/>
-        </w:rPr>
-      </w:pPr>
-      <w:r>
-        <w:rPr>
-          <w:rFonts w:hint="default"/>
-          <w:lang w:val="en-US" w:eastAsia="zh-CN"/>
-        </w:rPr>
-        <w:t>传播到第一级 latch 的 G：    +2.905 ns</w:t>
-      </w:r>
-    </w:p>
-    <w:p>
-      <w:pPr>
-        <w:rPr>
-          <w:rFonts w:hint="default"/>
-          <w:lang w:val="en-US" w:eastAsia="zh-CN"/>
-        </w:rPr>
-      </w:pPr>
-      <w:r>
-        <w:rPr>
-          <w:rFonts w:hint="default"/>
-          <w:lang w:val="en-US" w:eastAsia="zh-CN"/>
-        </w:rPr>
-        <w:t xml:space="preserve">                            ─────────</w:t>
-      </w:r>
-    </w:p>
-    <w:p>
-      <w:pPr>
-        <w:rPr>
-          <w:rFonts w:hint="default"/>
-          <w:lang w:val="en-US" w:eastAsia="zh-CN"/>
-        </w:rPr>
-      </w:pPr>
-      <w:r>
-        <w:rPr>
-          <w:rFonts w:hint="default"/>
-          <w:lang w:val="en-US" w:eastAsia="zh-CN"/>
-        </w:rPr>
-        <w:t>第一级 latch 开启：          42.905 ns</w:t>
-      </w:r>
-    </w:p>
-    <w:p>
-      <w:pPr>
-        <w:rPr>
-          <w:rFonts w:hint="default"/>
-          <w:lang w:val="en-US" w:eastAsia="zh-CN"/>
-        </w:rPr>
-      </w:pPr>
-    </w:p>
-    <w:p>
-      <w:pPr>
-        <w:rPr>
-          <w:rFonts w:hint="default"/>
-          <w:lang w:val="en-US" w:eastAsia="zh-CN"/>
-        </w:rPr>
-      </w:pPr>
-      <w:r>
-        <w:rPr>
-          <w:rFonts w:hint="default"/>
-          <w:lang w:val="en-US" w:eastAsia="zh-CN"/>
-        </w:rPr>
-        <w:t>G 开启到 Q 输出的响应：      +0.359 ns</w:t>
-      </w:r>
-    </w:p>
-    <w:p>
-      <w:pPr>
-        <w:rPr>
-          <w:rFonts w:hint="default"/>
-          <w:lang w:val="en-US" w:eastAsia="zh-CN"/>
-        </w:rPr>
-      </w:pPr>
-      <w:r>
-        <w:rPr>
-          <w:rFonts w:hint="default"/>
-          <w:lang w:val="en-US" w:eastAsia="zh-CN"/>
-        </w:rPr>
-        <w:t>连线：                      +0.954 ns</w:t>
-      </w:r>
-    </w:p>
-    <w:p>
-      <w:pPr>
-        <w:rPr>
-          <w:rFonts w:hint="default"/>
-          <w:lang w:val="en-US" w:eastAsia="zh-CN"/>
-        </w:rPr>
-      </w:pPr>
-      <w:r>
-        <w:rPr>
-          <w:rFonts w:hint="default"/>
-          <w:lang w:val="en-US" w:eastAsia="zh-CN"/>
-        </w:rPr>
-        <w:t>这一路的异或映射成反相逻辑： +0.210 ns</w:t>
-      </w:r>
-    </w:p>
-    <w:p>
-      <w:pPr>
-        <w:rPr>
-          <w:rFonts w:hint="default"/>
-          <w:lang w:val="en-US" w:eastAsia="zh-CN"/>
-        </w:rPr>
-      </w:pPr>
-      <w:r>
-        <w:rPr>
-          <w:rFonts w:hint="default"/>
-          <w:lang w:val="en-US" w:eastAsia="zh-CN"/>
-        </w:rPr>
-        <w:t>连线：                      +0.437 ns</w:t>
-      </w:r>
-    </w:p>
-    <w:p>
-      <w:pPr>
-        <w:rPr>
-          <w:rFonts w:hint="default"/>
-          <w:lang w:val="en-US" w:eastAsia="zh-CN"/>
-        </w:rPr>
-      </w:pPr>
-      <w:r>
-        <w:rPr>
-          <w:rFonts w:hint="default"/>
-          <w:lang w:val="en-US" w:eastAsia="zh-CN"/>
-        </w:rPr>
-        <w:t xml:space="preserve">                            ─────────</w:t>
-      </w:r>
-    </w:p>
-    <w:p>
-      <w:pPr>
-        <w:rPr>
-          <w:rFonts w:hint="default"/>
-          <w:lang w:val="en-US" w:eastAsia="zh-CN"/>
-        </w:rPr>
-      </w:pPr>
-      <w:r>
-        <w:rPr>
-          <w:rFonts w:hint="default"/>
-          <w:lang w:val="en-US" w:eastAsia="zh-CN"/>
-        </w:rPr>
-        <w:t>到达第二级 latch 的 D：      44.865 ns</w:t>
-      </w:r>
-    </w:p>
-    <w:p>
-      <w:pPr>
-        <w:rPr>
-          <w:rFonts w:hint="default"/>
-          <w:lang w:val="en-US" w:eastAsia="zh-CN"/>
-        </w:rPr>
-      </w:pPr>
-    </w:p>
-    <w:p>
-      <w:pPr>
-        <w:rPr>
-          <w:rFonts w:hint="default"/>
-          <w:lang w:val="en-US" w:eastAsia="zh-CN"/>
-        </w:rPr>
-      </w:pPr>
-      <w:r>
-        <w:rPr>
-          <w:rFonts w:hint="default"/>
-          <w:lang w:val="en-US" w:eastAsia="zh-CN"/>
-        </w:rPr>
-        <w:t>phase_b 的参考开启沿：       320.000 ns</w:t>
-      </w:r>
-    </w:p>
-    <w:p>
-      <w:pPr>
-        <w:rPr>
-          <w:rFonts w:hint="default"/>
-          <w:lang w:val="en-US" w:eastAsia="zh-CN"/>
-        </w:rPr>
-      </w:pPr>
-      <w:r>
-        <w:rPr>
-          <w:rFonts w:hint="default"/>
-          <w:lang w:val="en-US" w:eastAsia="zh-CN"/>
-        </w:rPr>
-        <w:t>传播到第二级 latch 的 G：     +3.753 ns</w:t>
-      </w:r>
-    </w:p>
-    <w:p>
-      <w:pPr>
-        <w:rPr>
-          <w:rFonts w:hint="default"/>
-          <w:lang w:val="en-US" w:eastAsia="zh-CN"/>
-        </w:rPr>
-      </w:pPr>
-      <w:r>
-        <w:rPr>
-          <w:rFonts w:hint="default"/>
-          <w:lang w:val="en-US" w:eastAsia="zh-CN"/>
-        </w:rPr>
-        <w:t xml:space="preserve">                            ─────────</w:t>
-      </w:r>
-    </w:p>
-    <w:p>
-      <w:pPr>
-        <w:rPr>
-          <w:rFonts w:hint="default"/>
-          <w:lang w:val="en-US" w:eastAsia="zh-CN"/>
-        </w:rPr>
-      </w:pPr>
-      <w:r>
-        <w:rPr>
-          <w:rFonts w:hint="default"/>
-          <w:lang w:val="en-US" w:eastAsia="zh-CN"/>
-        </w:rPr>
-        <w:t>第二级 latch 开启：          323.753 ns</w:t>
-      </w:r>
-    </w:p>
-    <w:p>
-      <w:pPr>
-        <w:rPr>
-          <w:rFonts w:hint="default"/>
-          <w:lang w:val="en-US" w:eastAsia="zh-CN"/>
-        </w:rPr>
-      </w:pPr>
-    </w:p>
-    <w:p>
-      <w:pPr>
-        <w:rPr>
-          <w:rFonts w:hint="default"/>
-          <w:lang w:val="en-US" w:eastAsia="zh-CN"/>
-        </w:rPr>
-      </w:pPr>
-      <w:r>
-        <w:rPr>
-          <w:rFonts w:hint="default"/>
-          <w:lang w:val="en-US" w:eastAsia="zh-CN"/>
-        </w:rPr>
-        <w:t>扣除不确定度的检查基准：</w:t>
-      </w:r>
-    </w:p>
-    <w:p>
-      <w:pPr>
-        <w:rPr>
-          <w:rFonts w:hint="default"/>
-          <w:lang w:val="en-US" w:eastAsia="zh-CN"/>
-        </w:rPr>
-      </w:pPr>
-      <w:r>
-        <w:rPr>
-          <w:rFonts w:hint="default"/>
-          <w:lang w:val="en-US" w:eastAsia="zh-CN"/>
-        </w:rPr>
-        <w:t>323.753 − 0.250 = 323.503 ns</w:t>
-      </w:r>
-    </w:p>
-    <w:p>
-      <w:pPr>
-        <w:rPr>
-          <w:rFonts w:hint="default"/>
-          <w:lang w:val="en-US" w:eastAsia="zh-CN"/>
-        </w:rPr>
-      </w:pPr>
-    </w:p>
-    <w:p>
-      <w:pPr>
-        <w:rPr>
-          <w:rFonts w:hint="default"/>
-          <w:lang w:val="en-US" w:eastAsia="zh-CN"/>
-        </w:rPr>
-      </w:pPr>
-      <w:r>
-        <w:rPr>
-          <w:rFonts w:hint="default"/>
-          <w:lang w:val="en-US" w:eastAsia="zh-CN"/>
-        </w:rPr>
-        <w:t>Slack = 323.503 − 44.865</w:t>
-      </w:r>
-    </w:p>
-    <w:p>
-      <w:pPr>
-        <w:rPr>
-          <w:rFonts w:hint="default"/>
-          <w:lang w:val="en-US" w:eastAsia="zh-CN"/>
-        </w:rPr>
-      </w:pPr>
-      <w:r>
-        <w:rPr>
-          <w:rFonts w:hint="default"/>
-          <w:lang w:val="en-US" w:eastAsia="zh-CN"/>
-        </w:rPr>
-        <w:t xml:space="preserve">      = 278.638 ns</w:t>
-      </w:r>
-    </w:p>
-    <w:p>
-      <w:pPr>
-        <w:rPr>
-          <w:rFonts w:ascii="宋体" w:hAnsi="宋体" w:eastAsia="宋体" w:cs="宋体"/>
-          <w:sz w:val="24"/>
-          <w:szCs w:val="24"/>
-        </w:rPr>
-      </w:pPr>
-      <w:r>
-        <w:rPr>
-          <w:rFonts w:ascii="宋体" w:hAnsi="宋体" w:eastAsia="宋体" w:cs="宋体"/>
-          <w:sz w:val="24"/>
-          <w:szCs w:val="24"/>
-        </w:rPr>
-        <w:t>当前基线很宽松，没有展示实际时间借用收益，也还不能据此比较最高频率。</w:t>
-      </w:r>
-    </w:p>
-    <w:p>
-      <w:pPr>
-        <w:rPr>
-          <w:rFonts w:hint="eastAsia" w:ascii="宋体" w:hAnsi="宋体" w:eastAsia="宋体" w:cs="宋体"/>
-          <w:sz w:val="24"/>
-          <w:szCs w:val="24"/>
-          <w:lang w:val="en-US" w:eastAsia="zh-CN"/>
-        </w:rPr>
-      </w:pPr>
-      <w:r>
-        <w:rPr>
-          <w:rFonts w:hint="eastAsia" w:ascii="宋体" w:hAnsi="宋体" w:eastAsia="宋体" w:cs="宋体"/>
-          <w:sz w:val="24"/>
-          <w:szCs w:val="24"/>
-          <w:lang w:val="en-US" w:eastAsia="zh-CN"/>
-        </w:rPr>
-        <w:t>但是该实验可以继续分析保持时间约束。</w:t>
-      </w:r>
-    </w:p>
-    <w:p>
-      <w:pPr>
-        <w:rPr>
-          <w:rFonts w:hint="eastAsia"/>
-          <w:b/>
-          <w:bCs/>
-          <w:color w:val="auto"/>
-          <w:sz w:val="30"/>
-          <w:szCs w:val="30"/>
-          <w:lang w:val="en-US" w:eastAsia="zh-CN"/>
-        </w:rPr>
-      </w:pPr>
-      <w:r>
-        <w:rPr>
-          <w:rFonts w:hint="eastAsia"/>
-          <w:b/>
-          <w:bCs/>
-          <w:color w:val="auto"/>
-          <w:sz w:val="30"/>
-          <w:szCs w:val="30"/>
-          <w:lang w:val="en-US" w:eastAsia="zh-CN"/>
-        </w:rPr>
-        <w:t>2.3 Fast Corner → Worst Case Timing Path → Hold</w:t>
-      </w:r>
-    </w:p>
-    <w:p>
-      <w:pPr>
-        <w:rPr>
-          <w:rFonts w:hint="eastAsia" w:ascii="宋体" w:hAnsi="宋体" w:eastAsia="宋体" w:cs="宋体"/>
-          <w:sz w:val="24"/>
-          <w:szCs w:val="24"/>
-          <w:lang w:val="en-US" w:eastAsia="zh-CN"/>
-        </w:rPr>
-      </w:pPr>
-      <w:r>
-        <w:rPr>
-          <w:rFonts w:hint="eastAsia" w:ascii="宋体" w:hAnsi="宋体" w:eastAsia="宋体" w:cs="宋体"/>
-          <w:sz w:val="24"/>
-          <w:szCs w:val="24"/>
-          <w:lang w:val="en-US" w:eastAsia="zh-CN"/>
-        </w:rPr>
-        <w:t>下一笔数据最早到达时间</w:t>
-      </w:r>
-    </w:p>
-    <w:p>
-      <w:pPr>
-        <w:rPr>
-          <w:rFonts w:hint="default" w:ascii="宋体" w:hAnsi="宋体" w:eastAsia="宋体" w:cs="宋体"/>
-          <w:sz w:val="24"/>
-          <w:szCs w:val="24"/>
-          <w:lang w:val="en-US" w:eastAsia="zh-CN"/>
-        </w:rPr>
-      </w:pPr>
-      <w:r>
-        <w:rPr>
-          <w:rFonts w:ascii="宋体" w:hAnsi="宋体" w:eastAsia="宋体" w:cs="宋体"/>
-          <w:sz w:val="24"/>
-          <w:szCs w:val="24"/>
-        </w:rPr>
-        <w:t>这条路径是第一级 latch 第 1 位，到第二级 latch 第 4 位。报告使用下一周期 A 的开启沿</w:t>
-      </w:r>
-      <w:r>
-        <w:rPr>
-          <w:rFonts w:ascii="宋体" w:hAnsi="宋体" w:eastAsia="宋体" w:cs="宋体"/>
-          <w:sz w:val="24"/>
-          <w:szCs w:val="24"/>
-        </w:rPr>
-        <w:t>：</w:t>
-      </w:r>
-    </w:p>
-    <w:p>
-      <w:pPr>
-        <w:rPr>
-          <w:rFonts w:hint="default" w:ascii="宋体" w:hAnsi="宋体" w:eastAsia="宋体" w:cs="宋体"/>
-          <w:sz w:val="24"/>
-          <w:szCs w:val="24"/>
-          <w:lang w:val="en-US" w:eastAsia="zh-CN"/>
-        </w:rPr>
-      </w:pPr>
-      <w:r>
-        <w:rPr>
-          <w:rFonts w:hint="default" w:ascii="宋体" w:hAnsi="宋体" w:eastAsia="宋体" w:cs="宋体"/>
-          <w:sz w:val="24"/>
-          <w:szCs w:val="24"/>
-          <w:lang w:val="en-US" w:eastAsia="zh-CN"/>
-        </w:rPr>
-        <w:t>下一周期 A 开启的参考时刻：       680.000 ns</w:t>
-      </w:r>
-    </w:p>
-    <w:p>
-      <w:pPr>
-        <w:rPr>
-          <w:rFonts w:hint="default" w:ascii="宋体" w:hAnsi="宋体" w:eastAsia="宋体" w:cs="宋体"/>
-          <w:sz w:val="24"/>
-          <w:szCs w:val="24"/>
-          <w:lang w:val="en-US" w:eastAsia="zh-CN"/>
-        </w:rPr>
-      </w:pPr>
-      <w:r>
-        <w:rPr>
-          <w:rFonts w:hint="default" w:ascii="宋体" w:hAnsi="宋体" w:eastAsia="宋体" w:cs="宋体"/>
-          <w:sz w:val="24"/>
-          <w:szCs w:val="24"/>
-          <w:lang w:val="en-US" w:eastAsia="zh-CN"/>
-        </w:rPr>
-        <w:t>时钟传播到第一级 latch：           +1.698 ns</w:t>
-      </w:r>
-    </w:p>
-    <w:p>
-      <w:pPr>
-        <w:rPr>
-          <w:rFonts w:hint="default" w:ascii="宋体" w:hAnsi="宋体" w:eastAsia="宋体" w:cs="宋体"/>
-          <w:sz w:val="24"/>
-          <w:szCs w:val="24"/>
-          <w:lang w:val="en-US" w:eastAsia="zh-CN"/>
-        </w:rPr>
-      </w:pPr>
-      <w:r>
-        <w:rPr>
-          <w:rFonts w:hint="default" w:ascii="宋体" w:hAnsi="宋体" w:eastAsia="宋体" w:cs="宋体"/>
-          <w:sz w:val="24"/>
-          <w:szCs w:val="24"/>
-          <w:lang w:val="en-US" w:eastAsia="zh-CN"/>
-        </w:rPr>
-        <w:t>G 开启到 Q 输出的响应：            +0.198 ns</w:t>
-      </w:r>
-    </w:p>
-    <w:p>
-      <w:pPr>
-        <w:rPr>
-          <w:rFonts w:hint="default" w:ascii="宋体" w:hAnsi="宋体" w:eastAsia="宋体" w:cs="宋体"/>
-          <w:sz w:val="24"/>
-          <w:szCs w:val="24"/>
-          <w:lang w:val="en-US" w:eastAsia="zh-CN"/>
-        </w:rPr>
-      </w:pPr>
-      <w:r>
-        <w:rPr>
-          <w:rFonts w:hint="default" w:ascii="宋体" w:hAnsi="宋体" w:eastAsia="宋体" w:cs="宋体"/>
-          <w:sz w:val="24"/>
-          <w:szCs w:val="24"/>
-          <w:lang w:val="en-US" w:eastAsia="zh-CN"/>
-        </w:rPr>
-        <w:t>数据连线：                        +0.060 ns</w:t>
-      </w:r>
-    </w:p>
-    <w:p>
-      <w:pPr>
-        <w:rPr>
-          <w:rFonts w:hint="default" w:ascii="宋体" w:hAnsi="宋体" w:eastAsia="宋体" w:cs="宋体"/>
-          <w:sz w:val="24"/>
-          <w:szCs w:val="24"/>
-          <w:lang w:val="en-US" w:eastAsia="zh-CN"/>
-        </w:rPr>
-      </w:pPr>
-      <w:r>
-        <w:rPr>
-          <w:rFonts w:hint="default" w:ascii="宋体" w:hAnsi="宋体" w:eastAsia="宋体" w:cs="宋体"/>
-          <w:sz w:val="24"/>
-          <w:szCs w:val="24"/>
-          <w:lang w:val="en-US" w:eastAsia="zh-CN"/>
-        </w:rPr>
-        <w:t xml:space="preserve">                                ─────────</w:t>
-      </w:r>
-    </w:p>
-    <w:p>
-      <w:pPr>
-        <w:rPr>
-          <w:rFonts w:hint="default" w:ascii="宋体" w:hAnsi="宋体" w:eastAsia="宋体" w:cs="宋体"/>
-          <w:sz w:val="24"/>
-          <w:szCs w:val="24"/>
-          <w:lang w:val="en-US" w:eastAsia="zh-CN"/>
-        </w:rPr>
-      </w:pPr>
-      <w:r>
-        <w:rPr>
-          <w:rFonts w:hint="default" w:ascii="宋体" w:hAnsi="宋体" w:eastAsia="宋体" w:cs="宋体"/>
-          <w:sz w:val="24"/>
-          <w:szCs w:val="24"/>
-          <w:lang w:val="en-US" w:eastAsia="zh-CN"/>
-        </w:rPr>
-        <w:t>新数据最早可能到达第二级 D：       681.956 ns</w:t>
-      </w:r>
-    </w:p>
-    <w:p>
-      <w:pPr>
-        <w:rPr>
-          <w:rFonts w:hint="default" w:ascii="宋体" w:hAnsi="宋体" w:eastAsia="宋体" w:cs="宋体"/>
-          <w:sz w:val="24"/>
-          <w:szCs w:val="24"/>
-          <w:lang w:val="en-US" w:eastAsia="zh-CN"/>
-        </w:rPr>
-      </w:pPr>
-    </w:p>
-    <w:p>
-      <w:pPr>
-        <w:rPr>
-          <w:rFonts w:hint="eastAsia" w:ascii="宋体" w:hAnsi="宋体" w:eastAsia="宋体" w:cs="宋体"/>
-          <w:sz w:val="24"/>
-          <w:szCs w:val="24"/>
-          <w:lang w:val="en-US" w:eastAsia="zh-CN"/>
-        </w:rPr>
-      </w:pPr>
-      <w:r>
-        <w:rPr>
-          <w:rFonts w:hint="eastAsia" w:ascii="宋体" w:hAnsi="宋体" w:eastAsia="宋体" w:cs="宋体"/>
-          <w:sz w:val="24"/>
-          <w:szCs w:val="24"/>
-          <w:lang w:val="en-US" w:eastAsia="zh-CN"/>
-        </w:rPr>
-        <w:t>旧数据需要保护到的时间</w:t>
-      </w:r>
-    </w:p>
-    <w:p>
-      <w:pPr>
-        <w:rPr>
-          <w:rFonts w:hint="eastAsia" w:ascii="宋体" w:hAnsi="宋体" w:eastAsia="宋体" w:cs="宋体"/>
-          <w:sz w:val="24"/>
-          <w:szCs w:val="24"/>
-          <w:lang w:val="en-US" w:eastAsia="zh-CN"/>
-        </w:rPr>
-      </w:pPr>
-      <w:r>
-        <w:rPr>
-          <w:rFonts w:ascii="宋体" w:hAnsi="宋体" w:eastAsia="宋体" w:cs="宋体"/>
-          <w:sz w:val="24"/>
-          <w:szCs w:val="24"/>
-        </w:rPr>
-        <w:t>第二级 latch 在本周期 B 的下降沿关闭：</w:t>
-      </w:r>
-    </w:p>
-    <w:p>
-      <w:pPr>
-        <w:rPr>
-          <w:rFonts w:hint="default" w:ascii="宋体" w:hAnsi="宋体" w:eastAsia="宋体" w:cs="宋体"/>
-          <w:sz w:val="24"/>
-          <w:szCs w:val="24"/>
-          <w:lang w:val="en-US" w:eastAsia="zh-CN"/>
-        </w:rPr>
-      </w:pPr>
-      <w:r>
-        <w:rPr>
-          <w:rFonts w:hint="default" w:ascii="宋体" w:hAnsi="宋体" w:eastAsia="宋体" w:cs="宋体"/>
-          <w:sz w:val="24"/>
-          <w:szCs w:val="24"/>
-          <w:lang w:val="en-US" w:eastAsia="zh-CN"/>
-        </w:rPr>
-        <w:t>B 关闭的参考时刻：                480.000 ns</w:t>
-      </w:r>
-    </w:p>
-    <w:p>
-      <w:pPr>
-        <w:rPr>
-          <w:rFonts w:hint="default" w:ascii="宋体" w:hAnsi="宋体" w:eastAsia="宋体" w:cs="宋体"/>
-          <w:sz w:val="24"/>
-          <w:szCs w:val="24"/>
-          <w:lang w:val="en-US" w:eastAsia="zh-CN"/>
-        </w:rPr>
-      </w:pPr>
-      <w:r>
-        <w:rPr>
-          <w:rFonts w:hint="default" w:ascii="宋体" w:hAnsi="宋体" w:eastAsia="宋体" w:cs="宋体"/>
-          <w:sz w:val="24"/>
-          <w:szCs w:val="24"/>
-          <w:lang w:val="en-US" w:eastAsia="zh-CN"/>
-        </w:rPr>
-        <w:t>关闭沿传播到第二级 latch：          +3.674 ns</w:t>
-      </w:r>
-    </w:p>
-    <w:p>
-      <w:pPr>
-        <w:rPr>
-          <w:rFonts w:hint="default" w:ascii="宋体" w:hAnsi="宋体" w:eastAsia="宋体" w:cs="宋体"/>
-          <w:sz w:val="24"/>
-          <w:szCs w:val="24"/>
-          <w:lang w:val="en-US" w:eastAsia="zh-CN"/>
-        </w:rPr>
-      </w:pPr>
-      <w:r>
-        <w:rPr>
-          <w:rFonts w:hint="default" w:ascii="宋体" w:hAnsi="宋体" w:eastAsia="宋体" w:cs="宋体"/>
-          <w:sz w:val="24"/>
-          <w:szCs w:val="24"/>
-          <w:lang w:val="en-US" w:eastAsia="zh-CN"/>
-        </w:rPr>
-        <w:t>时钟不确定度：                    +0.250 ns</w:t>
-      </w:r>
-    </w:p>
-    <w:p>
-      <w:pPr>
-        <w:rPr>
-          <w:rFonts w:hint="default" w:ascii="宋体" w:hAnsi="宋体" w:eastAsia="宋体" w:cs="宋体"/>
-          <w:sz w:val="24"/>
-          <w:szCs w:val="24"/>
-          <w:lang w:val="en-US" w:eastAsia="zh-CN"/>
-        </w:rPr>
-      </w:pPr>
-      <w:r>
-        <w:rPr>
-          <w:rFonts w:hint="default" w:ascii="宋体" w:hAnsi="宋体" w:eastAsia="宋体" w:cs="宋体"/>
-          <w:sz w:val="24"/>
-          <w:szCs w:val="24"/>
-          <w:lang w:val="en-US" w:eastAsia="zh-CN"/>
-        </w:rPr>
-        <w:t>latch 的保持时间要求：             +0.057 ns</w:t>
-      </w:r>
-    </w:p>
-    <w:p>
-      <w:pPr>
-        <w:rPr>
-          <w:rFonts w:hint="default" w:ascii="宋体" w:hAnsi="宋体" w:eastAsia="宋体" w:cs="宋体"/>
-          <w:sz w:val="24"/>
-          <w:szCs w:val="24"/>
-          <w:lang w:val="en-US" w:eastAsia="zh-CN"/>
-        </w:rPr>
-      </w:pPr>
-      <w:r>
-        <w:rPr>
-          <w:rFonts w:hint="default" w:ascii="宋体" w:hAnsi="宋体" w:eastAsia="宋体" w:cs="宋体"/>
-          <w:sz w:val="24"/>
-          <w:szCs w:val="24"/>
-          <w:lang w:val="en-US" w:eastAsia="zh-CN"/>
-        </w:rPr>
-        <w:t xml:space="preserve">                                ─────────</w:t>
-      </w:r>
-    </w:p>
-    <w:p>
-      <w:pPr>
-        <w:rPr>
-          <w:rFonts w:hint="default" w:ascii="宋体" w:hAnsi="宋体" w:eastAsia="宋体" w:cs="宋体"/>
-          <w:sz w:val="24"/>
-          <w:szCs w:val="24"/>
-          <w:lang w:val="en-US" w:eastAsia="zh-CN"/>
-        </w:rPr>
-      </w:pPr>
-      <w:r>
-        <w:rPr>
-          <w:rFonts w:hint="default" w:ascii="宋体" w:hAnsi="宋体" w:eastAsia="宋体" w:cs="宋体"/>
-          <w:sz w:val="24"/>
-          <w:szCs w:val="24"/>
-          <w:lang w:val="en-US" w:eastAsia="zh-CN"/>
-        </w:rPr>
-        <w:t>D 端旧数据需要保持到：             483.981 ns</w:t>
-      </w:r>
-    </w:p>
-    <w:p>
-      <w:pPr>
-        <w:rPr>
-          <w:rFonts w:hint="default" w:ascii="宋体" w:hAnsi="宋体" w:eastAsia="宋体" w:cs="宋体"/>
-          <w:sz w:val="24"/>
-          <w:szCs w:val="24"/>
-          <w:lang w:val="en-US" w:eastAsia="zh-CN"/>
-        </w:rPr>
-      </w:pPr>
-    </w:p>
-    <w:p>
-      <w:pPr>
-        <w:rPr>
-          <w:rFonts w:hint="default" w:ascii="宋体" w:hAnsi="宋体" w:eastAsia="宋体" w:cs="宋体"/>
-          <w:sz w:val="24"/>
-          <w:szCs w:val="24"/>
-          <w:lang w:val="en-US" w:eastAsia="zh-CN"/>
-        </w:rPr>
-      </w:pPr>
-      <w:r>
-        <w:rPr>
-          <w:rFonts w:hint="default" w:ascii="宋体" w:hAnsi="宋体" w:eastAsia="宋体" w:cs="宋体"/>
-          <w:sz w:val="24"/>
-          <w:szCs w:val="24"/>
-          <w:lang w:val="en-US" w:eastAsia="zh-CN"/>
-        </w:rPr>
-        <w:t>Hold Slack = 新数据最早到达时刻 − 旧数据必须保持到的时刻</w:t>
-      </w:r>
-    </w:p>
-    <w:p>
-      <w:pPr>
-        <w:rPr>
-          <w:rFonts w:hint="default" w:ascii="宋体" w:hAnsi="宋体" w:eastAsia="宋体" w:cs="宋体"/>
-          <w:sz w:val="24"/>
-          <w:szCs w:val="24"/>
-          <w:lang w:val="en-US" w:eastAsia="zh-CN"/>
-        </w:rPr>
-      </w:pPr>
-      <w:r>
-        <w:rPr>
-          <w:rFonts w:hint="default" w:ascii="宋体" w:hAnsi="宋体" w:eastAsia="宋体" w:cs="宋体"/>
-          <w:sz w:val="24"/>
-          <w:szCs w:val="24"/>
-          <w:lang w:val="en-US" w:eastAsia="zh-CN"/>
-        </w:rPr>
-        <w:t xml:space="preserve">           = 681.956 − 483.981</w:t>
-      </w:r>
-    </w:p>
-    <w:p>
-      <w:pPr>
-        <w:rPr>
-          <w:rFonts w:hint="default" w:ascii="宋体" w:hAnsi="宋体" w:eastAsia="宋体" w:cs="宋体"/>
-          <w:sz w:val="24"/>
-          <w:szCs w:val="24"/>
-          <w:lang w:val="en-US" w:eastAsia="zh-CN"/>
-        </w:rPr>
-      </w:pPr>
-      <w:r>
-        <w:rPr>
-          <w:rFonts w:hint="default" w:ascii="宋体" w:hAnsi="宋体" w:eastAsia="宋体" w:cs="宋体"/>
-          <w:sz w:val="24"/>
-          <w:szCs w:val="24"/>
-          <w:lang w:val="en-US" w:eastAsia="zh-CN"/>
-        </w:rPr>
-        <w:t xml:space="preserve">           = 197.975 ns</w:t>
-      </w:r>
-    </w:p>
-    <w:p>
-      <w:pPr>
-        <w:rPr>
-          <w:rFonts w:hint="default" w:ascii="宋体" w:hAnsi="宋体" w:eastAsia="宋体" w:cs="宋体"/>
-          <w:sz w:val="24"/>
-          <w:szCs w:val="24"/>
-          <w:lang w:val="en-US" w:eastAsia="zh-CN"/>
-        </w:rPr>
-      </w:pPr>
-    </w:p>
-    <w:p>
-      <w:pPr>
-        <w:rPr>
-          <w:rFonts w:hint="default" w:ascii="宋体" w:hAnsi="宋体" w:eastAsia="宋体" w:cs="宋体"/>
-          <w:sz w:val="24"/>
-          <w:szCs w:val="24"/>
-          <w:lang w:val="en-US" w:eastAsia="zh-CN"/>
-        </w:rPr>
-      </w:pPr>
-    </w:p>
-    <w:p>
-      <w:pPr>
-        <w:rPr>
-          <w:rFonts w:hint="default" w:eastAsiaTheme="minorEastAsia"/>
-          <w:sz w:val="44"/>
-          <w:szCs w:val="44"/>
-          <w:lang w:val="en-US" w:eastAsia="zh-CN"/>
-        </w:rPr>
-      </w:pPr>
-      <w:r>
-        <w:rPr>
-          <w:rFonts w:hint="eastAsia"/>
-          <w:sz w:val="44"/>
-          <w:szCs w:val="44"/>
-          <w:lang w:val="en-US" w:eastAsia="zh-CN"/>
-        </w:rPr>
-        <w:t>二.时钟借用实验</w:t>
+          <w:sz w:val="24"/>
+          <w:szCs w:val="24"/>
+        </w:rPr>
+        <w:t>第 9 行不是一个真实器件，也不是额外的连线延时，而是 STA 对“前一级数据</w:t>
       </w:r>
       <w:bookmarkStart w:id="0" w:name="_GoBack"/>
       <w:bookmarkEnd w:id="0"/>
-    </w:p>
-    <w:p>
-      <w:pPr>
-        <w:rPr>
-          <w:rFonts w:hint="default" w:ascii="宋体" w:hAnsi="宋体" w:eastAsia="宋体" w:cs="宋体"/>
-          <w:sz w:val="24"/>
-          <w:szCs w:val="24"/>
-          <w:lang w:val="en-US" w:eastAsia="zh-CN"/>
-        </w:rPr>
-      </w:pPr>
+      <w:r>
+        <w:rPr>
+          <w:rStyle w:val="15"/>
+          <w:rFonts w:ascii="宋体" w:hAnsi="宋体" w:eastAsia="宋体" w:cs="宋体"/>
+          <w:b w:val="0"/>
+          <w:bCs/>
+          <w:sz w:val="24"/>
+          <w:szCs w:val="24"/>
+        </w:rPr>
+        <w:t>晚到”的传递记录。</w:t>
+      </w:r>
+      <w:r>
+        <w:rPr>
+          <w:rFonts w:ascii="宋体" w:hAnsi="宋体" w:eastAsia="宋体" w:cs="宋体"/>
+          <w:sz w:val="24"/>
+          <w:szCs w:val="24"/>
+        </w:rPr>
+        <w:t xml:space="preserve"> </w:t>
+      </w:r>
     </w:p>
     <w:sectPr>
       <w:pgSz w:w="11906" w:h="16838"/>
